--- a/informe/Informe_Parcial1_DC-ANDES-1.docx
+++ b/informe/Informe_Parcial1_DC-ANDES-1.docx
@@ -546,7 +546,14 @@
           <w:tab w:val="right" w:leader="dot" w:pos="9628"/>
         </w:tabs>
         <w:rPr>
+          <w:rFonts w:asciiTheme="minorHAnsi" w:eastAsiaTheme="minorEastAsia" w:hAnsiTheme="minorHAnsi"/>
           <w:noProof/>
+          <w:color w:val="auto"/>
+          <w:kern w:val="2"/>
+          <w:sz w:val="24"/>
+          <w:szCs w:val="24"/>
+          <w:lang w:val="es-CO" w:eastAsia="es-CO"/>
+          <w14:ligatures w14:val="standardContextual"/>
         </w:rPr>
       </w:pPr>
       <w:r>
@@ -558,7 +565,7 @@
       <w:r>
         <w:fldChar w:fldCharType="separate"/>
       </w:r>
-      <w:hyperlink w:anchor="_Toc241156662" w:history="1">
+      <w:hyperlink w:anchor="_Toc241161849" w:history="1">
         <w:r>
           <w:rPr>
             <w:rStyle w:val="Hipervnculo"/>
@@ -585,7 +592,7 @@
             <w:noProof/>
             <w:webHidden/>
           </w:rPr>
-          <w:instrText xml:space="preserve"> PAGEREF _Toc241156662 \h </w:instrText>
+          <w:instrText xml:space="preserve"> PAGEREF _Toc241161849 \h </w:instrText>
         </w:r>
         <w:r>
           <w:rPr>
@@ -623,10 +630,17 @@
           <w:tab w:val="right" w:leader="dot" w:pos="9628"/>
         </w:tabs>
         <w:rPr>
+          <w:rFonts w:asciiTheme="minorHAnsi" w:eastAsiaTheme="minorEastAsia" w:hAnsiTheme="minorHAnsi"/>
           <w:noProof/>
+          <w:color w:val="auto"/>
+          <w:kern w:val="2"/>
+          <w:sz w:val="24"/>
+          <w:szCs w:val="24"/>
+          <w:lang w:val="es-CO" w:eastAsia="es-CO"/>
+          <w14:ligatures w14:val="standardContextual"/>
         </w:rPr>
       </w:pPr>
-      <w:hyperlink w:anchor="_Toc241156663" w:history="1">
+      <w:hyperlink w:anchor="_Toc241161850" w:history="1">
         <w:r>
           <w:rPr>
             <w:rStyle w:val="Hipervnculo"/>
@@ -653,7 +667,7 @@
             <w:noProof/>
             <w:webHidden/>
           </w:rPr>
-          <w:instrText xml:space="preserve"> PAGEREF _Toc241156663 \h </w:instrText>
+          <w:instrText xml:space="preserve"> PAGEREF _Toc241161850 \h </w:instrText>
         </w:r>
         <w:r>
           <w:rPr>
@@ -691,10 +705,17 @@
           <w:tab w:val="right" w:leader="dot" w:pos="9628"/>
         </w:tabs>
         <w:rPr>
+          <w:rFonts w:asciiTheme="minorHAnsi" w:eastAsiaTheme="minorEastAsia" w:hAnsiTheme="minorHAnsi"/>
           <w:noProof/>
+          <w:color w:val="auto"/>
+          <w:kern w:val="2"/>
+          <w:sz w:val="24"/>
+          <w:szCs w:val="24"/>
+          <w:lang w:val="es-CO" w:eastAsia="es-CO"/>
+          <w14:ligatures w14:val="standardContextual"/>
         </w:rPr>
       </w:pPr>
-      <w:hyperlink w:anchor="_Toc241156664" w:history="1">
+      <w:hyperlink w:anchor="_Toc241161851" w:history="1">
         <w:r>
           <w:rPr>
             <w:rStyle w:val="Hipervnculo"/>
@@ -721,7 +742,7 @@
             <w:noProof/>
             <w:webHidden/>
           </w:rPr>
-          <w:instrText xml:space="preserve"> PAGEREF _Toc241156664 \h </w:instrText>
+          <w:instrText xml:space="preserve"> PAGEREF _Toc241161851 \h </w:instrText>
         </w:r>
         <w:r>
           <w:rPr>
@@ -759,10 +780,17 @@
           <w:tab w:val="right" w:leader="dot" w:pos="9628"/>
         </w:tabs>
         <w:rPr>
+          <w:rFonts w:asciiTheme="minorHAnsi" w:eastAsiaTheme="minorEastAsia" w:hAnsiTheme="minorHAnsi"/>
           <w:noProof/>
+          <w:color w:val="auto"/>
+          <w:kern w:val="2"/>
+          <w:sz w:val="24"/>
+          <w:szCs w:val="24"/>
+          <w:lang w:val="es-CO" w:eastAsia="es-CO"/>
+          <w14:ligatures w14:val="standardContextual"/>
         </w:rPr>
       </w:pPr>
-      <w:hyperlink w:anchor="_Toc241156665" w:history="1">
+      <w:hyperlink w:anchor="_Toc241161852" w:history="1">
         <w:r>
           <w:rPr>
             <w:rStyle w:val="Hipervnculo"/>
@@ -789,7 +817,7 @@
             <w:noProof/>
             <w:webHidden/>
           </w:rPr>
-          <w:instrText xml:space="preserve"> PAGEREF _Toc241156665 \h </w:instrText>
+          <w:instrText xml:space="preserve"> PAGEREF _Toc241161852 \h </w:instrText>
         </w:r>
         <w:r>
           <w:rPr>
@@ -827,10 +855,17 @@
           <w:tab w:val="right" w:leader="dot" w:pos="9628"/>
         </w:tabs>
         <w:rPr>
+          <w:rFonts w:asciiTheme="minorHAnsi" w:eastAsiaTheme="minorEastAsia" w:hAnsiTheme="minorHAnsi"/>
           <w:noProof/>
+          <w:color w:val="auto"/>
+          <w:kern w:val="2"/>
+          <w:sz w:val="24"/>
+          <w:szCs w:val="24"/>
+          <w:lang w:val="es-CO" w:eastAsia="es-CO"/>
+          <w14:ligatures w14:val="standardContextual"/>
         </w:rPr>
       </w:pPr>
-      <w:hyperlink w:anchor="_Toc241156666" w:history="1">
+      <w:hyperlink w:anchor="_Toc241161853" w:history="1">
         <w:r>
           <w:rPr>
             <w:rStyle w:val="Hipervnculo"/>
@@ -857,7 +892,7 @@
             <w:noProof/>
             <w:webHidden/>
           </w:rPr>
-          <w:instrText xml:space="preserve"> PAGEREF _Toc241156666 \h </w:instrText>
+          <w:instrText xml:space="preserve"> PAGEREF _Toc241161853 \h </w:instrText>
         </w:r>
         <w:r>
           <w:rPr>
@@ -895,10 +930,17 @@
           <w:tab w:val="right" w:leader="dot" w:pos="9628"/>
         </w:tabs>
         <w:rPr>
+          <w:rFonts w:asciiTheme="minorHAnsi" w:eastAsiaTheme="minorEastAsia" w:hAnsiTheme="minorHAnsi"/>
           <w:noProof/>
+          <w:color w:val="auto"/>
+          <w:kern w:val="2"/>
+          <w:sz w:val="24"/>
+          <w:szCs w:val="24"/>
+          <w:lang w:val="es-CO" w:eastAsia="es-CO"/>
+          <w14:ligatures w14:val="standardContextual"/>
         </w:rPr>
       </w:pPr>
-      <w:hyperlink w:anchor="_Toc241156667" w:history="1">
+      <w:hyperlink w:anchor="_Toc241161854" w:history="1">
         <w:r>
           <w:rPr>
             <w:rStyle w:val="Hipervnculo"/>
@@ -925,7 +967,7 @@
             <w:noProof/>
             <w:webHidden/>
           </w:rPr>
-          <w:instrText xml:space="preserve"> PAGEREF _Toc241156667 \h </w:instrText>
+          <w:instrText xml:space="preserve"> PAGEREF _Toc241161854 \h </w:instrText>
         </w:r>
         <w:r>
           <w:rPr>
@@ -963,10 +1005,17 @@
           <w:tab w:val="right" w:leader="dot" w:pos="9628"/>
         </w:tabs>
         <w:rPr>
+          <w:rFonts w:asciiTheme="minorHAnsi" w:eastAsiaTheme="minorEastAsia" w:hAnsiTheme="minorHAnsi"/>
           <w:noProof/>
+          <w:color w:val="auto"/>
+          <w:kern w:val="2"/>
+          <w:sz w:val="24"/>
+          <w:szCs w:val="24"/>
+          <w:lang w:val="es-CO" w:eastAsia="es-CO"/>
+          <w14:ligatures w14:val="standardContextual"/>
         </w:rPr>
       </w:pPr>
-      <w:hyperlink w:anchor="_Toc241156668" w:history="1">
+      <w:hyperlink w:anchor="_Toc241161855" w:history="1">
         <w:r>
           <w:rPr>
             <w:rStyle w:val="Hipervnculo"/>
@@ -993,7 +1042,7 @@
             <w:noProof/>
             <w:webHidden/>
           </w:rPr>
-          <w:instrText xml:space="preserve"> PAGEREF _Toc241156668 \h </w:instrText>
+          <w:instrText xml:space="preserve"> PAGEREF _Toc241161855 \h </w:instrText>
         </w:r>
         <w:r>
           <w:rPr>
@@ -1031,10 +1080,17 @@
           <w:tab w:val="right" w:leader="dot" w:pos="9628"/>
         </w:tabs>
         <w:rPr>
+          <w:rFonts w:asciiTheme="minorHAnsi" w:eastAsiaTheme="minorEastAsia" w:hAnsiTheme="minorHAnsi"/>
           <w:noProof/>
+          <w:color w:val="auto"/>
+          <w:kern w:val="2"/>
+          <w:sz w:val="24"/>
+          <w:szCs w:val="24"/>
+          <w:lang w:val="es-CO" w:eastAsia="es-CO"/>
+          <w14:ligatures w14:val="standardContextual"/>
         </w:rPr>
       </w:pPr>
-      <w:hyperlink w:anchor="_Toc241156669" w:history="1">
+      <w:hyperlink w:anchor="_Toc241161856" w:history="1">
         <w:r>
           <w:rPr>
             <w:rStyle w:val="Hipervnculo"/>
@@ -1061,7 +1117,7 @@
             <w:noProof/>
             <w:webHidden/>
           </w:rPr>
-          <w:instrText xml:space="preserve"> PAGEREF _Toc241156669 \h </w:instrText>
+          <w:instrText xml:space="preserve"> PAGEREF _Toc241161856 \h </w:instrText>
         </w:r>
         <w:r>
           <w:rPr>
@@ -1099,10 +1155,17 @@
           <w:tab w:val="right" w:leader="dot" w:pos="9628"/>
         </w:tabs>
         <w:rPr>
+          <w:rFonts w:asciiTheme="minorHAnsi" w:eastAsiaTheme="minorEastAsia" w:hAnsiTheme="minorHAnsi"/>
           <w:noProof/>
+          <w:color w:val="auto"/>
+          <w:kern w:val="2"/>
+          <w:sz w:val="24"/>
+          <w:szCs w:val="24"/>
+          <w:lang w:val="es-CO" w:eastAsia="es-CO"/>
+          <w14:ligatures w14:val="standardContextual"/>
         </w:rPr>
       </w:pPr>
-      <w:hyperlink w:anchor="_Toc241156670" w:history="1">
+      <w:hyperlink w:anchor="_Toc241161857" w:history="1">
         <w:r>
           <w:rPr>
             <w:rStyle w:val="Hipervnculo"/>
@@ -1129,7 +1192,7 @@
             <w:noProof/>
             <w:webHidden/>
           </w:rPr>
-          <w:instrText xml:space="preserve"> PAGEREF _Toc241156670 \h </w:instrText>
+          <w:instrText xml:space="preserve"> PAGEREF _Toc241161857 \h </w:instrText>
         </w:r>
         <w:r>
           <w:rPr>
@@ -1167,10 +1230,17 @@
           <w:tab w:val="right" w:leader="dot" w:pos="9628"/>
         </w:tabs>
         <w:rPr>
+          <w:rFonts w:asciiTheme="minorHAnsi" w:eastAsiaTheme="minorEastAsia" w:hAnsiTheme="minorHAnsi"/>
           <w:noProof/>
+          <w:color w:val="auto"/>
+          <w:kern w:val="2"/>
+          <w:sz w:val="24"/>
+          <w:szCs w:val="24"/>
+          <w:lang w:val="es-CO" w:eastAsia="es-CO"/>
+          <w14:ligatures w14:val="standardContextual"/>
         </w:rPr>
       </w:pPr>
-      <w:hyperlink w:anchor="_Toc241156671" w:history="1">
+      <w:hyperlink w:anchor="_Toc241161858" w:history="1">
         <w:r>
           <w:rPr>
             <w:rStyle w:val="Hipervnculo"/>
@@ -1197,7 +1267,7 @@
             <w:noProof/>
             <w:webHidden/>
           </w:rPr>
-          <w:instrText xml:space="preserve"> PAGEREF _Toc241156671 \h </w:instrText>
+          <w:instrText xml:space="preserve"> PAGEREF _Toc241161858 \h </w:instrText>
         </w:r>
         <w:r>
           <w:rPr>
@@ -1235,10 +1305,17 @@
           <w:tab w:val="right" w:leader="dot" w:pos="9628"/>
         </w:tabs>
         <w:rPr>
+          <w:rFonts w:asciiTheme="minorHAnsi" w:eastAsiaTheme="minorEastAsia" w:hAnsiTheme="minorHAnsi"/>
           <w:noProof/>
+          <w:color w:val="auto"/>
+          <w:kern w:val="2"/>
+          <w:sz w:val="24"/>
+          <w:szCs w:val="24"/>
+          <w:lang w:val="es-CO" w:eastAsia="es-CO"/>
+          <w14:ligatures w14:val="standardContextual"/>
         </w:rPr>
       </w:pPr>
-      <w:hyperlink w:anchor="_Toc241156672" w:history="1">
+      <w:hyperlink w:anchor="_Toc241161859" w:history="1">
         <w:r>
           <w:rPr>
             <w:rStyle w:val="Hipervnculo"/>
@@ -1265,7 +1342,7 @@
             <w:noProof/>
             <w:webHidden/>
           </w:rPr>
-          <w:instrText xml:space="preserve"> PAGEREF _Toc241156672 \h </w:instrText>
+          <w:instrText xml:space="preserve"> PAGEREF _Toc241161859 \h </w:instrText>
         </w:r>
         <w:r>
           <w:rPr>
@@ -1285,7 +1362,7 @@
             <w:noProof/>
             <w:webHidden/>
           </w:rPr>
-          <w:t>8</w:t>
+          <w:t>9</w:t>
         </w:r>
         <w:r>
           <w:rPr>
@@ -1303,10 +1380,17 @@
           <w:tab w:val="right" w:leader="dot" w:pos="9628"/>
         </w:tabs>
         <w:rPr>
+          <w:rFonts w:asciiTheme="minorHAnsi" w:eastAsiaTheme="minorEastAsia" w:hAnsiTheme="minorHAnsi"/>
           <w:noProof/>
+          <w:color w:val="auto"/>
+          <w:kern w:val="2"/>
+          <w:sz w:val="24"/>
+          <w:szCs w:val="24"/>
+          <w:lang w:val="es-CO" w:eastAsia="es-CO"/>
+          <w14:ligatures w14:val="standardContextual"/>
         </w:rPr>
       </w:pPr>
-      <w:hyperlink w:anchor="_Toc241156673" w:history="1">
+      <w:hyperlink w:anchor="_Toc241161860" w:history="1">
         <w:r>
           <w:rPr>
             <w:rStyle w:val="Hipervnculo"/>
@@ -1333,7 +1417,7 @@
             <w:noProof/>
             <w:webHidden/>
           </w:rPr>
-          <w:instrText xml:space="preserve"> PAGEREF _Toc241156673 \h </w:instrText>
+          <w:instrText xml:space="preserve"> PAGEREF _Toc241161860 \h </w:instrText>
         </w:r>
         <w:r>
           <w:rPr>
@@ -1353,7 +1437,7 @@
             <w:noProof/>
             <w:webHidden/>
           </w:rPr>
-          <w:t>8</w:t>
+          <w:t>9</w:t>
         </w:r>
         <w:r>
           <w:rPr>
@@ -1371,10 +1455,17 @@
           <w:tab w:val="right" w:leader="dot" w:pos="9628"/>
         </w:tabs>
         <w:rPr>
+          <w:rFonts w:asciiTheme="minorHAnsi" w:eastAsiaTheme="minorEastAsia" w:hAnsiTheme="minorHAnsi"/>
           <w:noProof/>
+          <w:color w:val="auto"/>
+          <w:kern w:val="2"/>
+          <w:sz w:val="24"/>
+          <w:szCs w:val="24"/>
+          <w:lang w:val="es-CO" w:eastAsia="es-CO"/>
+          <w14:ligatures w14:val="standardContextual"/>
         </w:rPr>
       </w:pPr>
-      <w:hyperlink w:anchor="_Toc241156674" w:history="1">
+      <w:hyperlink w:anchor="_Toc241161861" w:history="1">
         <w:r>
           <w:rPr>
             <w:rStyle w:val="Hipervnculo"/>
@@ -1401,7 +1492,7 @@
             <w:noProof/>
             <w:webHidden/>
           </w:rPr>
-          <w:instrText xml:space="preserve"> PAGEREF _Toc241156674 \h </w:instrText>
+          <w:instrText xml:space="preserve"> PAGEREF _Toc241161861 \h </w:instrText>
         </w:r>
         <w:r>
           <w:rPr>
@@ -1421,7 +1512,7 @@
             <w:noProof/>
             <w:webHidden/>
           </w:rPr>
-          <w:t>10</w:t>
+          <w:t>11</w:t>
         </w:r>
         <w:r>
           <w:rPr>
@@ -1439,10 +1530,17 @@
           <w:tab w:val="right" w:leader="dot" w:pos="9628"/>
         </w:tabs>
         <w:rPr>
+          <w:rFonts w:asciiTheme="minorHAnsi" w:eastAsiaTheme="minorEastAsia" w:hAnsiTheme="minorHAnsi"/>
           <w:noProof/>
+          <w:color w:val="auto"/>
+          <w:kern w:val="2"/>
+          <w:sz w:val="24"/>
+          <w:szCs w:val="24"/>
+          <w:lang w:val="es-CO" w:eastAsia="es-CO"/>
+          <w14:ligatures w14:val="standardContextual"/>
         </w:rPr>
       </w:pPr>
-      <w:hyperlink w:anchor="_Toc241156675" w:history="1">
+      <w:hyperlink w:anchor="_Toc241161862" w:history="1">
         <w:r>
           <w:rPr>
             <w:rStyle w:val="Hipervnculo"/>
@@ -1469,7 +1567,7 @@
             <w:noProof/>
             <w:webHidden/>
           </w:rPr>
-          <w:instrText xml:space="preserve"> PAGEREF _Toc241156675 \h </w:instrText>
+          <w:instrText xml:space="preserve"> PAGEREF _Toc241161862 \h </w:instrText>
         </w:r>
         <w:r>
           <w:rPr>
@@ -1489,7 +1587,7 @@
             <w:noProof/>
             <w:webHidden/>
           </w:rPr>
-          <w:t>10</w:t>
+          <w:t>11</w:t>
         </w:r>
         <w:r>
           <w:rPr>
@@ -1514,7 +1612,7 @@
       <w:pPr>
         <w:pStyle w:val="Ttulo1"/>
       </w:pPr>
-      <w:bookmarkStart w:id="0" w:name="_Toc241156662"/>
+      <w:bookmarkStart w:id="0" w:name="_Toc241161849"/>
       <w:r>
         <w:lastRenderedPageBreak/>
         <w:t>Historial de versiones</w:t>
@@ -2978,7 +3076,7 @@
       <w:pPr>
         <w:pStyle w:val="Ttulo1"/>
       </w:pPr>
-      <w:bookmarkStart w:id="1" w:name="_Toc241156663"/>
+      <w:bookmarkStart w:id="1" w:name="_Toc241161850"/>
       <w:r>
         <w:lastRenderedPageBreak/>
         <w:t>1. Resumen ejecutivo</w:t>
@@ -2987,10 +3085,7 @@
     </w:p>
     <w:p>
       <w:r>
-        <w:t>El proyecto despliega un escenario completo de centro de datos sobre Azure IoT Central. La flota no se llenó con un solo simulador: cada uno de los diez dispositivos declara un origen de envío distinto (simulador nativo de la plantilla, dos ESP32 virtuales en Wokwi, tres scripts Python con transportes y códigos diferentes, un replay de CSV histórico, un puente HTTP/REST y dos feeds de API pública). Sobre esa flota se configuraron vistas de operador, reglas con alertas y un panel tipo cuarto de control con i</w:t>
-      </w:r>
-      <w:r>
-        <w:t>dentidad visual propia, y se mantiene una ventana de métricas de cuatro días no continuos.</w:t>
+        <w:t>El proyecto despliega un escenario completo de centro de datos sobre Azure IoT Central. La flota no se llenó con un solo simulador: cada uno de los diez dispositivos declara un origen de envío distinto (simulador nativo de la plantilla, dos ESP32 virtuales en Wokwi, tres scripts Python con transportes y códigos diferentes, un replay de CSV histórico, un puente HTTP/REST y dos feeds de API pública). Sobre esa flota se configuraron vistas de operador, reglas con alertas y un panel tipo cuarto de control con identidad visual propia, y se mantiene una ventana de métricas de cuatro días no continuos.</w:t>
       </w:r>
     </w:p>
     <w:tbl>
@@ -3310,7 +3405,7 @@
       <w:pPr>
         <w:pStyle w:val="Ttulo1"/>
       </w:pPr>
-      <w:bookmarkStart w:id="2" w:name="_Toc241156664"/>
+      <w:bookmarkStart w:id="2" w:name="_Toc241161851"/>
       <w:r>
         <w:t>2. Escenario seleccionado y objetivo de operación</w:t>
       </w:r>
@@ -4242,7 +4337,7 @@
       <w:pPr>
         <w:pStyle w:val="Ttulo1"/>
       </w:pPr>
-      <w:bookmarkStart w:id="3" w:name="_Toc241156665"/>
+      <w:bookmarkStart w:id="3" w:name="_Toc241161852"/>
       <w:r>
         <w:lastRenderedPageBreak/>
         <w:t>3. Arquitectura de referencia con telecomunicaciones</w:t>
@@ -4782,7 +4877,7 @@
           <w:noProof/>
         </w:rPr>
         <w:drawing>
-          <wp:inline distT="0" distB="0" distL="0" distR="0" wp14:anchorId="3455FC99" wp14:editId="61C857FD">
+          <wp:inline distT="0" distB="0" distL="0" distR="0" wp14:anchorId="3584122E" wp14:editId="26BA4A93">
             <wp:extent cx="5940000" cy="3903429"/>
             <wp:effectExtent l="0" t="0" r="0" b="0"/>
             <wp:docPr id="1" name="Picture 1"/>
@@ -4844,7 +4939,7 @@
       <w:pPr>
         <w:pStyle w:val="Ttulo1"/>
       </w:pPr>
-      <w:bookmarkStart w:id="4" w:name="_Toc241156666"/>
+      <w:bookmarkStart w:id="4" w:name="_Toc241161853"/>
       <w:r>
         <w:t>4. Catálogo de 10 dispositivos (un solo inventario)</w:t>
       </w:r>
@@ -7345,7 +7440,7 @@
       <w:pPr>
         <w:pStyle w:val="Ttulo1"/>
       </w:pPr>
-      <w:bookmarkStart w:id="5" w:name="_Toc241156667"/>
+      <w:bookmarkStart w:id="5" w:name="_Toc241161854"/>
       <w:r>
         <w:t>5. Digital Twin (plantilla) y operación</w:t>
       </w:r>
@@ -7721,7 +7816,7 @@
       <w:pPr>
         <w:pStyle w:val="Ttulo1"/>
       </w:pPr>
-      <w:bookmarkStart w:id="6" w:name="_Toc241156668"/>
+      <w:bookmarkStart w:id="6" w:name="_Toc241161855"/>
       <w:r>
         <w:t>6. Asincronía, desconexión y operación en línea</w:t>
       </w:r>
@@ -8671,7 +8766,7 @@
       <w:pPr>
         <w:pStyle w:val="Ttulo1"/>
       </w:pPr>
-      <w:bookmarkStart w:id="7" w:name="_Toc241156669"/>
+      <w:bookmarkStart w:id="7" w:name="_Toc241161856"/>
       <w:r>
         <w:t>7. Ventana de 4 días no continuos</w:t>
       </w:r>
@@ -8740,7 +8835,7 @@
       <w:pPr>
         <w:pStyle w:val="Ttulo1"/>
       </w:pPr>
-      <w:bookmarkStart w:id="8" w:name="_Toc241156670"/>
+      <w:bookmarkStart w:id="8" w:name="_Toc241161857"/>
       <w:r>
         <w:t>8. Cuarto de control</w:t>
       </w:r>
@@ -9186,11 +9281,16 @@
       <w:pPr>
         <w:pStyle w:val="Ttulo1"/>
       </w:pPr>
-      <w:bookmarkStart w:id="9" w:name="_Toc241156671"/>
+      <w:bookmarkStart w:id="9" w:name="_Toc241161858"/>
       <w:r>
         <w:t>9. Reglas y alertas</w:t>
       </w:r>
       <w:bookmarkEnd w:id="9"/>
+    </w:p>
+    <w:p>
+      <w:r>
+        <w:t>La aplicación tiene seis reglas creadas sobre la plantilla Nodo DC-ANDES-1 y habilitadas en la plataforma (evidencia E6). Cada regla evalúa una telemetría del modelo contra un umbral operativo y dispara una acción de correo electrónico a la cuenta del operador; los umbrales coinciden con los del anexo A y con los que publican los nodos.</w:t>
+      </w:r>
     </w:p>
     <w:tbl>
       <w:tblPr>
@@ -9199,9 +9299,11 @@
         <w:tblLook w:val="04A0" w:firstRow="1" w:lastRow="0" w:firstColumn="1" w:lastColumn="0" w:noHBand="0" w:noVBand="1"/>
       </w:tblPr>
       <w:tblGrid>
-        <w:gridCol w:w="2835"/>
-        <w:gridCol w:w="3118"/>
-        <w:gridCol w:w="3288"/>
+        <w:gridCol w:w="454"/>
+        <w:gridCol w:w="2948"/>
+        <w:gridCol w:w="2551"/>
+        <w:gridCol w:w="1134"/>
+        <w:gridCol w:w="2154"/>
       </w:tblGrid>
       <w:tr>
         <w:trPr>
@@ -9211,7 +9313,7 @@
         </w:trPr>
         <w:tc>
           <w:tcPr>
-            <w:tcW w:w="2835" w:type="dxa"/>
+            <w:tcW w:w="454" w:type="dxa"/>
             <w:tcBorders>
               <w:top w:val="single" w:sz="4" w:space="0" w:color="0B2A4A"/>
               <w:left w:val="single" w:sz="4" w:space="0" w:color="0B2A4A"/>
@@ -9237,13 +9339,13 @@
                 <w:color w:val="FFFFFF"/>
                 <w:sz w:val="19"/>
               </w:rPr>
-              <w:t>Regla</w:t>
-            </w:r>
-          </w:p>
-        </w:tc>
-        <w:tc>
-          <w:tcPr>
-            <w:tcW w:w="3118" w:type="dxa"/>
+              <w:t>#</w:t>
+            </w:r>
+          </w:p>
+        </w:tc>
+        <w:tc>
+          <w:tcPr>
+            <w:tcW w:w="2948" w:type="dxa"/>
             <w:tcBorders>
               <w:top w:val="single" w:sz="4" w:space="0" w:color="0B2A4A"/>
               <w:left w:val="single" w:sz="4" w:space="0" w:color="0B2A4A"/>
@@ -9269,13 +9371,13 @@
                 <w:color w:val="FFFFFF"/>
                 <w:sz w:val="19"/>
               </w:rPr>
-              <w:t>Condición</w:t>
-            </w:r>
-          </w:p>
-        </w:tc>
-        <w:tc>
-          <w:tcPr>
-            <w:tcW w:w="3288" w:type="dxa"/>
+              <w:t>Regla (nombre en Central)</w:t>
+            </w:r>
+          </w:p>
+        </w:tc>
+        <w:tc>
+          <w:tcPr>
+            <w:tcW w:w="2551" w:type="dxa"/>
             <w:tcBorders>
               <w:top w:val="single" w:sz="4" w:space="0" w:color="0B2A4A"/>
               <w:left w:val="single" w:sz="4" w:space="0" w:color="0B2A4A"/>
@@ -9301,7 +9403,71 @@
                 <w:color w:val="FFFFFF"/>
                 <w:sz w:val="19"/>
               </w:rPr>
+              <w:t>Condición</w:t>
+            </w:r>
+          </w:p>
+        </w:tc>
+        <w:tc>
+          <w:tcPr>
+            <w:tcW w:w="1134" w:type="dxa"/>
+            <w:tcBorders>
+              <w:top w:val="single" w:sz="4" w:space="0" w:color="0B2A4A"/>
+              <w:left w:val="single" w:sz="4" w:space="0" w:color="0B2A4A"/>
+              <w:bottom w:val="single" w:sz="4" w:space="0" w:color="0B2A4A"/>
+              <w:right w:val="single" w:sz="4" w:space="0" w:color="0B2A4A"/>
+            </w:tcBorders>
+            <w:shd w:val="clear" w:color="auto" w:fill="0B2A4A"/>
+            <w:tcMar>
+              <w:top w:w="90" w:type="dxa"/>
+              <w:left w:w="130" w:type="dxa"/>
+              <w:bottom w:w="90" w:type="dxa"/>
+              <w:right w:w="130" w:type="dxa"/>
+            </w:tcMar>
+            <w:vAlign w:val="center"/>
+          </w:tcPr>
+          <w:p>
+            <w:pPr>
+              <w:keepNext/>
+            </w:pPr>
+            <w:r>
+              <w:rPr>
+                <w:b/>
+                <w:color w:val="FFFFFF"/>
+                <w:sz w:val="19"/>
+              </w:rPr>
               <w:t>Acción</w:t>
+            </w:r>
+          </w:p>
+        </w:tc>
+        <w:tc>
+          <w:tcPr>
+            <w:tcW w:w="2154" w:type="dxa"/>
+            <w:tcBorders>
+              <w:top w:val="single" w:sz="4" w:space="0" w:color="0B2A4A"/>
+              <w:left w:val="single" w:sz="4" w:space="0" w:color="0B2A4A"/>
+              <w:bottom w:val="single" w:sz="4" w:space="0" w:color="0B2A4A"/>
+              <w:right w:val="single" w:sz="4" w:space="0" w:color="0B2A4A"/>
+            </w:tcBorders>
+            <w:shd w:val="clear" w:color="auto" w:fill="0B2A4A"/>
+            <w:tcMar>
+              <w:top w:w="90" w:type="dxa"/>
+              <w:left w:w="130" w:type="dxa"/>
+              <w:bottom w:w="90" w:type="dxa"/>
+              <w:right w:w="130" w:type="dxa"/>
+            </w:tcMar>
+            <w:vAlign w:val="center"/>
+          </w:tcPr>
+          <w:p>
+            <w:pPr>
+              <w:keepNext/>
+            </w:pPr>
+            <w:r>
+              <w:rPr>
+                <w:b/>
+                <w:color w:val="FFFFFF"/>
+                <w:sz w:val="19"/>
+              </w:rPr>
+              <w:t>Id</w:t>
             </w:r>
           </w:p>
         </w:tc>
@@ -9313,7 +9479,7 @@
         </w:trPr>
         <w:tc>
           <w:tcPr>
-            <w:tcW w:w="2835" w:type="dxa"/>
+            <w:tcW w:w="454" w:type="dxa"/>
             <w:tcBorders>
               <w:top w:val="single" w:sz="4" w:space="0" w:color="D0D7DE"/>
               <w:left w:val="single" w:sz="4" w:space="0" w:color="D0D7DE"/>
@@ -9339,13 +9505,13 @@
                 <w:b/>
                 <w:sz w:val="19"/>
               </w:rPr>
-              <w:t>Temperatura de rack alta</w:t>
-            </w:r>
-          </w:p>
-        </w:tc>
-        <w:tc>
-          <w:tcPr>
-            <w:tcW w:w="3118" w:type="dxa"/>
+              <w:t>1</w:t>
+            </w:r>
+          </w:p>
+        </w:tc>
+        <w:tc>
+          <w:tcPr>
+            <w:tcW w:w="2948" w:type="dxa"/>
             <w:tcBorders>
               <w:top w:val="single" w:sz="4" w:space="0" w:color="D0D7DE"/>
               <w:left w:val="single" w:sz="4" w:space="0" w:color="D0D7DE"/>
@@ -9370,13 +9536,44 @@
               <w:rPr>
                 <w:sz w:val="19"/>
               </w:rPr>
+              <w:t>Alerta temperatura de rack</w:t>
+            </w:r>
+          </w:p>
+        </w:tc>
+        <w:tc>
+          <w:tcPr>
+            <w:tcW w:w="2551" w:type="dxa"/>
+            <w:tcBorders>
+              <w:top w:val="single" w:sz="4" w:space="0" w:color="D0D7DE"/>
+              <w:left w:val="single" w:sz="4" w:space="0" w:color="D0D7DE"/>
+              <w:bottom w:val="single" w:sz="4" w:space="0" w:color="D0D7DE"/>
+              <w:right w:val="single" w:sz="4" w:space="0" w:color="D0D7DE"/>
+            </w:tcBorders>
+            <w:shd w:val="clear" w:color="auto" w:fill="FFFFFF"/>
+            <w:tcMar>
+              <w:top w:w="90" w:type="dxa"/>
+              <w:left w:w="130" w:type="dxa"/>
+              <w:bottom w:w="90" w:type="dxa"/>
+              <w:right w:w="130" w:type="dxa"/>
+            </w:tcMar>
+            <w:vAlign w:val="center"/>
+          </w:tcPr>
+          <w:p>
+            <w:pPr>
+              <w:keepNext/>
+              <w:spacing w:after="0"/>
+            </w:pPr>
+            <w:r>
+              <w:rPr>
+                <w:sz w:val="19"/>
+              </w:rPr>
               <w:t>tempExhaust &gt; 35 °C</w:t>
             </w:r>
           </w:p>
         </w:tc>
         <w:tc>
           <w:tcPr>
-            <w:tcW w:w="3288" w:type="dxa"/>
+            <w:tcW w:w="1134" w:type="dxa"/>
             <w:tcBorders>
               <w:top w:val="single" w:sz="4" w:space="0" w:color="D0D7DE"/>
               <w:left w:val="single" w:sz="4" w:space="0" w:color="D0D7DE"/>
@@ -9401,7 +9598,38 @@
               <w:rPr>
                 <w:sz w:val="19"/>
               </w:rPr>
-              <w:t>correo + webhook</w:t>
+              <w:t>correo</w:t>
+            </w:r>
+          </w:p>
+        </w:tc>
+        <w:tc>
+          <w:tcPr>
+            <w:tcW w:w="2154" w:type="dxa"/>
+            <w:tcBorders>
+              <w:top w:val="single" w:sz="4" w:space="0" w:color="D0D7DE"/>
+              <w:left w:val="single" w:sz="4" w:space="0" w:color="D0D7DE"/>
+              <w:bottom w:val="single" w:sz="4" w:space="0" w:color="D0D7DE"/>
+              <w:right w:val="single" w:sz="4" w:space="0" w:color="D0D7DE"/>
+            </w:tcBorders>
+            <w:shd w:val="clear" w:color="auto" w:fill="FFFFFF"/>
+            <w:tcMar>
+              <w:top w:w="90" w:type="dxa"/>
+              <w:left w:w="130" w:type="dxa"/>
+              <w:bottom w:w="90" w:type="dxa"/>
+              <w:right w:w="130" w:type="dxa"/>
+            </w:tcMar>
+            <w:vAlign w:val="center"/>
+          </w:tcPr>
+          <w:p>
+            <w:pPr>
+              <w:keepNext/>
+              <w:spacing w:after="0"/>
+            </w:pPr>
+            <w:r>
+              <w:rPr>
+                <w:sz w:val="19"/>
+              </w:rPr>
+              <w:t>067173ba…</w:t>
             </w:r>
           </w:p>
         </w:tc>
@@ -9413,7 +9641,7 @@
         </w:trPr>
         <w:tc>
           <w:tcPr>
-            <w:tcW w:w="2835" w:type="dxa"/>
+            <w:tcW w:w="454" w:type="dxa"/>
             <w:tcBorders>
               <w:top w:val="single" w:sz="4" w:space="0" w:color="D0D7DE"/>
               <w:left w:val="single" w:sz="4" w:space="0" w:color="D0D7DE"/>
@@ -9439,13 +9667,13 @@
                 <w:b/>
                 <w:sz w:val="19"/>
               </w:rPr>
-              <w:t>Humedad de rack fuera de banda</w:t>
-            </w:r>
-          </w:p>
-        </w:tc>
-        <w:tc>
-          <w:tcPr>
-            <w:tcW w:w="3118" w:type="dxa"/>
+              <w:t>2</w:t>
+            </w:r>
+          </w:p>
+        </w:tc>
+        <w:tc>
+          <w:tcPr>
+            <w:tcW w:w="2948" w:type="dxa"/>
             <w:tcBorders>
               <w:top w:val="single" w:sz="4" w:space="0" w:color="D0D7DE"/>
               <w:left w:val="single" w:sz="4" w:space="0" w:color="D0D7DE"/>
@@ -9470,13 +9698,44 @@
               <w:rPr>
                 <w:sz w:val="19"/>
               </w:rPr>
+              <w:t>Alerta humedad de rack</w:t>
+            </w:r>
+          </w:p>
+        </w:tc>
+        <w:tc>
+          <w:tcPr>
+            <w:tcW w:w="2551" w:type="dxa"/>
+            <w:tcBorders>
+              <w:top w:val="single" w:sz="4" w:space="0" w:color="D0D7DE"/>
+              <w:left w:val="single" w:sz="4" w:space="0" w:color="D0D7DE"/>
+              <w:bottom w:val="single" w:sz="4" w:space="0" w:color="D0D7DE"/>
+              <w:right w:val="single" w:sz="4" w:space="0" w:color="D0D7DE"/>
+            </w:tcBorders>
+            <w:shd w:val="clear" w:color="auto" w:fill="F4F7FB"/>
+            <w:tcMar>
+              <w:top w:w="90" w:type="dxa"/>
+              <w:left w:w="130" w:type="dxa"/>
+              <w:bottom w:w="90" w:type="dxa"/>
+              <w:right w:w="130" w:type="dxa"/>
+            </w:tcMar>
+            <w:vAlign w:val="center"/>
+          </w:tcPr>
+          <w:p>
+            <w:pPr>
+              <w:keepNext/>
+              <w:spacing w:after="0"/>
+            </w:pPr>
+            <w:r>
+              <w:rPr>
+                <w:sz w:val="19"/>
+              </w:rPr>
               <w:t>humedadRack &gt; 60 %HR</w:t>
             </w:r>
           </w:p>
         </w:tc>
         <w:tc>
           <w:tcPr>
-            <w:tcW w:w="3288" w:type="dxa"/>
+            <w:tcW w:w="1134" w:type="dxa"/>
             <w:tcBorders>
               <w:top w:val="single" w:sz="4" w:space="0" w:color="D0D7DE"/>
               <w:left w:val="single" w:sz="4" w:space="0" w:color="D0D7DE"/>
@@ -9502,6 +9761,37 @@
                 <w:sz w:val="19"/>
               </w:rPr>
               <w:t>correo</w:t>
+            </w:r>
+          </w:p>
+        </w:tc>
+        <w:tc>
+          <w:tcPr>
+            <w:tcW w:w="2154" w:type="dxa"/>
+            <w:tcBorders>
+              <w:top w:val="single" w:sz="4" w:space="0" w:color="D0D7DE"/>
+              <w:left w:val="single" w:sz="4" w:space="0" w:color="D0D7DE"/>
+              <w:bottom w:val="single" w:sz="4" w:space="0" w:color="D0D7DE"/>
+              <w:right w:val="single" w:sz="4" w:space="0" w:color="D0D7DE"/>
+            </w:tcBorders>
+            <w:shd w:val="clear" w:color="auto" w:fill="F4F7FB"/>
+            <w:tcMar>
+              <w:top w:w="90" w:type="dxa"/>
+              <w:left w:w="130" w:type="dxa"/>
+              <w:bottom w:w="90" w:type="dxa"/>
+              <w:right w:w="130" w:type="dxa"/>
+            </w:tcMar>
+            <w:vAlign w:val="center"/>
+          </w:tcPr>
+          <w:p>
+            <w:pPr>
+              <w:keepNext/>
+              <w:spacing w:after="0"/>
+            </w:pPr>
+            <w:r>
+              <w:rPr>
+                <w:sz w:val="19"/>
+              </w:rPr>
+              <w:t>7ac863ed…</w:t>
             </w:r>
           </w:p>
         </w:tc>
@@ -9513,7 +9803,7 @@
         </w:trPr>
         <w:tc>
           <w:tcPr>
-            <w:tcW w:w="2835" w:type="dxa"/>
+            <w:tcW w:w="454" w:type="dxa"/>
             <w:tcBorders>
               <w:top w:val="single" w:sz="4" w:space="0" w:color="D0D7DE"/>
               <w:left w:val="single" w:sz="4" w:space="0" w:color="D0D7DE"/>
@@ -9539,13 +9829,13 @@
                 <w:b/>
                 <w:sz w:val="19"/>
               </w:rPr>
-              <w:t>Fuga de agua</w:t>
-            </w:r>
-          </w:p>
-        </w:tc>
-        <w:tc>
-          <w:tcPr>
-            <w:tcW w:w="3118" w:type="dxa"/>
+              <w:t>3</w:t>
+            </w:r>
+          </w:p>
+        </w:tc>
+        <w:tc>
+          <w:tcPr>
+            <w:tcW w:w="2948" w:type="dxa"/>
             <w:tcBorders>
               <w:top w:val="single" w:sz="4" w:space="0" w:color="D0D7DE"/>
               <w:left w:val="single" w:sz="4" w:space="0" w:color="D0D7DE"/>
@@ -9570,13 +9860,13 @@
               <w:rPr>
                 <w:sz w:val="19"/>
               </w:rPr>
-              <w:t>fugaAgua = true</w:t>
-            </w:r>
-          </w:p>
-        </w:tc>
-        <w:tc>
-          <w:tcPr>
-            <w:tcW w:w="3288" w:type="dxa"/>
+              <w:t>Humo detectado en sala</w:t>
+            </w:r>
+          </w:p>
+        </w:tc>
+        <w:tc>
+          <w:tcPr>
+            <w:tcW w:w="2551" w:type="dxa"/>
             <w:tcBorders>
               <w:top w:val="single" w:sz="4" w:space="0" w:color="D0D7DE"/>
               <w:left w:val="single" w:sz="4" w:space="0" w:color="D0D7DE"/>
@@ -9601,7 +9891,69 @@
               <w:rPr>
                 <w:sz w:val="19"/>
               </w:rPr>
-              <w:t>correo + webhook</w:t>
+              <w:t>humo &gt; 0,08 %obs/m</w:t>
+            </w:r>
+          </w:p>
+        </w:tc>
+        <w:tc>
+          <w:tcPr>
+            <w:tcW w:w="1134" w:type="dxa"/>
+            <w:tcBorders>
+              <w:top w:val="single" w:sz="4" w:space="0" w:color="D0D7DE"/>
+              <w:left w:val="single" w:sz="4" w:space="0" w:color="D0D7DE"/>
+              <w:bottom w:val="single" w:sz="4" w:space="0" w:color="D0D7DE"/>
+              <w:right w:val="single" w:sz="4" w:space="0" w:color="D0D7DE"/>
+            </w:tcBorders>
+            <w:shd w:val="clear" w:color="auto" w:fill="FFFFFF"/>
+            <w:tcMar>
+              <w:top w:w="90" w:type="dxa"/>
+              <w:left w:w="130" w:type="dxa"/>
+              <w:bottom w:w="90" w:type="dxa"/>
+              <w:right w:w="130" w:type="dxa"/>
+            </w:tcMar>
+            <w:vAlign w:val="center"/>
+          </w:tcPr>
+          <w:p>
+            <w:pPr>
+              <w:keepNext/>
+              <w:spacing w:after="0"/>
+            </w:pPr>
+            <w:r>
+              <w:rPr>
+                <w:sz w:val="19"/>
+              </w:rPr>
+              <w:t>correo</w:t>
+            </w:r>
+          </w:p>
+        </w:tc>
+        <w:tc>
+          <w:tcPr>
+            <w:tcW w:w="2154" w:type="dxa"/>
+            <w:tcBorders>
+              <w:top w:val="single" w:sz="4" w:space="0" w:color="D0D7DE"/>
+              <w:left w:val="single" w:sz="4" w:space="0" w:color="D0D7DE"/>
+              <w:bottom w:val="single" w:sz="4" w:space="0" w:color="D0D7DE"/>
+              <w:right w:val="single" w:sz="4" w:space="0" w:color="D0D7DE"/>
+            </w:tcBorders>
+            <w:shd w:val="clear" w:color="auto" w:fill="FFFFFF"/>
+            <w:tcMar>
+              <w:top w:w="90" w:type="dxa"/>
+              <w:left w:w="130" w:type="dxa"/>
+              <w:bottom w:w="90" w:type="dxa"/>
+              <w:right w:w="130" w:type="dxa"/>
+            </w:tcMar>
+            <w:vAlign w:val="center"/>
+          </w:tcPr>
+          <w:p>
+            <w:pPr>
+              <w:keepNext/>
+              <w:spacing w:after="0"/>
+            </w:pPr>
+            <w:r>
+              <w:rPr>
+                <w:sz w:val="19"/>
+              </w:rPr>
+              <w:t>6a579d61…</w:t>
             </w:r>
           </w:p>
         </w:tc>
@@ -9613,7 +9965,7 @@
         </w:trPr>
         <w:tc>
           <w:tcPr>
-            <w:tcW w:w="2835" w:type="dxa"/>
+            <w:tcW w:w="454" w:type="dxa"/>
             <w:tcBorders>
               <w:top w:val="single" w:sz="4" w:space="0" w:color="D0D7DE"/>
               <w:left w:val="single" w:sz="4" w:space="0" w:color="D0D7DE"/>
@@ -9639,13 +9991,13 @@
                 <w:b/>
                 <w:sz w:val="19"/>
               </w:rPr>
-              <w:t>Humo detectado</w:t>
-            </w:r>
-          </w:p>
-        </w:tc>
-        <w:tc>
-          <w:tcPr>
-            <w:tcW w:w="3118" w:type="dxa"/>
+              <w:t>4</w:t>
+            </w:r>
+          </w:p>
+        </w:tc>
+        <w:tc>
+          <w:tcPr>
+            <w:tcW w:w="2948" w:type="dxa"/>
             <w:tcBorders>
               <w:top w:val="single" w:sz="4" w:space="0" w:color="D0D7DE"/>
               <w:left w:val="single" w:sz="4" w:space="0" w:color="D0D7DE"/>
@@ -9670,13 +10022,13 @@
               <w:rPr>
                 <w:sz w:val="19"/>
               </w:rPr>
-              <w:t>humo &gt; 0,08 %obs/m</w:t>
-            </w:r>
-          </w:p>
-        </w:tc>
-        <w:tc>
-          <w:tcPr>
-            <w:tcW w:w="3288" w:type="dxa"/>
+              <w:t>Calidad de aire degradada</w:t>
+            </w:r>
+          </w:p>
+        </w:tc>
+        <w:tc>
+          <w:tcPr>
+            <w:tcW w:w="2551" w:type="dxa"/>
             <w:tcBorders>
               <w:top w:val="single" w:sz="4" w:space="0" w:color="D0D7DE"/>
               <w:left w:val="single" w:sz="4" w:space="0" w:color="D0D7DE"/>
@@ -9701,7 +10053,69 @@
               <w:rPr>
                 <w:sz w:val="19"/>
               </w:rPr>
-              <w:t>correo + webhook</w:t>
+              <w:t>pm25 &gt; 35 µg/m³</w:t>
+            </w:r>
+          </w:p>
+        </w:tc>
+        <w:tc>
+          <w:tcPr>
+            <w:tcW w:w="1134" w:type="dxa"/>
+            <w:tcBorders>
+              <w:top w:val="single" w:sz="4" w:space="0" w:color="D0D7DE"/>
+              <w:left w:val="single" w:sz="4" w:space="0" w:color="D0D7DE"/>
+              <w:bottom w:val="single" w:sz="4" w:space="0" w:color="D0D7DE"/>
+              <w:right w:val="single" w:sz="4" w:space="0" w:color="D0D7DE"/>
+            </w:tcBorders>
+            <w:shd w:val="clear" w:color="auto" w:fill="F4F7FB"/>
+            <w:tcMar>
+              <w:top w:w="90" w:type="dxa"/>
+              <w:left w:w="130" w:type="dxa"/>
+              <w:bottom w:w="90" w:type="dxa"/>
+              <w:right w:w="130" w:type="dxa"/>
+            </w:tcMar>
+            <w:vAlign w:val="center"/>
+          </w:tcPr>
+          <w:p>
+            <w:pPr>
+              <w:keepNext/>
+              <w:spacing w:after="0"/>
+            </w:pPr>
+            <w:r>
+              <w:rPr>
+                <w:sz w:val="19"/>
+              </w:rPr>
+              <w:t>correo</w:t>
+            </w:r>
+          </w:p>
+        </w:tc>
+        <w:tc>
+          <w:tcPr>
+            <w:tcW w:w="2154" w:type="dxa"/>
+            <w:tcBorders>
+              <w:top w:val="single" w:sz="4" w:space="0" w:color="D0D7DE"/>
+              <w:left w:val="single" w:sz="4" w:space="0" w:color="D0D7DE"/>
+              <w:bottom w:val="single" w:sz="4" w:space="0" w:color="D0D7DE"/>
+              <w:right w:val="single" w:sz="4" w:space="0" w:color="D0D7DE"/>
+            </w:tcBorders>
+            <w:shd w:val="clear" w:color="auto" w:fill="F4F7FB"/>
+            <w:tcMar>
+              <w:top w:w="90" w:type="dxa"/>
+              <w:left w:w="130" w:type="dxa"/>
+              <w:bottom w:w="90" w:type="dxa"/>
+              <w:right w:w="130" w:type="dxa"/>
+            </w:tcMar>
+            <w:vAlign w:val="center"/>
+          </w:tcPr>
+          <w:p>
+            <w:pPr>
+              <w:keepNext/>
+              <w:spacing w:after="0"/>
+            </w:pPr>
+            <w:r>
+              <w:rPr>
+                <w:sz w:val="19"/>
+              </w:rPr>
+              <w:t>—</w:t>
             </w:r>
           </w:p>
         </w:tc>
@@ -9713,7 +10127,7 @@
         </w:trPr>
         <w:tc>
           <w:tcPr>
-            <w:tcW w:w="2835" w:type="dxa"/>
+            <w:tcW w:w="454" w:type="dxa"/>
             <w:tcBorders>
               <w:top w:val="single" w:sz="4" w:space="0" w:color="D0D7DE"/>
               <w:left w:val="single" w:sz="4" w:space="0" w:color="D0D7DE"/>
@@ -9739,13 +10153,13 @@
                 <w:b/>
                 <w:sz w:val="19"/>
               </w:rPr>
-              <w:t>Calidad de aire degradada</w:t>
-            </w:r>
-          </w:p>
-        </w:tc>
-        <w:tc>
-          <w:tcPr>
-            <w:tcW w:w="3118" w:type="dxa"/>
+              <w:t>5</w:t>
+            </w:r>
+          </w:p>
+        </w:tc>
+        <w:tc>
+          <w:tcPr>
+            <w:tcW w:w="2948" w:type="dxa"/>
             <w:tcBorders>
               <w:top w:val="single" w:sz="4" w:space="0" w:color="D0D7DE"/>
               <w:left w:val="single" w:sz="4" w:space="0" w:color="D0D7DE"/>
@@ -9770,13 +10184,13 @@
               <w:rPr>
                 <w:sz w:val="19"/>
               </w:rPr>
-              <w:t>pm25 &gt; 35 µg/m³</w:t>
-            </w:r>
-          </w:p>
-        </w:tc>
-        <w:tc>
-          <w:tcPr>
-            <w:tcW w:w="3288" w:type="dxa"/>
+              <w:t>Alerta humedad en piso tecnico</w:t>
+            </w:r>
+          </w:p>
+        </w:tc>
+        <w:tc>
+          <w:tcPr>
+            <w:tcW w:w="2551" w:type="dxa"/>
             <w:tcBorders>
               <w:top w:val="single" w:sz="4" w:space="0" w:color="D0D7DE"/>
               <w:left w:val="single" w:sz="4" w:space="0" w:color="D0D7DE"/>
@@ -9801,7 +10215,69 @@
               <w:rPr>
                 <w:sz w:val="19"/>
               </w:rPr>
+              <w:t>humedadPiso &gt; 70 %</w:t>
+            </w:r>
+          </w:p>
+        </w:tc>
+        <w:tc>
+          <w:tcPr>
+            <w:tcW w:w="1134" w:type="dxa"/>
+            <w:tcBorders>
+              <w:top w:val="single" w:sz="4" w:space="0" w:color="D0D7DE"/>
+              <w:left w:val="single" w:sz="4" w:space="0" w:color="D0D7DE"/>
+              <w:bottom w:val="single" w:sz="4" w:space="0" w:color="D0D7DE"/>
+              <w:right w:val="single" w:sz="4" w:space="0" w:color="D0D7DE"/>
+            </w:tcBorders>
+            <w:shd w:val="clear" w:color="auto" w:fill="FFFFFF"/>
+            <w:tcMar>
+              <w:top w:w="90" w:type="dxa"/>
+              <w:left w:w="130" w:type="dxa"/>
+              <w:bottom w:w="90" w:type="dxa"/>
+              <w:right w:w="130" w:type="dxa"/>
+            </w:tcMar>
+            <w:vAlign w:val="center"/>
+          </w:tcPr>
+          <w:p>
+            <w:pPr>
+              <w:keepNext/>
+              <w:spacing w:after="0"/>
+            </w:pPr>
+            <w:r>
+              <w:rPr>
+                <w:sz w:val="19"/>
+              </w:rPr>
               <w:t>correo</w:t>
+            </w:r>
+          </w:p>
+        </w:tc>
+        <w:tc>
+          <w:tcPr>
+            <w:tcW w:w="2154" w:type="dxa"/>
+            <w:tcBorders>
+              <w:top w:val="single" w:sz="4" w:space="0" w:color="D0D7DE"/>
+              <w:left w:val="single" w:sz="4" w:space="0" w:color="D0D7DE"/>
+              <w:bottom w:val="single" w:sz="4" w:space="0" w:color="D0D7DE"/>
+              <w:right w:val="single" w:sz="4" w:space="0" w:color="D0D7DE"/>
+            </w:tcBorders>
+            <w:shd w:val="clear" w:color="auto" w:fill="FFFFFF"/>
+            <w:tcMar>
+              <w:top w:w="90" w:type="dxa"/>
+              <w:left w:w="130" w:type="dxa"/>
+              <w:bottom w:w="90" w:type="dxa"/>
+              <w:right w:w="130" w:type="dxa"/>
+            </w:tcMar>
+            <w:vAlign w:val="center"/>
+          </w:tcPr>
+          <w:p>
+            <w:pPr>
+              <w:keepNext/>
+              <w:spacing w:after="0"/>
+            </w:pPr>
+            <w:r>
+              <w:rPr>
+                <w:sz w:val="19"/>
+              </w:rPr>
+              <w:t>5374af4b…</w:t>
             </w:r>
           </w:p>
         </w:tc>
@@ -9813,7 +10289,7 @@
         </w:trPr>
         <w:tc>
           <w:tcPr>
-            <w:tcW w:w="2835" w:type="dxa"/>
+            <w:tcW w:w="454" w:type="dxa"/>
             <w:tcBorders>
               <w:top w:val="single" w:sz="4" w:space="0" w:color="D0D7DE"/>
               <w:left w:val="single" w:sz="4" w:space="0" w:color="D0D7DE"/>
@@ -9838,13 +10314,13 @@
                 <w:b/>
                 <w:sz w:val="19"/>
               </w:rPr>
-              <w:t>Acceso fuera de horario</w:t>
-            </w:r>
-          </w:p>
-        </w:tc>
-        <w:tc>
-          <w:tcPr>
-            <w:tcW w:w="3118" w:type="dxa"/>
+              <w:t>6</w:t>
+            </w:r>
+          </w:p>
+        </w:tc>
+        <w:tc>
+          <w:tcPr>
+            <w:tcW w:w="2948" w:type="dxa"/>
             <w:tcBorders>
               <w:top w:val="single" w:sz="4" w:space="0" w:color="D0D7DE"/>
               <w:left w:val="single" w:sz="4" w:space="0" w:color="D0D7DE"/>
@@ -9868,13 +10344,13 @@
               <w:rPr>
                 <w:sz w:val="19"/>
               </w:rPr>
-              <w:t>puertaAbierta = true</w:t>
-            </w:r>
-          </w:p>
-        </w:tc>
-        <w:tc>
-          <w:tcPr>
-            <w:tcW w:w="3288" w:type="dxa"/>
+              <w:t>Exceso de eventos de acceso</w:t>
+            </w:r>
+          </w:p>
+        </w:tc>
+        <w:tc>
+          <w:tcPr>
+            <w:tcW w:w="2551" w:type="dxa"/>
             <w:tcBorders>
               <w:top w:val="single" w:sz="4" w:space="0" w:color="D0D7DE"/>
               <w:left w:val="single" w:sz="4" w:space="0" w:color="D0D7DE"/>
@@ -9898,7 +10374,67 @@
               <w:rPr>
                 <w:sz w:val="19"/>
               </w:rPr>
+              <w:t>eventosAcceso &gt; 20</w:t>
+            </w:r>
+          </w:p>
+        </w:tc>
+        <w:tc>
+          <w:tcPr>
+            <w:tcW w:w="1134" w:type="dxa"/>
+            <w:tcBorders>
+              <w:top w:val="single" w:sz="4" w:space="0" w:color="D0D7DE"/>
+              <w:left w:val="single" w:sz="4" w:space="0" w:color="D0D7DE"/>
+              <w:bottom w:val="single" w:sz="4" w:space="0" w:color="D0D7DE"/>
+              <w:right w:val="single" w:sz="4" w:space="0" w:color="D0D7DE"/>
+            </w:tcBorders>
+            <w:shd w:val="clear" w:color="auto" w:fill="F4F7FB"/>
+            <w:tcMar>
+              <w:top w:w="90" w:type="dxa"/>
+              <w:left w:w="130" w:type="dxa"/>
+              <w:bottom w:w="90" w:type="dxa"/>
+              <w:right w:w="130" w:type="dxa"/>
+            </w:tcMar>
+            <w:vAlign w:val="center"/>
+          </w:tcPr>
+          <w:p>
+            <w:pPr>
+              <w:spacing w:after="0"/>
+            </w:pPr>
+            <w:r>
+              <w:rPr>
+                <w:sz w:val="19"/>
+              </w:rPr>
               <w:t>correo</w:t>
+            </w:r>
+          </w:p>
+        </w:tc>
+        <w:tc>
+          <w:tcPr>
+            <w:tcW w:w="2154" w:type="dxa"/>
+            <w:tcBorders>
+              <w:top w:val="single" w:sz="4" w:space="0" w:color="D0D7DE"/>
+              <w:left w:val="single" w:sz="4" w:space="0" w:color="D0D7DE"/>
+              <w:bottom w:val="single" w:sz="4" w:space="0" w:color="D0D7DE"/>
+              <w:right w:val="single" w:sz="4" w:space="0" w:color="D0D7DE"/>
+            </w:tcBorders>
+            <w:shd w:val="clear" w:color="auto" w:fill="F4F7FB"/>
+            <w:tcMar>
+              <w:top w:w="90" w:type="dxa"/>
+              <w:left w:w="130" w:type="dxa"/>
+              <w:bottom w:w="90" w:type="dxa"/>
+              <w:right w:w="130" w:type="dxa"/>
+            </w:tcMar>
+            <w:vAlign w:val="center"/>
+          </w:tcPr>
+          <w:p>
+            <w:pPr>
+              <w:spacing w:after="0"/>
+            </w:pPr>
+            <w:r>
+              <w:rPr>
+                <w:sz w:val="19"/>
+              </w:rPr>
+              <w:t>562cc3a3…</w:t>
             </w:r>
           </w:p>
         </w:tc>
@@ -9911,9 +10447,124 @@
     </w:p>
     <w:p>
       <w:pPr>
+        <w:pStyle w:val="Listaconvietas"/>
+        <w:spacing w:after="40"/>
+      </w:pPr>
+      <w:r>
+        <w:rPr>
+          <w:b/>
+        </w:rPr>
+        <w:t xml:space="preserve">Destinatario: </w:t>
+      </w:r>
+      <w:r>
+        <w:t>todas las acciones notifican a mvalera@o365.unab.edu.co (cuenta del operador).</w:t>
+      </w:r>
+    </w:p>
+    <w:p>
+      <w:pPr>
+        <w:pStyle w:val="Listaconvietas"/>
+        <w:spacing w:after="40"/>
+      </w:pPr>
+      <w:r>
+        <w:rPr>
+          <w:b/>
+        </w:rPr>
+        <w:t xml:space="preserve">Criterio de diseño: </w:t>
+      </w:r>
+      <w:r>
+        <w:t>las condiciones se definieron sobre telemetrías numéricas para que el umbral sea explicable y trazable al datasheet; los estados booleanos (fuga, puerta) se cubren con los indicadores numéricos asociados (humedad de piso, eventos de acceso).</w:t>
+      </w:r>
+    </w:p>
+    <w:p>
+      <w:pPr>
+        <w:pStyle w:val="Listaconvietas"/>
+        <w:spacing w:after="40"/>
+      </w:pPr>
+      <w:r>
+        <w:rPr>
+          <w:b/>
+        </w:rPr>
+        <w:t xml:space="preserve">Verificación: </w:t>
+      </w:r>
+      <w:r>
+        <w:t>la lista de reglas muestra las seis en estado Habilitado (evidencias/06-reglas-6-habilitadas.png).</w:t>
+      </w:r>
+    </w:p>
+    <w:p>
+      <w:pPr>
+        <w:keepNext/>
+        <w:spacing w:after="60"/>
+        <w:jc w:val="center"/>
+      </w:pPr>
+      <w:r>
+        <w:rPr>
+          <w:noProof/>
+        </w:rPr>
+        <w:lastRenderedPageBreak/>
+        <w:drawing>
+          <wp:inline distT="0" distB="0" distL="0" distR="0" wp14:anchorId="53CBB767" wp14:editId="4947C7A1">
+            <wp:extent cx="5940000" cy="3712500"/>
+            <wp:effectExtent l="0" t="0" r="0" b="0"/>
+            <wp:docPr id="2" name="Picture 2"/>
+            <wp:cNvGraphicFramePr>
+              <a:graphicFrameLocks xmlns:a="http://schemas.openxmlformats.org/drawingml/2006/main" noChangeAspect="1"/>
+            </wp:cNvGraphicFramePr>
+            <a:graphic xmlns:a="http://schemas.openxmlformats.org/drawingml/2006/main">
+              <a:graphicData uri="http://schemas.openxmlformats.org/drawingml/2006/picture">
+                <pic:pic xmlns:pic="http://schemas.openxmlformats.org/drawingml/2006/picture">
+                  <pic:nvPicPr>
+                    <pic:cNvPr id="0" name="06-reglas-6-habilitadas.png"/>
+                    <pic:cNvPicPr/>
+                  </pic:nvPicPr>
+                  <pic:blipFill>
+                    <a:blip r:embed="rId9"/>
+                    <a:stretch>
+                      <a:fillRect/>
+                    </a:stretch>
+                  </pic:blipFill>
+                  <pic:spPr>
+                    <a:xfrm>
+                      <a:off x="0" y="0"/>
+                      <a:ext cx="5940000" cy="3712500"/>
+                    </a:xfrm>
+                    <a:prstGeom prst="rect">
+                      <a:avLst/>
+                    </a:prstGeom>
+                  </pic:spPr>
+                </pic:pic>
+              </a:graphicData>
+            </a:graphic>
+          </wp:inline>
+        </w:drawing>
+      </w:r>
+    </w:p>
+    <w:p>
+      <w:pPr>
+        <w:spacing w:after="200"/>
+        <w:jc w:val="center"/>
+      </w:pPr>
+      <w:r>
+        <w:rPr>
+          <w:b/>
+          <w:color w:val="1F5FA8"/>
+          <w:sz w:val="18"/>
+        </w:rPr>
+        <w:t xml:space="preserve">Figura 2. </w:t>
+      </w:r>
+      <w:r>
+        <w:rPr>
+          <w:i/>
+          <w:color w:val="5B6570"/>
+          <w:sz w:val="18"/>
+        </w:rPr>
+        <w:t>Evidencia E6 — las seis reglas de la aplicación, habilitadas.</w:t>
+      </w:r>
+    </w:p>
+    <w:p>
+      <w:pPr>
         <w:pStyle w:val="Ttulo1"/>
       </w:pPr>
-      <w:bookmarkStart w:id="10" w:name="_Toc241156672"/>
+      <w:bookmarkStart w:id="10" w:name="_Toc241161859"/>
       <w:r>
         <w:t>10. Limitaciones percibidas de IoT Central</w:t>
       </w:r>
@@ -9998,7 +10649,7 @@
       <w:pPr>
         <w:pStyle w:val="Ttulo1"/>
       </w:pPr>
-      <w:bookmarkStart w:id="11" w:name="_Toc241156673"/>
+      <w:bookmarkStart w:id="11" w:name="_Toc241161860"/>
       <w:r>
         <w:t>11. Repositorio y manejo de secretos</w:t>
       </w:r>
@@ -10006,11 +10657,7 @@
     </w:p>
     <w:p>
       <w:r>
-        <w:t xml:space="preserve">El repositorio incluye el código de los diez orígenes, los dos proyectos Wokwi, las herramientas de despliegue y generación de documentos, y las evidencias. Las credenciales nunca viajan en el código: los scripts leen ID Scope </w:t>
-      </w:r>
-      <w:r>
-        <w:lastRenderedPageBreak/>
-        <w:t>y claves desde variables de entorno o desde .secrets/env/&lt;device&gt;.env, y los archivos .secrets/, secrets.h y *.pem están excluidos por .gitignore.</w:t>
+        <w:t>El repositorio incluye el código de los diez orígenes, los dos proyectos Wokwi, las herramientas de despliegue y generación de documentos, y las evidencias. Las credenciales nunca viajan en el código: los scripts leen ID Scope y claves desde variables de entorno o desde .secrets/env/&lt;device&gt;.env, y los archivos .secrets/, secrets.h y *.pem están excluidos por .gitignore.</w:t>
       </w:r>
     </w:p>
     <w:tbl>
@@ -10163,7 +10810,7 @@
       <w:pPr>
         <w:pStyle w:val="Ttulo1"/>
       </w:pPr>
-      <w:bookmarkStart w:id="12" w:name="_Toc241156674"/>
+      <w:bookmarkStart w:id="12" w:name="_Toc241161861"/>
       <w:r>
         <w:lastRenderedPageBreak/>
         <w:t>Anexo A — Datasheets y tablas de parámetros</w:t>
@@ -10483,13 +11130,7 @@
               <w:rPr>
                 <w:sz w:val="19"/>
               </w:rPr>
-              <w:t>−</w:t>
-            </w:r>
-            <w:r>
-              <w:rPr>
-                <w:sz w:val="19"/>
-              </w:rPr>
-              <w:t>40 … 80 °C</w:t>
+              <w:t>−40 … 80 °C</w:t>
             </w:r>
           </w:p>
         </w:tc>
@@ -10875,13 +11516,7 @@
               <w:rPr>
                 <w:sz w:val="19"/>
               </w:rPr>
-              <w:t>−</w:t>
-            </w:r>
-            <w:r>
-              <w:rPr>
-                <w:sz w:val="19"/>
-              </w:rPr>
-              <w:t>500 … 500 Pa</w:t>
+              <w:t>−500 … 500 Pa</w:t>
             </w:r>
           </w:p>
         </w:tc>
@@ -11074,13 +11709,7 @@
               <w:rPr>
                 <w:sz w:val="19"/>
               </w:rPr>
-              <w:t>−</w:t>
-            </w:r>
-            <w:r>
-              <w:rPr>
-                <w:sz w:val="19"/>
-              </w:rPr>
-              <w:t>40 … 65 °C / 0 … 1500 W/m²</w:t>
+              <w:t>−40 … 65 °C / 0 … 1500 W/m²</w:t>
             </w:r>
           </w:p>
         </w:tc>
@@ -12147,7 +12776,7 @@
       <w:pPr>
         <w:pStyle w:val="Ttulo1"/>
       </w:pPr>
-      <w:bookmarkStart w:id="13" w:name="_Toc241156675"/>
+      <w:bookmarkStart w:id="13" w:name="_Toc241161862"/>
       <w:r>
         <w:t>Anexo B — Evidencias y comparativa de los 4 días</w:t>
       </w:r>
@@ -12159,8 +12788,8 @@
       </w:r>
     </w:p>
     <w:sectPr>
-      <w:headerReference w:type="default" r:id="rId9"/>
-      <w:footerReference w:type="default" r:id="rId10"/>
+      <w:headerReference w:type="default" r:id="rId10"/>
+      <w:footerReference w:type="default" r:id="rId11"/>
       <w:pgSz w:w="11906" w:h="16838"/>
       <w:pgMar w:top="1134" w:right="1134" w:bottom="1020" w:left="1134" w:header="720" w:footer="720" w:gutter="0"/>
       <w:cols w:space="720"/>
@@ -12509,31 +13138,31 @@
       </w:rPr>
     </w:lvl>
   </w:abstractNum>
-  <w:num w:numId="1" w16cid:durableId="665548624">
+  <w:num w:numId="1" w16cid:durableId="228226785">
     <w:abstractNumId w:val="8"/>
   </w:num>
-  <w:num w:numId="2" w16cid:durableId="570040635">
+  <w:num w:numId="2" w16cid:durableId="1411728687">
     <w:abstractNumId w:val="6"/>
   </w:num>
-  <w:num w:numId="3" w16cid:durableId="291519789">
+  <w:num w:numId="3" w16cid:durableId="582567886">
     <w:abstractNumId w:val="5"/>
   </w:num>
-  <w:num w:numId="4" w16cid:durableId="1553686584">
+  <w:num w:numId="4" w16cid:durableId="1253202423">
     <w:abstractNumId w:val="4"/>
   </w:num>
-  <w:num w:numId="5" w16cid:durableId="999426867">
+  <w:num w:numId="5" w16cid:durableId="1600681205">
     <w:abstractNumId w:val="7"/>
   </w:num>
-  <w:num w:numId="6" w16cid:durableId="2119444397">
+  <w:num w:numId="6" w16cid:durableId="274557104">
     <w:abstractNumId w:val="3"/>
   </w:num>
-  <w:num w:numId="7" w16cid:durableId="570579407">
+  <w:num w:numId="7" w16cid:durableId="138347294">
     <w:abstractNumId w:val="2"/>
   </w:num>
-  <w:num w:numId="8" w16cid:durableId="185022068">
+  <w:num w:numId="8" w16cid:durableId="1671836056">
     <w:abstractNumId w:val="1"/>
   </w:num>
-  <w:num w:numId="9" w16cid:durableId="1722823821">
+  <w:num w:numId="9" w16cid:durableId="987824964">
     <w:abstractNumId w:val="0"/>
   </w:num>
 </w:numbering>
@@ -23926,7 +24555,7 @@
     <w:autoRedefine/>
     <w:uiPriority w:val="39"/>
     <w:unhideWhenUsed/>
-    <w:rsid w:val="00CC4222"/>
+    <w:rsid w:val="00D654E1"/>
     <w:pPr>
       <w:spacing w:after="100"/>
     </w:pPr>
@@ -23936,7 +24565,7 @@
     <w:basedOn w:val="Fuentedeprrafopredeter"/>
     <w:uiPriority w:val="99"/>
     <w:unhideWhenUsed/>
-    <w:rsid w:val="00CC4222"/>
+    <w:rsid w:val="00D654E1"/>
     <w:rPr>
       <w:color w:val="0000FF" w:themeColor="hyperlink"/>
       <w:u w:val="single"/>

--- a/informe/Informe_Parcial1_DC-ANDES-1.docx
+++ b/informe/Informe_Parcial1_DC-ANDES-1.docx
@@ -565,7 +565,7 @@
       <w:r>
         <w:fldChar w:fldCharType="separate"/>
       </w:r>
-      <w:hyperlink w:anchor="_Toc241161849" w:history="1">
+      <w:hyperlink w:anchor="_Toc241407870" w:history="1">
         <w:r>
           <w:rPr>
             <w:rStyle w:val="Hipervnculo"/>
@@ -592,7 +592,7 @@
             <w:noProof/>
             <w:webHidden/>
           </w:rPr>
-          <w:instrText xml:space="preserve"> PAGEREF _Toc241161849 \h </w:instrText>
+          <w:instrText xml:space="preserve"> PAGEREF _Toc241407870 \h </w:instrText>
         </w:r>
         <w:r>
           <w:rPr>
@@ -640,7 +640,7 @@
           <w14:ligatures w14:val="standardContextual"/>
         </w:rPr>
       </w:pPr>
-      <w:hyperlink w:anchor="_Toc241161850" w:history="1">
+      <w:hyperlink w:anchor="_Toc241407871" w:history="1">
         <w:r>
           <w:rPr>
             <w:rStyle w:val="Hipervnculo"/>
@@ -667,7 +667,7 @@
             <w:noProof/>
             <w:webHidden/>
           </w:rPr>
-          <w:instrText xml:space="preserve"> PAGEREF _Toc241161850 \h </w:instrText>
+          <w:instrText xml:space="preserve"> PAGEREF _Toc241407871 \h </w:instrText>
         </w:r>
         <w:r>
           <w:rPr>
@@ -715,7 +715,7 @@
           <w14:ligatures w14:val="standardContextual"/>
         </w:rPr>
       </w:pPr>
-      <w:hyperlink w:anchor="_Toc241161851" w:history="1">
+      <w:hyperlink w:anchor="_Toc241407872" w:history="1">
         <w:r>
           <w:rPr>
             <w:rStyle w:val="Hipervnculo"/>
@@ -742,7 +742,7 @@
             <w:noProof/>
             <w:webHidden/>
           </w:rPr>
-          <w:instrText xml:space="preserve"> PAGEREF _Toc241161851 \h </w:instrText>
+          <w:instrText xml:space="preserve"> PAGEREF _Toc241407872 \h </w:instrText>
         </w:r>
         <w:r>
           <w:rPr>
@@ -790,7 +790,7 @@
           <w14:ligatures w14:val="standardContextual"/>
         </w:rPr>
       </w:pPr>
-      <w:hyperlink w:anchor="_Toc241161852" w:history="1">
+      <w:hyperlink w:anchor="_Toc241407873" w:history="1">
         <w:r>
           <w:rPr>
             <w:rStyle w:val="Hipervnculo"/>
@@ -817,7 +817,7 @@
             <w:noProof/>
             <w:webHidden/>
           </w:rPr>
-          <w:instrText xml:space="preserve"> PAGEREF _Toc241161852 \h </w:instrText>
+          <w:instrText xml:space="preserve"> PAGEREF _Toc241407873 \h </w:instrText>
         </w:r>
         <w:r>
           <w:rPr>
@@ -865,7 +865,7 @@
           <w14:ligatures w14:val="standardContextual"/>
         </w:rPr>
       </w:pPr>
-      <w:hyperlink w:anchor="_Toc241161853" w:history="1">
+      <w:hyperlink w:anchor="_Toc241407874" w:history="1">
         <w:r>
           <w:rPr>
             <w:rStyle w:val="Hipervnculo"/>
@@ -892,7 +892,7 @@
             <w:noProof/>
             <w:webHidden/>
           </w:rPr>
-          <w:instrText xml:space="preserve"> PAGEREF _Toc241161853 \h </w:instrText>
+          <w:instrText xml:space="preserve"> PAGEREF _Toc241407874 \h </w:instrText>
         </w:r>
         <w:r>
           <w:rPr>
@@ -940,7 +940,7 @@
           <w14:ligatures w14:val="standardContextual"/>
         </w:rPr>
       </w:pPr>
-      <w:hyperlink w:anchor="_Toc241161854" w:history="1">
+      <w:hyperlink w:anchor="_Toc241407875" w:history="1">
         <w:r>
           <w:rPr>
             <w:rStyle w:val="Hipervnculo"/>
@@ -967,7 +967,7 @@
             <w:noProof/>
             <w:webHidden/>
           </w:rPr>
-          <w:instrText xml:space="preserve"> PAGEREF _Toc241161854 \h </w:instrText>
+          <w:instrText xml:space="preserve"> PAGEREF _Toc241407875 \h </w:instrText>
         </w:r>
         <w:r>
           <w:rPr>
@@ -1015,7 +1015,7 @@
           <w14:ligatures w14:val="standardContextual"/>
         </w:rPr>
       </w:pPr>
-      <w:hyperlink w:anchor="_Toc241161855" w:history="1">
+      <w:hyperlink w:anchor="_Toc241407876" w:history="1">
         <w:r>
           <w:rPr>
             <w:rStyle w:val="Hipervnculo"/>
@@ -1042,7 +1042,7 @@
             <w:noProof/>
             <w:webHidden/>
           </w:rPr>
-          <w:instrText xml:space="preserve"> PAGEREF _Toc241161855 \h </w:instrText>
+          <w:instrText xml:space="preserve"> PAGEREF _Toc241407876 \h </w:instrText>
         </w:r>
         <w:r>
           <w:rPr>
@@ -1090,13 +1090,13 @@
           <w14:ligatures w14:val="standardContextual"/>
         </w:rPr>
       </w:pPr>
-      <w:hyperlink w:anchor="_Toc241161856" w:history="1">
+      <w:hyperlink w:anchor="_Toc241407877" w:history="1">
         <w:r>
           <w:rPr>
             <w:rStyle w:val="Hipervnculo"/>
             <w:noProof/>
           </w:rPr>
-          <w:t>7. Ventana de 4 días no continuos</w:t>
+          <w:t>6.1 Incidentes operativos de la ventana (desconexión real, no solo simulada)</w:t>
         </w:r>
         <w:r>
           <w:rPr>
@@ -1117,7 +1117,7 @@
             <w:noProof/>
             <w:webHidden/>
           </w:rPr>
-          <w:instrText xml:space="preserve"> PAGEREF _Toc241161856 \h </w:instrText>
+          <w:instrText xml:space="preserve"> PAGEREF _Toc241407877 \h </w:instrText>
         </w:r>
         <w:r>
           <w:rPr>
@@ -1165,13 +1165,13 @@
           <w14:ligatures w14:val="standardContextual"/>
         </w:rPr>
       </w:pPr>
-      <w:hyperlink w:anchor="_Toc241161857" w:history="1">
+      <w:hyperlink w:anchor="_Toc241407878" w:history="1">
         <w:r>
           <w:rPr>
             <w:rStyle w:val="Hipervnculo"/>
             <w:noProof/>
           </w:rPr>
-          <w:t>8. Cuarto de control</w:t>
+          <w:t>7. Ventana de 4 días no continuos</w:t>
         </w:r>
         <w:r>
           <w:rPr>
@@ -1192,82 +1192,7 @@
             <w:noProof/>
             <w:webHidden/>
           </w:rPr>
-          <w:instrText xml:space="preserve"> PAGEREF _Toc241161857 \h </w:instrText>
-        </w:r>
-        <w:r>
-          <w:rPr>
-            <w:noProof/>
-            <w:webHidden/>
-          </w:rPr>
-        </w:r>
-        <w:r>
-          <w:rPr>
-            <w:noProof/>
-            <w:webHidden/>
-          </w:rPr>
-          <w:fldChar w:fldCharType="separate"/>
-        </w:r>
-        <w:r>
-          <w:rPr>
-            <w:noProof/>
-            <w:webHidden/>
-          </w:rPr>
-          <w:t>7</w:t>
-        </w:r>
-        <w:r>
-          <w:rPr>
-            <w:noProof/>
-            <w:webHidden/>
-          </w:rPr>
-          <w:fldChar w:fldCharType="end"/>
-        </w:r>
-      </w:hyperlink>
-    </w:p>
-    <w:p>
-      <w:pPr>
-        <w:pStyle w:val="TDC1"/>
-        <w:tabs>
-          <w:tab w:val="right" w:leader="dot" w:pos="9628"/>
-        </w:tabs>
-        <w:rPr>
-          <w:rFonts w:asciiTheme="minorHAnsi" w:eastAsiaTheme="minorEastAsia" w:hAnsiTheme="minorHAnsi"/>
-          <w:noProof/>
-          <w:color w:val="auto"/>
-          <w:kern w:val="2"/>
-          <w:sz w:val="24"/>
-          <w:szCs w:val="24"/>
-          <w:lang w:val="es-CO" w:eastAsia="es-CO"/>
-          <w14:ligatures w14:val="standardContextual"/>
-        </w:rPr>
-      </w:pPr>
-      <w:hyperlink w:anchor="_Toc241161858" w:history="1">
-        <w:r>
-          <w:rPr>
-            <w:rStyle w:val="Hipervnculo"/>
-            <w:noProof/>
-          </w:rPr>
-          <w:t>9. Reglas y alertas</w:t>
-        </w:r>
-        <w:r>
-          <w:rPr>
-            <w:noProof/>
-            <w:webHidden/>
-          </w:rPr>
-          <w:tab/>
-        </w:r>
-        <w:r>
-          <w:rPr>
-            <w:noProof/>
-            <w:webHidden/>
-          </w:rPr>
-          <w:fldChar w:fldCharType="begin"/>
-        </w:r>
-        <w:r>
-          <w:rPr>
-            <w:noProof/>
-            <w:webHidden/>
-          </w:rPr>
-          <w:instrText xml:space="preserve"> PAGEREF _Toc241161858 \h </w:instrText>
+          <w:instrText xml:space="preserve"> PAGEREF _Toc241407878 \h </w:instrText>
         </w:r>
         <w:r>
           <w:rPr>
@@ -1315,13 +1240,13 @@
           <w14:ligatures w14:val="standardContextual"/>
         </w:rPr>
       </w:pPr>
-      <w:hyperlink w:anchor="_Toc241161859" w:history="1">
+      <w:hyperlink w:anchor="_Toc241407879" w:history="1">
         <w:r>
           <w:rPr>
             <w:rStyle w:val="Hipervnculo"/>
             <w:noProof/>
           </w:rPr>
-          <w:t>10. Limitaciones percibidas de IoT Central</w:t>
+          <w:t>8. Cuarto de control</w:t>
         </w:r>
         <w:r>
           <w:rPr>
@@ -1342,7 +1267,7 @@
             <w:noProof/>
             <w:webHidden/>
           </w:rPr>
-          <w:instrText xml:space="preserve"> PAGEREF _Toc241161859 \h </w:instrText>
+          <w:instrText xml:space="preserve"> PAGEREF _Toc241407879 \h </w:instrText>
         </w:r>
         <w:r>
           <w:rPr>
@@ -1390,13 +1315,13 @@
           <w14:ligatures w14:val="standardContextual"/>
         </w:rPr>
       </w:pPr>
-      <w:hyperlink w:anchor="_Toc241161860" w:history="1">
+      <w:hyperlink w:anchor="_Toc241407880" w:history="1">
         <w:r>
           <w:rPr>
             <w:rStyle w:val="Hipervnculo"/>
             <w:noProof/>
           </w:rPr>
-          <w:t>11. Repositorio y manejo de secretos</w:t>
+          <w:t>9. Reglas y alertas</w:t>
         </w:r>
         <w:r>
           <w:rPr>
@@ -1417,7 +1342,7 @@
             <w:noProof/>
             <w:webHidden/>
           </w:rPr>
-          <w:instrText xml:space="preserve"> PAGEREF _Toc241161860 \h </w:instrText>
+          <w:instrText xml:space="preserve"> PAGEREF _Toc241407880 \h </w:instrText>
         </w:r>
         <w:r>
           <w:rPr>
@@ -1465,13 +1390,13 @@
           <w14:ligatures w14:val="standardContextual"/>
         </w:rPr>
       </w:pPr>
-      <w:hyperlink w:anchor="_Toc241161861" w:history="1">
+      <w:hyperlink w:anchor="_Toc241407881" w:history="1">
         <w:r>
           <w:rPr>
             <w:rStyle w:val="Hipervnculo"/>
             <w:noProof/>
           </w:rPr>
-          <w:t>Anexo A — Datasheets y tablas de parámetros</w:t>
+          <w:t>10. Limitaciones percibidas de IoT Central</w:t>
         </w:r>
         <w:r>
           <w:rPr>
@@ -1492,7 +1417,82 @@
             <w:noProof/>
             <w:webHidden/>
           </w:rPr>
-          <w:instrText xml:space="preserve"> PAGEREF _Toc241161861 \h </w:instrText>
+          <w:instrText xml:space="preserve"> PAGEREF _Toc241407881 \h </w:instrText>
+        </w:r>
+        <w:r>
+          <w:rPr>
+            <w:noProof/>
+            <w:webHidden/>
+          </w:rPr>
+        </w:r>
+        <w:r>
+          <w:rPr>
+            <w:noProof/>
+            <w:webHidden/>
+          </w:rPr>
+          <w:fldChar w:fldCharType="separate"/>
+        </w:r>
+        <w:r>
+          <w:rPr>
+            <w:noProof/>
+            <w:webHidden/>
+          </w:rPr>
+          <w:t>10</w:t>
+        </w:r>
+        <w:r>
+          <w:rPr>
+            <w:noProof/>
+            <w:webHidden/>
+          </w:rPr>
+          <w:fldChar w:fldCharType="end"/>
+        </w:r>
+      </w:hyperlink>
+    </w:p>
+    <w:p>
+      <w:pPr>
+        <w:pStyle w:val="TDC1"/>
+        <w:tabs>
+          <w:tab w:val="right" w:leader="dot" w:pos="9628"/>
+        </w:tabs>
+        <w:rPr>
+          <w:rFonts w:asciiTheme="minorHAnsi" w:eastAsiaTheme="minorEastAsia" w:hAnsiTheme="minorHAnsi"/>
+          <w:noProof/>
+          <w:color w:val="auto"/>
+          <w:kern w:val="2"/>
+          <w:sz w:val="24"/>
+          <w:szCs w:val="24"/>
+          <w:lang w:val="es-CO" w:eastAsia="es-CO"/>
+          <w14:ligatures w14:val="standardContextual"/>
+        </w:rPr>
+      </w:pPr>
+      <w:hyperlink w:anchor="_Toc241407882" w:history="1">
+        <w:r>
+          <w:rPr>
+            <w:rStyle w:val="Hipervnculo"/>
+            <w:noProof/>
+          </w:rPr>
+          <w:t>11. Repositorio y manejo de secretos</w:t>
+        </w:r>
+        <w:r>
+          <w:rPr>
+            <w:noProof/>
+            <w:webHidden/>
+          </w:rPr>
+          <w:tab/>
+        </w:r>
+        <w:r>
+          <w:rPr>
+            <w:noProof/>
+            <w:webHidden/>
+          </w:rPr>
+          <w:fldChar w:fldCharType="begin"/>
+        </w:r>
+        <w:r>
+          <w:rPr>
+            <w:noProof/>
+            <w:webHidden/>
+          </w:rPr>
+          <w:instrText xml:space="preserve"> PAGEREF _Toc241407882 \h </w:instrText>
         </w:r>
         <w:r>
           <w:rPr>
@@ -1540,7 +1540,82 @@
           <w14:ligatures w14:val="standardContextual"/>
         </w:rPr>
       </w:pPr>
-      <w:hyperlink w:anchor="_Toc241161862" w:history="1">
+      <w:hyperlink w:anchor="_Toc241407883" w:history="1">
+        <w:r>
+          <w:rPr>
+            <w:rStyle w:val="Hipervnculo"/>
+            <w:noProof/>
+          </w:rPr>
+          <w:t>Anexo A — Datasheets y tablas de parámetros</w:t>
+        </w:r>
+        <w:r>
+          <w:rPr>
+            <w:noProof/>
+            <w:webHidden/>
+          </w:rPr>
+          <w:tab/>
+        </w:r>
+        <w:r>
+          <w:rPr>
+            <w:noProof/>
+            <w:webHidden/>
+          </w:rPr>
+          <w:fldChar w:fldCharType="begin"/>
+        </w:r>
+        <w:r>
+          <w:rPr>
+            <w:noProof/>
+            <w:webHidden/>
+          </w:rPr>
+          <w:instrText xml:space="preserve"> PAGEREF _Toc241407883 \h </w:instrText>
+        </w:r>
+        <w:r>
+          <w:rPr>
+            <w:noProof/>
+            <w:webHidden/>
+          </w:rPr>
+        </w:r>
+        <w:r>
+          <w:rPr>
+            <w:noProof/>
+            <w:webHidden/>
+          </w:rPr>
+          <w:fldChar w:fldCharType="separate"/>
+        </w:r>
+        <w:r>
+          <w:rPr>
+            <w:noProof/>
+            <w:webHidden/>
+          </w:rPr>
+          <w:t>12</w:t>
+        </w:r>
+        <w:r>
+          <w:rPr>
+            <w:noProof/>
+            <w:webHidden/>
+          </w:rPr>
+          <w:fldChar w:fldCharType="end"/>
+        </w:r>
+      </w:hyperlink>
+    </w:p>
+    <w:p>
+      <w:pPr>
+        <w:pStyle w:val="TDC1"/>
+        <w:tabs>
+          <w:tab w:val="right" w:leader="dot" w:pos="9628"/>
+        </w:tabs>
+        <w:rPr>
+          <w:rFonts w:asciiTheme="minorHAnsi" w:eastAsiaTheme="minorEastAsia" w:hAnsiTheme="minorHAnsi"/>
+          <w:noProof/>
+          <w:color w:val="auto"/>
+          <w:kern w:val="2"/>
+          <w:sz w:val="24"/>
+          <w:szCs w:val="24"/>
+          <w:lang w:val="es-CO" w:eastAsia="es-CO"/>
+          <w14:ligatures w14:val="standardContextual"/>
+        </w:rPr>
+      </w:pPr>
+      <w:hyperlink w:anchor="_Toc241407884" w:history="1">
         <w:r>
           <w:rPr>
             <w:rStyle w:val="Hipervnculo"/>
@@ -1567,7 +1642,7 @@
             <w:noProof/>
             <w:webHidden/>
           </w:rPr>
-          <w:instrText xml:space="preserve"> PAGEREF _Toc241161862 \h </w:instrText>
+          <w:instrText xml:space="preserve"> PAGEREF _Toc241407884 \h </w:instrText>
         </w:r>
         <w:r>
           <w:rPr>
@@ -1587,7 +1662,82 @@
             <w:noProof/>
             <w:webHidden/>
           </w:rPr>
-          <w:t>11</w:t>
+          <w:t>12</w:t>
+        </w:r>
+        <w:r>
+          <w:rPr>
+            <w:noProof/>
+            <w:webHidden/>
+          </w:rPr>
+          <w:fldChar w:fldCharType="end"/>
+        </w:r>
+      </w:hyperlink>
+    </w:p>
+    <w:p>
+      <w:pPr>
+        <w:pStyle w:val="TDC2"/>
+        <w:tabs>
+          <w:tab w:val="right" w:leader="dot" w:pos="9628"/>
+        </w:tabs>
+        <w:rPr>
+          <w:rFonts w:asciiTheme="minorHAnsi" w:eastAsiaTheme="minorEastAsia" w:hAnsiTheme="minorHAnsi"/>
+          <w:noProof/>
+          <w:color w:val="auto"/>
+          <w:kern w:val="2"/>
+          <w:sz w:val="24"/>
+          <w:szCs w:val="24"/>
+          <w:lang w:val="es-CO" w:eastAsia="es-CO"/>
+          <w14:ligatures w14:val="standardContextual"/>
+        </w:rPr>
+      </w:pPr>
+      <w:hyperlink w:anchor="_Toc241407885" w:history="1">
+        <w:r>
+          <w:rPr>
+            <w:rStyle w:val="Hipervnculo"/>
+            <w:noProof/>
+          </w:rPr>
+          <w:t>Comparativa de los 4 días — estado por fecha</w:t>
+        </w:r>
+        <w:r>
+          <w:rPr>
+            <w:noProof/>
+            <w:webHidden/>
+          </w:rPr>
+          <w:tab/>
+        </w:r>
+        <w:r>
+          <w:rPr>
+            <w:noProof/>
+            <w:webHidden/>
+          </w:rPr>
+          <w:fldChar w:fldCharType="begin"/>
+        </w:r>
+        <w:r>
+          <w:rPr>
+            <w:noProof/>
+            <w:webHidden/>
+          </w:rPr>
+          <w:instrText xml:space="preserve"> PAGEREF _Toc241407885 \h </w:instrText>
+        </w:r>
+        <w:r>
+          <w:rPr>
+            <w:noProof/>
+            <w:webHidden/>
+          </w:rPr>
+        </w:r>
+        <w:r>
+          <w:rPr>
+            <w:noProof/>
+            <w:webHidden/>
+          </w:rPr>
+          <w:fldChar w:fldCharType="separate"/>
+        </w:r>
+        <w:r>
+          <w:rPr>
+            <w:noProof/>
+            <w:webHidden/>
+          </w:rPr>
+          <w:t>13</w:t>
         </w:r>
         <w:r>
           <w:rPr>
@@ -1612,7 +1762,7 @@
       <w:pPr>
         <w:pStyle w:val="Ttulo1"/>
       </w:pPr>
-      <w:bookmarkStart w:id="0" w:name="_Toc241161849"/>
+      <w:bookmarkStart w:id="0" w:name="_Toc241407870"/>
       <w:r>
         <w:lastRenderedPageBreak/>
         <w:t>Historial de versiones</w:t>
@@ -1892,7 +2042,7 @@
               <w:rPr>
                 <w:sz w:val="19"/>
               </w:rPr>
-              <w:t>Despliegue de la aplicación, plantilla (v1), flota de 10 dispositivos, panel y arranque de la ventana de 4 días.</w:t>
+              <w:t>Despliegue de la aplicación, plantilla (v1), flota de 10 dispositivos, panel y reglas. Fecha 1 de la ventana: 14:04-20:05 (6 h 01), 7 nodos locales + 2 ESP32 Wokwi desde ~17:00.</w:t>
             </w:r>
           </w:p>
         </w:tc>
@@ -2023,7 +2173,7 @@
               <w:rPr>
                 <w:sz w:val="19"/>
               </w:rPr>
-              <w:t>Primera consulta del Data Explorer y ajuste de umbrales de reglas.</w:t>
+              <w:t>Fecha 2: 15:37-23:59 (8 h 22) con la flota local. Primer intento de trasladar los nodos Python a un servidor Ubuntu remoto; el supervisor remoto tenía un fallo de diseño (ver sección 6.1) que dejó solo el nodo de humo publicando desde ese lado durante la tarde.</w:t>
             </w:r>
           </w:p>
         </w:tc>
@@ -2154,7 +2304,7 @@
               <w:rPr>
                 <w:sz w:val="19"/>
               </w:rPr>
-              <w:t>Pausa documentada del nodo de humo (hueco + reconexión) y su evidencia.</w:t>
+              <w:t>Fecha 3: 00:00-18:09 (18 h 09, la más larga). Diagnóstico y corrección del supervisor remoto; los 7 nodos Python quedaron estables en Ubuntu. Pausa documentada del nodo de humo (hueco + reconexión) y caída/recuperación del ESP32 del Rack B por rechazo de SAS (rc=5).</w:t>
             </w:r>
           </w:p>
         </w:tc>
@@ -2281,7 +2431,7 @@
               <w:rPr>
                 <w:sz w:val="19"/>
               </w:rPr>
-              <w:t>Cierre de la ventana, comparativa de los 4 días, anexo de evidencias y sustentación.</w:t>
+              <w:t>Fecha 4, exclusivamente en el servidor remoto (Ubuntu) + el ESP32 del Rack B. Cierre de la ventana, comparativa de los 4 días, anexo de evidencias y sustentación. [SECCIÓN 7 A COMPLETAR AL CIERRE DE LA FECHA 4 — faltan horas de ventana, ver docs/04-ventana-4-dias.md].</w:t>
             </w:r>
           </w:p>
         </w:tc>
@@ -3076,7 +3226,7 @@
       <w:pPr>
         <w:pStyle w:val="Ttulo1"/>
       </w:pPr>
-      <w:bookmarkStart w:id="1" w:name="_Toc241161850"/>
+      <w:bookmarkStart w:id="1" w:name="_Toc241407871"/>
       <w:r>
         <w:lastRenderedPageBreak/>
         <w:t>1. Resumen ejecutivo</w:t>
@@ -3405,7 +3555,7 @@
       <w:pPr>
         <w:pStyle w:val="Ttulo1"/>
       </w:pPr>
-      <w:bookmarkStart w:id="2" w:name="_Toc241161851"/>
+      <w:bookmarkStart w:id="2" w:name="_Toc241407872"/>
       <w:r>
         <w:t>2. Escenario seleccionado y objetivo de operación</w:t>
       </w:r>
@@ -4337,7 +4487,7 @@
       <w:pPr>
         <w:pStyle w:val="Ttulo1"/>
       </w:pPr>
-      <w:bookmarkStart w:id="3" w:name="_Toc241161852"/>
+      <w:bookmarkStart w:id="3" w:name="_Toc241407873"/>
       <w:r>
         <w:lastRenderedPageBreak/>
         <w:t>3. Arquitectura de referencia con telecomunicaciones</w:t>
@@ -4877,7 +5027,7 @@
           <w:noProof/>
         </w:rPr>
         <w:drawing>
-          <wp:inline distT="0" distB="0" distL="0" distR="0" wp14:anchorId="3584122E" wp14:editId="26BA4A93">
+          <wp:inline distT="0" distB="0" distL="0" distR="0" wp14:anchorId="638EADEC" wp14:editId="73B32806">
             <wp:extent cx="5940000" cy="3903429"/>
             <wp:effectExtent l="0" t="0" r="0" b="0"/>
             <wp:docPr id="1" name="Picture 1"/>
@@ -4939,7 +5089,7 @@
       <w:pPr>
         <w:pStyle w:val="Ttulo1"/>
       </w:pPr>
-      <w:bookmarkStart w:id="4" w:name="_Toc241161853"/>
+      <w:bookmarkStart w:id="4" w:name="_Toc241407874"/>
       <w:r>
         <w:t>4. Catálogo de 10 dispositivos (un solo inventario)</w:t>
       </w:r>
@@ -7440,7 +7590,7 @@
       <w:pPr>
         <w:pStyle w:val="Ttulo1"/>
       </w:pPr>
-      <w:bookmarkStart w:id="5" w:name="_Toc241161854"/>
+      <w:bookmarkStart w:id="5" w:name="_Toc241407875"/>
       <w:r>
         <w:t>5. Digital Twin (plantilla) y operación</w:t>
       </w:r>
@@ -7495,6 +7645,7 @@
                 <w:color w:val="FFFFFF"/>
                 <w:sz w:val="19"/>
               </w:rPr>
+              <w:lastRenderedPageBreak/>
               <w:t>Grupo de capacidades</w:t>
             </w:r>
           </w:p>
@@ -7771,7 +7922,7 @@
                 <w:b/>
                 <w:sz w:val="19"/>
               </w:rPr>
-              <w:t>Vistas</w:t>
+              <w:t>Vistas de operador</w:t>
             </w:r>
           </w:p>
         </w:tc>
@@ -7801,7 +7952,7 @@
               <w:rPr>
                 <w:sz w:val="19"/>
               </w:rPr>
-              <w:t>Overview y About autogeneradas por dispositivo, con KPIs y gráficos de todas las telemetrías</w:t>
+              <w:t>Overview y About, publicadas sobre la plantilla; Overview agrupa KPIs y gráficos de todas las telemetrías del gemelo, About expone las propiedades editables (evidencia captura dia4-views-plantilla.png)</w:t>
             </w:r>
           </w:p>
         </w:tc>
@@ -7816,7 +7967,7 @@
       <w:pPr>
         <w:pStyle w:val="Ttulo1"/>
       </w:pPr>
-      <w:bookmarkStart w:id="6" w:name="_Toc241161855"/>
+      <w:bookmarkStart w:id="6" w:name="_Toc241407876"/>
       <w:r>
         <w:t>6. Asincronía, desconexión y operación en línea</w:t>
       </w:r>
@@ -8766,16 +8917,690 @@
       <w:pPr>
         <w:pStyle w:val="Ttulo1"/>
       </w:pPr>
-      <w:bookmarkStart w:id="7" w:name="_Toc241161856"/>
+      <w:bookmarkStart w:id="7" w:name="_Toc241407877"/>
       <w:r>
-        <w:t>7. Ventana de 4 días no continuos</w:t>
+        <w:t>6.1 Incidentes operativos de la ventana (desconexión real, no solo simulada)</w:t>
       </w:r>
       <w:bookmarkEnd w:id="7"/>
     </w:p>
     <w:p>
       <w:r>
-        <w:t>La ventana comprende el 24, 25, 26 y 27 de septiembre de 2026. Para cada día y variable se calculan máximo, mínimo, promedio, recuento y sumatoria (esta última cuando aporta: energía, lluvia y eventos de acceso). La comparativa se genera desde el Data Explorer de IoT Central y desde las series locales que cada nodo escribe en datos/; el anexo B contiene las tablas completas y la lectura operativa de cada extremo.</w:t>
+        <w:t>Además de la pausa programada del nodo de humo, la ventana de cuatro días registró incidentes reales de operación distribuida que se documentan aquí porque son la evidencia más directa de asincronía y desconexión en condiciones de producción, no de laboratorio controlado.</w:t>
       </w:r>
+    </w:p>
+    <w:tbl>
+      <w:tblPr>
+        <w:tblW w:w="0" w:type="auto"/>
+        <w:jc w:val="center"/>
+        <w:tblLook w:val="04A0" w:firstRow="1" w:lastRow="0" w:firstColumn="1" w:lastColumn="0" w:noHBand="0" w:noVBand="1"/>
+      </w:tblPr>
+      <w:tblGrid>
+        <w:gridCol w:w="907"/>
+        <w:gridCol w:w="2551"/>
+        <w:gridCol w:w="2891"/>
+        <w:gridCol w:w="2891"/>
+      </w:tblGrid>
+      <w:tr>
+        <w:trPr>
+          <w:cantSplit/>
+          <w:tblHeader/>
+          <w:jc w:val="center"/>
+        </w:trPr>
+        <w:tc>
+          <w:tcPr>
+            <w:tcW w:w="907" w:type="dxa"/>
+            <w:tcBorders>
+              <w:top w:val="single" w:sz="4" w:space="0" w:color="0B2A4A"/>
+              <w:left w:val="single" w:sz="4" w:space="0" w:color="0B2A4A"/>
+              <w:bottom w:val="single" w:sz="4" w:space="0" w:color="0B2A4A"/>
+              <w:right w:val="single" w:sz="4" w:space="0" w:color="0B2A4A"/>
+            </w:tcBorders>
+            <w:shd w:val="clear" w:color="auto" w:fill="0B2A4A"/>
+            <w:tcMar>
+              <w:top w:w="90" w:type="dxa"/>
+              <w:left w:w="130" w:type="dxa"/>
+              <w:bottom w:w="90" w:type="dxa"/>
+              <w:right w:w="130" w:type="dxa"/>
+            </w:tcMar>
+            <w:vAlign w:val="center"/>
+          </w:tcPr>
+          <w:p>
+            <w:pPr>
+              <w:keepNext/>
+            </w:pPr>
+            <w:r>
+              <w:rPr>
+                <w:b/>
+                <w:color w:val="FFFFFF"/>
+                <w:sz w:val="19"/>
+              </w:rPr>
+              <w:lastRenderedPageBreak/>
+              <w:t>Fecha</w:t>
+            </w:r>
+          </w:p>
+        </w:tc>
+        <w:tc>
+          <w:tcPr>
+            <w:tcW w:w="2551" w:type="dxa"/>
+            <w:tcBorders>
+              <w:top w:val="single" w:sz="4" w:space="0" w:color="0B2A4A"/>
+              <w:left w:val="single" w:sz="4" w:space="0" w:color="0B2A4A"/>
+              <w:bottom w:val="single" w:sz="4" w:space="0" w:color="0B2A4A"/>
+              <w:right w:val="single" w:sz="4" w:space="0" w:color="0B2A4A"/>
+            </w:tcBorders>
+            <w:shd w:val="clear" w:color="auto" w:fill="0B2A4A"/>
+            <w:tcMar>
+              <w:top w:w="90" w:type="dxa"/>
+              <w:left w:w="130" w:type="dxa"/>
+              <w:bottom w:w="90" w:type="dxa"/>
+              <w:right w:w="130" w:type="dxa"/>
+            </w:tcMar>
+            <w:vAlign w:val="center"/>
+          </w:tcPr>
+          <w:p>
+            <w:pPr>
+              <w:keepNext/>
+            </w:pPr>
+            <w:r>
+              <w:rPr>
+                <w:b/>
+                <w:color w:val="FFFFFF"/>
+                <w:sz w:val="19"/>
+              </w:rPr>
+              <w:t>Incidente</w:t>
+            </w:r>
+          </w:p>
+        </w:tc>
+        <w:tc>
+          <w:tcPr>
+            <w:tcW w:w="2891" w:type="dxa"/>
+            <w:tcBorders>
+              <w:top w:val="single" w:sz="4" w:space="0" w:color="0B2A4A"/>
+              <w:left w:val="single" w:sz="4" w:space="0" w:color="0B2A4A"/>
+              <w:bottom w:val="single" w:sz="4" w:space="0" w:color="0B2A4A"/>
+              <w:right w:val="single" w:sz="4" w:space="0" w:color="0B2A4A"/>
+            </w:tcBorders>
+            <w:shd w:val="clear" w:color="auto" w:fill="0B2A4A"/>
+            <w:tcMar>
+              <w:top w:w="90" w:type="dxa"/>
+              <w:left w:w="130" w:type="dxa"/>
+              <w:bottom w:w="90" w:type="dxa"/>
+              <w:right w:w="130" w:type="dxa"/>
+            </w:tcMar>
+            <w:vAlign w:val="center"/>
+          </w:tcPr>
+          <w:p>
+            <w:pPr>
+              <w:keepNext/>
+            </w:pPr>
+            <w:r>
+              <w:rPr>
+                <w:b/>
+                <w:color w:val="FFFFFF"/>
+                <w:sz w:val="19"/>
+              </w:rPr>
+              <w:t>Diagnóstico</w:t>
+            </w:r>
+          </w:p>
+        </w:tc>
+        <w:tc>
+          <w:tcPr>
+            <w:tcW w:w="2891" w:type="dxa"/>
+            <w:tcBorders>
+              <w:top w:val="single" w:sz="4" w:space="0" w:color="0B2A4A"/>
+              <w:left w:val="single" w:sz="4" w:space="0" w:color="0B2A4A"/>
+              <w:bottom w:val="single" w:sz="4" w:space="0" w:color="0B2A4A"/>
+              <w:right w:val="single" w:sz="4" w:space="0" w:color="0B2A4A"/>
+            </w:tcBorders>
+            <w:shd w:val="clear" w:color="auto" w:fill="0B2A4A"/>
+            <w:tcMar>
+              <w:top w:w="90" w:type="dxa"/>
+              <w:left w:w="130" w:type="dxa"/>
+              <w:bottom w:w="90" w:type="dxa"/>
+              <w:right w:w="130" w:type="dxa"/>
+            </w:tcMar>
+            <w:vAlign w:val="center"/>
+          </w:tcPr>
+          <w:p>
+            <w:pPr>
+              <w:keepNext/>
+            </w:pPr>
+            <w:r>
+              <w:rPr>
+                <w:b/>
+                <w:color w:val="FFFFFF"/>
+                <w:sz w:val="19"/>
+              </w:rPr>
+              <w:t>Resolución</w:t>
+            </w:r>
+          </w:p>
+        </w:tc>
+      </w:tr>
+      <w:tr>
+        <w:trPr>
+          <w:cantSplit/>
+          <w:jc w:val="center"/>
+        </w:trPr>
+        <w:tc>
+          <w:tcPr>
+            <w:tcW w:w="907" w:type="dxa"/>
+            <w:tcBorders>
+              <w:top w:val="single" w:sz="4" w:space="0" w:color="D0D7DE"/>
+              <w:left w:val="single" w:sz="4" w:space="0" w:color="D0D7DE"/>
+              <w:bottom w:val="single" w:sz="4" w:space="0" w:color="D0D7DE"/>
+              <w:right w:val="single" w:sz="4" w:space="0" w:color="D0D7DE"/>
+            </w:tcBorders>
+            <w:shd w:val="clear" w:color="auto" w:fill="FFFFFF"/>
+            <w:tcMar>
+              <w:top w:w="90" w:type="dxa"/>
+              <w:left w:w="130" w:type="dxa"/>
+              <w:bottom w:w="90" w:type="dxa"/>
+              <w:right w:w="130" w:type="dxa"/>
+            </w:tcMar>
+            <w:vAlign w:val="center"/>
+          </w:tcPr>
+          <w:p>
+            <w:pPr>
+              <w:keepNext/>
+              <w:spacing w:after="0"/>
+            </w:pPr>
+            <w:r>
+              <w:rPr>
+                <w:b/>
+                <w:sz w:val="19"/>
+              </w:rPr>
+              <w:t>25-sep</w:t>
+            </w:r>
+          </w:p>
+        </w:tc>
+        <w:tc>
+          <w:tcPr>
+            <w:tcW w:w="2551" w:type="dxa"/>
+            <w:tcBorders>
+              <w:top w:val="single" w:sz="4" w:space="0" w:color="D0D7DE"/>
+              <w:left w:val="single" w:sz="4" w:space="0" w:color="D0D7DE"/>
+              <w:bottom w:val="single" w:sz="4" w:space="0" w:color="D0D7DE"/>
+              <w:right w:val="single" w:sz="4" w:space="0" w:color="D0D7DE"/>
+            </w:tcBorders>
+            <w:shd w:val="clear" w:color="auto" w:fill="FFFFFF"/>
+            <w:tcMar>
+              <w:top w:w="90" w:type="dxa"/>
+              <w:left w:w="130" w:type="dxa"/>
+              <w:bottom w:w="90" w:type="dxa"/>
+              <w:right w:w="130" w:type="dxa"/>
+            </w:tcMar>
+            <w:vAlign w:val="center"/>
+          </w:tcPr>
+          <w:p>
+            <w:pPr>
+              <w:keepNext/>
+              <w:spacing w:after="0"/>
+            </w:pPr>
+            <w:r>
+              <w:rPr>
+                <w:sz w:val="19"/>
+              </w:rPr>
+              <w:t>El supervisor del servidor Ubuntu lanzaba los 7 scripts con el dispositivo como argumento</w:t>
+            </w:r>
+          </w:p>
+        </w:tc>
+        <w:tc>
+          <w:tcPr>
+            <w:tcW w:w="2891" w:type="dxa"/>
+            <w:tcBorders>
+              <w:top w:val="single" w:sz="4" w:space="0" w:color="D0D7DE"/>
+              <w:left w:val="single" w:sz="4" w:space="0" w:color="D0D7DE"/>
+              <w:bottom w:val="single" w:sz="4" w:space="0" w:color="D0D7DE"/>
+              <w:right w:val="single" w:sz="4" w:space="0" w:color="D0D7DE"/>
+            </w:tcBorders>
+            <w:shd w:val="clear" w:color="auto" w:fill="FFFFFF"/>
+            <w:tcMar>
+              <w:top w:w="90" w:type="dxa"/>
+              <w:left w:w="130" w:type="dxa"/>
+              <w:bottom w:w="90" w:type="dxa"/>
+              <w:right w:w="130" w:type="dxa"/>
+            </w:tcMar>
+            <w:vAlign w:val="center"/>
+          </w:tcPr>
+          <w:p>
+            <w:pPr>
+              <w:keepNext/>
+              <w:spacing w:after="0"/>
+            </w:pPr>
+            <w:r>
+              <w:rPr>
+                <w:sz w:val="19"/>
+              </w:rPr>
+              <w:t>Cada script tiene su DEVICE_ID fijo en el código y no lee argumentos: los 7 procesos eran en realidad el mismo script (DC-HUMO-08) peleando por la única conexión del hub</w:t>
+            </w:r>
+          </w:p>
+        </w:tc>
+        <w:tc>
+          <w:tcPr>
+            <w:tcW w:w="2891" w:type="dxa"/>
+            <w:tcBorders>
+              <w:top w:val="single" w:sz="4" w:space="0" w:color="D0D7DE"/>
+              <w:left w:val="single" w:sz="4" w:space="0" w:color="D0D7DE"/>
+              <w:bottom w:val="single" w:sz="4" w:space="0" w:color="D0D7DE"/>
+              <w:right w:val="single" w:sz="4" w:space="0" w:color="D0D7DE"/>
+            </w:tcBorders>
+            <w:shd w:val="clear" w:color="auto" w:fill="FFFFFF"/>
+            <w:tcMar>
+              <w:top w:w="90" w:type="dxa"/>
+              <w:left w:w="130" w:type="dxa"/>
+              <w:bottom w:w="90" w:type="dxa"/>
+              <w:right w:w="130" w:type="dxa"/>
+            </w:tcMar>
+            <w:vAlign w:val="center"/>
+          </w:tcPr>
+          <w:p>
+            <w:pPr>
+              <w:keepNext/>
+              <w:spacing w:after="0"/>
+            </w:pPr>
+            <w:r>
+              <w:rPr>
+                <w:sz w:val="19"/>
+              </w:rPr>
+              <w:t>Reescrito el supervisor con una entrada por script (mismo diseño que el supervisor local); verificado después con 8/8 procesos vivos y un CSV por dispositivo</w:t>
+            </w:r>
+          </w:p>
+        </w:tc>
+      </w:tr>
+      <w:tr>
+        <w:trPr>
+          <w:cantSplit/>
+          <w:jc w:val="center"/>
+        </w:trPr>
+        <w:tc>
+          <w:tcPr>
+            <w:tcW w:w="907" w:type="dxa"/>
+            <w:tcBorders>
+              <w:top w:val="single" w:sz="4" w:space="0" w:color="D0D7DE"/>
+              <w:left w:val="single" w:sz="4" w:space="0" w:color="D0D7DE"/>
+              <w:bottom w:val="single" w:sz="4" w:space="0" w:color="D0D7DE"/>
+              <w:right w:val="single" w:sz="4" w:space="0" w:color="D0D7DE"/>
+            </w:tcBorders>
+            <w:shd w:val="clear" w:color="auto" w:fill="F4F7FB"/>
+            <w:tcMar>
+              <w:top w:w="90" w:type="dxa"/>
+              <w:left w:w="130" w:type="dxa"/>
+              <w:bottom w:w="90" w:type="dxa"/>
+              <w:right w:w="130" w:type="dxa"/>
+            </w:tcMar>
+            <w:vAlign w:val="center"/>
+          </w:tcPr>
+          <w:p>
+            <w:pPr>
+              <w:keepNext/>
+              <w:spacing w:after="0"/>
+            </w:pPr>
+            <w:r>
+              <w:rPr>
+                <w:b/>
+                <w:sz w:val="19"/>
+              </w:rPr>
+              <w:t>26-sep</w:t>
+            </w:r>
+          </w:p>
+        </w:tc>
+        <w:tc>
+          <w:tcPr>
+            <w:tcW w:w="2551" w:type="dxa"/>
+            <w:tcBorders>
+              <w:top w:val="single" w:sz="4" w:space="0" w:color="D0D7DE"/>
+              <w:left w:val="single" w:sz="4" w:space="0" w:color="D0D7DE"/>
+              <w:bottom w:val="single" w:sz="4" w:space="0" w:color="D0D7DE"/>
+              <w:right w:val="single" w:sz="4" w:space="0" w:color="D0D7DE"/>
+            </w:tcBorders>
+            <w:shd w:val="clear" w:color="auto" w:fill="F4F7FB"/>
+            <w:tcMar>
+              <w:top w:w="90" w:type="dxa"/>
+              <w:left w:w="130" w:type="dxa"/>
+              <w:bottom w:w="90" w:type="dxa"/>
+              <w:right w:w="130" w:type="dxa"/>
+            </w:tcMar>
+            <w:vAlign w:val="center"/>
+          </w:tcPr>
+          <w:p>
+            <w:pPr>
+              <w:keepNext/>
+              <w:spacing w:after="0"/>
+            </w:pPr>
+            <w:r>
+              <w:rPr>
+                <w:sz w:val="19"/>
+              </w:rPr>
+              <w:t>Doble publicación de los mismos 7 dispositivos desde el portátil y desde Ubuntu (14:55-15:22)</w:t>
+            </w:r>
+          </w:p>
+        </w:tc>
+        <w:tc>
+          <w:tcPr>
+            <w:tcW w:w="2891" w:type="dxa"/>
+            <w:tcBorders>
+              <w:top w:val="single" w:sz="4" w:space="0" w:color="D0D7DE"/>
+              <w:left w:val="single" w:sz="4" w:space="0" w:color="D0D7DE"/>
+              <w:bottom w:val="single" w:sz="4" w:space="0" w:color="D0D7DE"/>
+              <w:right w:val="single" w:sz="4" w:space="0" w:color="D0D7DE"/>
+            </w:tcBorders>
+            <w:shd w:val="clear" w:color="auto" w:fill="F4F7FB"/>
+            <w:tcMar>
+              <w:top w:w="90" w:type="dxa"/>
+              <w:left w:w="130" w:type="dxa"/>
+              <w:bottom w:w="90" w:type="dxa"/>
+              <w:right w:w="130" w:type="dxa"/>
+            </w:tcMar>
+            <w:vAlign w:val="center"/>
+          </w:tcPr>
+          <w:p>
+            <w:pPr>
+              <w:keepNext/>
+              <w:spacing w:after="0"/>
+            </w:pPr>
+            <w:r>
+              <w:rPr>
+                <w:sz w:val="19"/>
+              </w:rPr>
+              <w:t>El vigilante local relanzó la flota sin que el servidor remoto estuviera aún desactivado</w:t>
+            </w:r>
+          </w:p>
+        </w:tc>
+        <w:tc>
+          <w:tcPr>
+            <w:tcW w:w="2891" w:type="dxa"/>
+            <w:tcBorders>
+              <w:top w:val="single" w:sz="4" w:space="0" w:color="D0D7DE"/>
+              <w:left w:val="single" w:sz="4" w:space="0" w:color="D0D7DE"/>
+              <w:bottom w:val="single" w:sz="4" w:space="0" w:color="D0D7DE"/>
+              <w:right w:val="single" w:sz="4" w:space="0" w:color="D0D7DE"/>
+            </w:tcBorders>
+            <w:shd w:val="clear" w:color="auto" w:fill="F4F7FB"/>
+            <w:tcMar>
+              <w:top w:w="90" w:type="dxa"/>
+              <w:left w:w="130" w:type="dxa"/>
+              <w:bottom w:w="90" w:type="dxa"/>
+              <w:right w:w="130" w:type="dxa"/>
+            </w:tcMar>
+            <w:vAlign w:val="center"/>
+          </w:tcPr>
+          <w:p>
+            <w:pPr>
+              <w:keepNext/>
+              <w:spacing w:after="0"/>
+            </w:pPr>
+            <w:r>
+              <w:rPr>
+                <w:sz w:val="19"/>
+              </w:rPr>
+              <w:t>Flota local detenida y bandera de pausa (logs/PAUSA_FLOTA) para que los vigilantes no la revivan mientras el servidor remoto sea la fuente activa</w:t>
+            </w:r>
+          </w:p>
+        </w:tc>
+      </w:tr>
+      <w:tr>
+        <w:trPr>
+          <w:cantSplit/>
+          <w:jc w:val="center"/>
+        </w:trPr>
+        <w:tc>
+          <w:tcPr>
+            <w:tcW w:w="907" w:type="dxa"/>
+            <w:tcBorders>
+              <w:top w:val="single" w:sz="4" w:space="0" w:color="D0D7DE"/>
+              <w:left w:val="single" w:sz="4" w:space="0" w:color="D0D7DE"/>
+              <w:bottom w:val="single" w:sz="4" w:space="0" w:color="D0D7DE"/>
+              <w:right w:val="single" w:sz="4" w:space="0" w:color="D0D7DE"/>
+            </w:tcBorders>
+            <w:shd w:val="clear" w:color="auto" w:fill="FFFFFF"/>
+            <w:tcMar>
+              <w:top w:w="90" w:type="dxa"/>
+              <w:left w:w="130" w:type="dxa"/>
+              <w:bottom w:w="90" w:type="dxa"/>
+              <w:right w:w="130" w:type="dxa"/>
+            </w:tcMar>
+            <w:vAlign w:val="center"/>
+          </w:tcPr>
+          <w:p>
+            <w:pPr>
+              <w:keepNext/>
+              <w:spacing w:after="0"/>
+            </w:pPr>
+            <w:r>
+              <w:rPr>
+                <w:b/>
+                <w:sz w:val="19"/>
+              </w:rPr>
+              <w:t>26/27-sep</w:t>
+            </w:r>
+          </w:p>
+        </w:tc>
+        <w:tc>
+          <w:tcPr>
+            <w:tcW w:w="2551" w:type="dxa"/>
+            <w:tcBorders>
+              <w:top w:val="single" w:sz="4" w:space="0" w:color="D0D7DE"/>
+              <w:left w:val="single" w:sz="4" w:space="0" w:color="D0D7DE"/>
+              <w:bottom w:val="single" w:sz="4" w:space="0" w:color="D0D7DE"/>
+              <w:right w:val="single" w:sz="4" w:space="0" w:color="D0D7DE"/>
+            </w:tcBorders>
+            <w:shd w:val="clear" w:color="auto" w:fill="FFFFFF"/>
+            <w:tcMar>
+              <w:top w:w="90" w:type="dxa"/>
+              <w:left w:w="130" w:type="dxa"/>
+              <w:bottom w:w="90" w:type="dxa"/>
+              <w:right w:w="130" w:type="dxa"/>
+            </w:tcMar>
+            <w:vAlign w:val="center"/>
+          </w:tcPr>
+          <w:p>
+            <w:pPr>
+              <w:keepNext/>
+              <w:spacing w:after="0"/>
+            </w:pPr>
+            <w:r>
+              <w:rPr>
+                <w:sz w:val="19"/>
+              </w:rPr>
+              <w:t>El ESP32 del Rack B quedó en bucle de reconexión (rc=5 y luego rc=-2)</w:t>
+            </w:r>
+          </w:p>
+        </w:tc>
+        <w:tc>
+          <w:tcPr>
+            <w:tcW w:w="2891" w:type="dxa"/>
+            <w:tcBorders>
+              <w:top w:val="single" w:sz="4" w:space="0" w:color="D0D7DE"/>
+              <w:left w:val="single" w:sz="4" w:space="0" w:color="D0D7DE"/>
+              <w:bottom w:val="single" w:sz="4" w:space="0" w:color="D0D7DE"/>
+              <w:right w:val="single" w:sz="4" w:space="0" w:color="D0D7DE"/>
+            </w:tcBorders>
+            <w:shd w:val="clear" w:color="auto" w:fill="FFFFFF"/>
+            <w:tcMar>
+              <w:top w:w="90" w:type="dxa"/>
+              <w:left w:w="130" w:type="dxa"/>
+              <w:bottom w:w="90" w:type="dxa"/>
+              <w:right w:w="130" w:type="dxa"/>
+            </w:tcMar>
+            <w:vAlign w:val="center"/>
+          </w:tcPr>
+          <w:p>
+            <w:pPr>
+              <w:keepNext/>
+              <w:spacing w:after="0"/>
+            </w:pPr>
+            <w:r>
+              <w:rPr>
+                <w:sz w:val="19"/>
+              </w:rPr>
+              <w:t>rc=5: SAS rechazado por deriva del reloj del simulador tras varias horas corriendo. rc=-2: fallo de red del simulador de Wokwi</w:t>
+            </w:r>
+          </w:p>
+        </w:tc>
+        <w:tc>
+          <w:tcPr>
+            <w:tcW w:w="2891" w:type="dxa"/>
+            <w:tcBorders>
+              <w:top w:val="single" w:sz="4" w:space="0" w:color="D0D7DE"/>
+              <w:left w:val="single" w:sz="4" w:space="0" w:color="D0D7DE"/>
+              <w:bottom w:val="single" w:sz="4" w:space="0" w:color="D0D7DE"/>
+              <w:right w:val="single" w:sz="4" w:space="0" w:color="D0D7DE"/>
+            </w:tcBorders>
+            <w:shd w:val="clear" w:color="auto" w:fill="FFFFFF"/>
+            <w:tcMar>
+              <w:top w:w="90" w:type="dxa"/>
+              <w:left w:w="130" w:type="dxa"/>
+              <w:bottom w:w="90" w:type="dxa"/>
+              <w:right w:w="130" w:type="dxa"/>
+            </w:tcMar>
+            <w:vAlign w:val="center"/>
+          </w:tcPr>
+          <w:p>
+            <w:pPr>
+              <w:keepNext/>
+              <w:spacing w:after="0"/>
+            </w:pPr>
+            <w:r>
+              <w:rPr>
+                <w:sz w:val="19"/>
+              </w:rPr>
+              <w:t>Firmware actualizado con resincronización de hora y reinicio automático a los 6 fallos consecutivos; en caliente, reiniciar la simulación restablece la publicación en &lt;90 s</w:t>
+            </w:r>
+          </w:p>
+        </w:tc>
+      </w:tr>
+      <w:tr>
+        <w:trPr>
+          <w:cantSplit/>
+          <w:jc w:val="center"/>
+        </w:trPr>
+        <w:tc>
+          <w:tcPr>
+            <w:tcW w:w="907" w:type="dxa"/>
+            <w:tcBorders>
+              <w:top w:val="single" w:sz="4" w:space="0" w:color="D0D7DE"/>
+              <w:left w:val="single" w:sz="4" w:space="0" w:color="D0D7DE"/>
+              <w:bottom w:val="single" w:sz="4" w:space="0" w:color="D0D7DE"/>
+              <w:right w:val="single" w:sz="4" w:space="0" w:color="D0D7DE"/>
+            </w:tcBorders>
+            <w:shd w:val="clear" w:color="auto" w:fill="F4F7FB"/>
+            <w:tcMar>
+              <w:top w:w="90" w:type="dxa"/>
+              <w:left w:w="130" w:type="dxa"/>
+              <w:bottom w:w="90" w:type="dxa"/>
+              <w:right w:w="130" w:type="dxa"/>
+            </w:tcMar>
+            <w:vAlign w:val="center"/>
+          </w:tcPr>
+          <w:p>
+            <w:pPr>
+              <w:spacing w:after="0"/>
+            </w:pPr>
+            <w:r>
+              <w:rPr>
+                <w:b/>
+                <w:sz w:val="19"/>
+              </w:rPr>
+              <w:t>27-sep</w:t>
+            </w:r>
+          </w:p>
+        </w:tc>
+        <w:tc>
+          <w:tcPr>
+            <w:tcW w:w="2551" w:type="dxa"/>
+            <w:tcBorders>
+              <w:top w:val="single" w:sz="4" w:space="0" w:color="D0D7DE"/>
+              <w:left w:val="single" w:sz="4" w:space="0" w:color="D0D7DE"/>
+              <w:bottom w:val="single" w:sz="4" w:space="0" w:color="D0D7DE"/>
+              <w:right w:val="single" w:sz="4" w:space="0" w:color="D0D7DE"/>
+            </w:tcBorders>
+            <w:shd w:val="clear" w:color="auto" w:fill="F4F7FB"/>
+            <w:tcMar>
+              <w:top w:w="90" w:type="dxa"/>
+              <w:left w:w="130" w:type="dxa"/>
+              <w:bottom w:w="90" w:type="dxa"/>
+              <w:right w:w="130" w:type="dxa"/>
+            </w:tcMar>
+            <w:vAlign w:val="center"/>
+          </w:tcPr>
+          <w:p>
+            <w:pPr>
+              <w:spacing w:after="0"/>
+            </w:pPr>
+            <w:r>
+              <w:rPr>
+                <w:sz w:val="19"/>
+              </w:rPr>
+              <w:t>El ESP32 del nodo de agua no llegó a compilar (“Build Servers Busy”)</w:t>
+            </w:r>
+          </w:p>
+        </w:tc>
+        <w:tc>
+          <w:tcPr>
+            <w:tcW w:w="2891" w:type="dxa"/>
+            <w:tcBorders>
+              <w:top w:val="single" w:sz="4" w:space="0" w:color="D0D7DE"/>
+              <w:left w:val="single" w:sz="4" w:space="0" w:color="D0D7DE"/>
+              <w:bottom w:val="single" w:sz="4" w:space="0" w:color="D0D7DE"/>
+              <w:right w:val="single" w:sz="4" w:space="0" w:color="D0D7DE"/>
+            </w:tcBorders>
+            <w:shd w:val="clear" w:color="auto" w:fill="F4F7FB"/>
+            <w:tcMar>
+              <w:top w:w="90" w:type="dxa"/>
+              <w:left w:w="130" w:type="dxa"/>
+              <w:bottom w:w="90" w:type="dxa"/>
+              <w:right w:w="130" w:type="dxa"/>
+            </w:tcMar>
+            <w:vAlign w:val="center"/>
+          </w:tcPr>
+          <w:p>
+            <w:pPr>
+              <w:spacing w:after="0"/>
+            </w:pPr>
+            <w:r>
+              <w:rPr>
+                <w:sz w:val="19"/>
+              </w:rPr>
+              <w:t>Cola de compilación del plan gratuito de Wokwi saturada al tener dos proyectos ESP32 simulando a la vez; se descartó que fuera un problema del proyecto probando con un sketch nuevo desde cero</w:t>
+            </w:r>
+          </w:p>
+        </w:tc>
+        <w:tc>
+          <w:tcPr>
+            <w:tcW w:w="2891" w:type="dxa"/>
+            <w:tcBorders>
+              <w:top w:val="single" w:sz="4" w:space="0" w:color="D0D7DE"/>
+              <w:left w:val="single" w:sz="4" w:space="0" w:color="D0D7DE"/>
+              <w:bottom w:val="single" w:sz="4" w:space="0" w:color="D0D7DE"/>
+              <w:right w:val="single" w:sz="4" w:space="0" w:color="D0D7DE"/>
+            </w:tcBorders>
+            <w:shd w:val="clear" w:color="auto" w:fill="F4F7FB"/>
+            <w:tcMar>
+              <w:top w:w="90" w:type="dxa"/>
+              <w:left w:w="130" w:type="dxa"/>
+              <w:bottom w:w="90" w:type="dxa"/>
+              <w:right w:w="130" w:type="dxa"/>
+            </w:tcMar>
+            <w:vAlign w:val="center"/>
+          </w:tcPr>
+          <w:p>
+            <w:pPr>
+              <w:spacing w:after="0"/>
+            </w:pPr>
+            <w:r>
+              <w:rPr>
+                <w:sz w:val="19"/>
+              </w:rPr>
+              <w:t>Limitación de plataforma, no del sketch: el nodo de agua ya tiene cobertura completa en las fechas 1 y 3; en la fecha 4 la flota queda con 9 de 10 orígenes activos</w:t>
+            </w:r>
+          </w:p>
+        </w:tc>
+      </w:tr>
+    </w:tbl>
+    <w:p>
+      <w:pPr>
+        <w:spacing w:after="80"/>
+      </w:pPr>
     </w:p>
     <w:tbl>
       <w:tblPr>
@@ -8796,11 +9621,11 @@
             <w:tcW w:w="9638" w:type="dxa"/>
             <w:tcBorders>
               <w:top w:val="nil"/>
-              <w:left w:val="single" w:sz="24" w:space="0" w:color="C47A19"/>
+              <w:left w:val="single" w:sz="24" w:space="0" w:color="6B3FA0"/>
               <w:bottom w:val="nil"/>
               <w:right w:val="nil"/>
             </w:tcBorders>
-            <w:shd w:val="clear" w:color="auto" w:fill="FFF6E5"/>
+            <w:shd w:val="clear" w:color="auto" w:fill="F1ECFA"/>
             <w:tcMar>
               <w:top w:w="120" w:type="dxa"/>
               <w:left w:w="200" w:type="dxa"/>
@@ -8812,15 +9637,15 @@
             <w:r>
               <w:rPr>
                 <w:b/>
-                <w:color w:val="C47A19"/>
-              </w:rPr>
-              <w:t xml:space="preserve">Documento vivo  </w:t>
+                <w:color w:val="6B3FA0"/>
+              </w:rPr>
+              <w:t xml:space="preserve">Por qué se documentan los fallos y no solo el resultado final  </w:t>
             </w:r>
             <w:r>
               <w:rPr>
                 <w:sz w:val="20"/>
               </w:rPr>
-              <w:t>los cuatro días se cierran el 27 de septiembre; este documento se actualiza con la comparativa final y la lectura operativa de máximos y mínimos.</w:t>
+              <w:t>estos cuatro incidentes se dejan documentados a propósito: el taller pide mostrar desconexión y reconexión reales, y una migración de infraestructura a mitad de la ventana con sus fallos y correcciones es evidencia más fuerte que una pausa puramente programada.</w:t>
             </w:r>
           </w:p>
         </w:tc>
@@ -8835,11 +9660,754 @@
       <w:pPr>
         <w:pStyle w:val="Ttulo1"/>
       </w:pPr>
-      <w:bookmarkStart w:id="8" w:name="_Toc241161857"/>
+      <w:bookmarkStart w:id="8" w:name="_Toc241407878"/>
+      <w:r>
+        <w:t>7. Ventana de 4 días no continuos</w:t>
+      </w:r>
+      <w:bookmarkEnd w:id="8"/>
+    </w:p>
+    <w:p>
+      <w:r>
+        <w:t>La ventana comprende el 24, 25, 26 y 27 de septiembre de 2026. Para cada día y variable se calculan máximo, mínimo, promedio, recuento y sumatoria (esta última cuando aporta: energía, lluvia y eventos de acceso). La comparativa se genera desde el Data Explorer de IoT Central y desde las series locales que cada nodo escribe en datos/; el anexo B contiene las tablas completas y la lectura operativa de cada extremo.</w:t>
+      </w:r>
+    </w:p>
+    <w:tbl>
+      <w:tblPr>
+        <w:tblW w:w="0" w:type="auto"/>
+        <w:jc w:val="center"/>
+        <w:tblLook w:val="04A0" w:firstRow="1" w:lastRow="0" w:firstColumn="1" w:lastColumn="0" w:noHBand="0" w:noVBand="1"/>
+      </w:tblPr>
+      <w:tblGrid>
+        <w:gridCol w:w="1306"/>
+        <w:gridCol w:w="2149"/>
+        <w:gridCol w:w="1664"/>
+        <w:gridCol w:w="4779"/>
+      </w:tblGrid>
+      <w:tr>
+        <w:trPr>
+          <w:cantSplit/>
+          <w:tblHeader/>
+          <w:jc w:val="center"/>
+        </w:trPr>
+        <w:tc>
+          <w:tcPr>
+            <w:tcW w:w="1361" w:type="dxa"/>
+            <w:tcBorders>
+              <w:top w:val="single" w:sz="4" w:space="0" w:color="0B2A4A"/>
+              <w:left w:val="single" w:sz="4" w:space="0" w:color="0B2A4A"/>
+              <w:bottom w:val="single" w:sz="4" w:space="0" w:color="0B2A4A"/>
+              <w:right w:val="single" w:sz="4" w:space="0" w:color="0B2A4A"/>
+            </w:tcBorders>
+            <w:shd w:val="clear" w:color="auto" w:fill="0B2A4A"/>
+            <w:tcMar>
+              <w:top w:w="90" w:type="dxa"/>
+              <w:left w:w="130" w:type="dxa"/>
+              <w:bottom w:w="90" w:type="dxa"/>
+              <w:right w:w="130" w:type="dxa"/>
+            </w:tcMar>
+            <w:vAlign w:val="center"/>
+          </w:tcPr>
+          <w:p>
+            <w:pPr>
+              <w:keepNext/>
+            </w:pPr>
+            <w:r>
+              <w:rPr>
+                <w:b/>
+                <w:color w:val="FFFFFF"/>
+                <w:sz w:val="19"/>
+              </w:rPr>
+              <w:lastRenderedPageBreak/>
+              <w:t>Fecha</w:t>
+            </w:r>
+          </w:p>
+        </w:tc>
+        <w:tc>
+          <w:tcPr>
+            <w:tcW w:w="2268" w:type="dxa"/>
+            <w:tcBorders>
+              <w:top w:val="single" w:sz="4" w:space="0" w:color="0B2A4A"/>
+              <w:left w:val="single" w:sz="4" w:space="0" w:color="0B2A4A"/>
+              <w:bottom w:val="single" w:sz="4" w:space="0" w:color="0B2A4A"/>
+              <w:right w:val="single" w:sz="4" w:space="0" w:color="0B2A4A"/>
+            </w:tcBorders>
+            <w:shd w:val="clear" w:color="auto" w:fill="0B2A4A"/>
+            <w:tcMar>
+              <w:top w:w="90" w:type="dxa"/>
+              <w:left w:w="130" w:type="dxa"/>
+              <w:bottom w:w="90" w:type="dxa"/>
+              <w:right w:w="130" w:type="dxa"/>
+            </w:tcMar>
+            <w:vAlign w:val="center"/>
+          </w:tcPr>
+          <w:p>
+            <w:pPr>
+              <w:keepNext/>
+            </w:pPr>
+            <w:r>
+              <w:rPr>
+                <w:b/>
+                <w:color w:val="FFFFFF"/>
+                <w:sz w:val="19"/>
+              </w:rPr>
+              <w:t>Ventana con datos</w:t>
+            </w:r>
+          </w:p>
+        </w:tc>
+        <w:tc>
+          <w:tcPr>
+            <w:tcW w:w="1701" w:type="dxa"/>
+            <w:tcBorders>
+              <w:top w:val="single" w:sz="4" w:space="0" w:color="0B2A4A"/>
+              <w:left w:val="single" w:sz="4" w:space="0" w:color="0B2A4A"/>
+              <w:bottom w:val="single" w:sz="4" w:space="0" w:color="0B2A4A"/>
+              <w:right w:val="single" w:sz="4" w:space="0" w:color="0B2A4A"/>
+            </w:tcBorders>
+            <w:shd w:val="clear" w:color="auto" w:fill="0B2A4A"/>
+            <w:tcMar>
+              <w:top w:w="90" w:type="dxa"/>
+              <w:left w:w="130" w:type="dxa"/>
+              <w:bottom w:w="90" w:type="dxa"/>
+              <w:right w:w="130" w:type="dxa"/>
+            </w:tcMar>
+            <w:vAlign w:val="center"/>
+          </w:tcPr>
+          <w:p>
+            <w:pPr>
+              <w:keepNext/>
+            </w:pPr>
+            <w:r>
+              <w:rPr>
+                <w:b/>
+                <w:color w:val="FFFFFF"/>
+                <w:sz w:val="19"/>
+              </w:rPr>
+              <w:t>Duración</w:t>
+            </w:r>
+          </w:p>
+        </w:tc>
+        <w:tc>
+          <w:tcPr>
+            <w:tcW w:w="5102" w:type="dxa"/>
+            <w:tcBorders>
+              <w:top w:val="single" w:sz="4" w:space="0" w:color="0B2A4A"/>
+              <w:left w:val="single" w:sz="4" w:space="0" w:color="0B2A4A"/>
+              <w:bottom w:val="single" w:sz="4" w:space="0" w:color="0B2A4A"/>
+              <w:right w:val="single" w:sz="4" w:space="0" w:color="0B2A4A"/>
+            </w:tcBorders>
+            <w:shd w:val="clear" w:color="auto" w:fill="0B2A4A"/>
+            <w:tcMar>
+              <w:top w:w="90" w:type="dxa"/>
+              <w:left w:w="130" w:type="dxa"/>
+              <w:bottom w:w="90" w:type="dxa"/>
+              <w:right w:w="130" w:type="dxa"/>
+            </w:tcMar>
+            <w:vAlign w:val="center"/>
+          </w:tcPr>
+          <w:p>
+            <w:pPr>
+              <w:keepNext/>
+            </w:pPr>
+            <w:r>
+              <w:rPr>
+                <w:b/>
+                <w:color w:val="FFFFFF"/>
+                <w:sz w:val="19"/>
+              </w:rPr>
+              <w:t>Origen de los datos</w:t>
+            </w:r>
+          </w:p>
+        </w:tc>
+      </w:tr>
+      <w:tr>
+        <w:trPr>
+          <w:cantSplit/>
+          <w:jc w:val="center"/>
+        </w:trPr>
+        <w:tc>
+          <w:tcPr>
+            <w:tcW w:w="1361" w:type="dxa"/>
+            <w:tcBorders>
+              <w:top w:val="single" w:sz="4" w:space="0" w:color="D0D7DE"/>
+              <w:left w:val="single" w:sz="4" w:space="0" w:color="D0D7DE"/>
+              <w:bottom w:val="single" w:sz="4" w:space="0" w:color="D0D7DE"/>
+              <w:right w:val="single" w:sz="4" w:space="0" w:color="D0D7DE"/>
+            </w:tcBorders>
+            <w:shd w:val="clear" w:color="auto" w:fill="FFFFFF"/>
+            <w:tcMar>
+              <w:top w:w="90" w:type="dxa"/>
+              <w:left w:w="130" w:type="dxa"/>
+              <w:bottom w:w="90" w:type="dxa"/>
+              <w:right w:w="130" w:type="dxa"/>
+            </w:tcMar>
+            <w:vAlign w:val="center"/>
+          </w:tcPr>
+          <w:p>
+            <w:pPr>
+              <w:keepNext/>
+              <w:spacing w:after="0"/>
+            </w:pPr>
+            <w:r>
+              <w:rPr>
+                <w:b/>
+                <w:sz w:val="19"/>
+              </w:rPr>
+              <w:t>24-sep (jue)</w:t>
+            </w:r>
+          </w:p>
+        </w:tc>
+        <w:tc>
+          <w:tcPr>
+            <w:tcW w:w="2268" w:type="dxa"/>
+            <w:tcBorders>
+              <w:top w:val="single" w:sz="4" w:space="0" w:color="D0D7DE"/>
+              <w:left w:val="single" w:sz="4" w:space="0" w:color="D0D7DE"/>
+              <w:bottom w:val="single" w:sz="4" w:space="0" w:color="D0D7DE"/>
+              <w:right w:val="single" w:sz="4" w:space="0" w:color="D0D7DE"/>
+            </w:tcBorders>
+            <w:shd w:val="clear" w:color="auto" w:fill="FFFFFF"/>
+            <w:tcMar>
+              <w:top w:w="90" w:type="dxa"/>
+              <w:left w:w="130" w:type="dxa"/>
+              <w:bottom w:w="90" w:type="dxa"/>
+              <w:right w:w="130" w:type="dxa"/>
+            </w:tcMar>
+            <w:vAlign w:val="center"/>
+          </w:tcPr>
+          <w:p>
+            <w:pPr>
+              <w:keepNext/>
+              <w:spacing w:after="0"/>
+            </w:pPr>
+            <w:r>
+              <w:rPr>
+                <w:sz w:val="19"/>
+              </w:rPr>
+              <w:t>14:04 → 20:05</w:t>
+            </w:r>
+          </w:p>
+        </w:tc>
+        <w:tc>
+          <w:tcPr>
+            <w:tcW w:w="1701" w:type="dxa"/>
+            <w:tcBorders>
+              <w:top w:val="single" w:sz="4" w:space="0" w:color="D0D7DE"/>
+              <w:left w:val="single" w:sz="4" w:space="0" w:color="D0D7DE"/>
+              <w:bottom w:val="single" w:sz="4" w:space="0" w:color="D0D7DE"/>
+              <w:right w:val="single" w:sz="4" w:space="0" w:color="D0D7DE"/>
+            </w:tcBorders>
+            <w:shd w:val="clear" w:color="auto" w:fill="FFFFFF"/>
+            <w:tcMar>
+              <w:top w:w="90" w:type="dxa"/>
+              <w:left w:w="130" w:type="dxa"/>
+              <w:bottom w:w="90" w:type="dxa"/>
+              <w:right w:w="130" w:type="dxa"/>
+            </w:tcMar>
+            <w:vAlign w:val="center"/>
+          </w:tcPr>
+          <w:p>
+            <w:pPr>
+              <w:keepNext/>
+              <w:spacing w:after="0"/>
+            </w:pPr>
+            <w:r>
+              <w:rPr>
+                <w:sz w:val="19"/>
+              </w:rPr>
+              <w:t>6 h 01</w:t>
+            </w:r>
+          </w:p>
+        </w:tc>
+        <w:tc>
+          <w:tcPr>
+            <w:tcW w:w="5102" w:type="dxa"/>
+            <w:tcBorders>
+              <w:top w:val="single" w:sz="4" w:space="0" w:color="D0D7DE"/>
+              <w:left w:val="single" w:sz="4" w:space="0" w:color="D0D7DE"/>
+              <w:bottom w:val="single" w:sz="4" w:space="0" w:color="D0D7DE"/>
+              <w:right w:val="single" w:sz="4" w:space="0" w:color="D0D7DE"/>
+            </w:tcBorders>
+            <w:shd w:val="clear" w:color="auto" w:fill="FFFFFF"/>
+            <w:tcMar>
+              <w:top w:w="90" w:type="dxa"/>
+              <w:left w:w="130" w:type="dxa"/>
+              <w:bottom w:w="90" w:type="dxa"/>
+              <w:right w:w="130" w:type="dxa"/>
+            </w:tcMar>
+            <w:vAlign w:val="center"/>
+          </w:tcPr>
+          <w:p>
+            <w:pPr>
+              <w:keepNext/>
+              <w:spacing w:after="0"/>
+            </w:pPr>
+            <w:r>
+              <w:rPr>
+                <w:sz w:val="19"/>
+              </w:rPr>
+              <w:t>7 nodos locales (portátil) + 2 ESP32 Wokwi desde ~17:00</w:t>
+            </w:r>
+          </w:p>
+        </w:tc>
+      </w:tr>
+      <w:tr>
+        <w:trPr>
+          <w:cantSplit/>
+          <w:jc w:val="center"/>
+        </w:trPr>
+        <w:tc>
+          <w:tcPr>
+            <w:tcW w:w="1361" w:type="dxa"/>
+            <w:tcBorders>
+              <w:top w:val="single" w:sz="4" w:space="0" w:color="D0D7DE"/>
+              <w:left w:val="single" w:sz="4" w:space="0" w:color="D0D7DE"/>
+              <w:bottom w:val="single" w:sz="4" w:space="0" w:color="D0D7DE"/>
+              <w:right w:val="single" w:sz="4" w:space="0" w:color="D0D7DE"/>
+            </w:tcBorders>
+            <w:shd w:val="clear" w:color="auto" w:fill="F4F7FB"/>
+            <w:tcMar>
+              <w:top w:w="90" w:type="dxa"/>
+              <w:left w:w="130" w:type="dxa"/>
+              <w:bottom w:w="90" w:type="dxa"/>
+              <w:right w:w="130" w:type="dxa"/>
+            </w:tcMar>
+            <w:vAlign w:val="center"/>
+          </w:tcPr>
+          <w:p>
+            <w:pPr>
+              <w:keepNext/>
+              <w:spacing w:after="0"/>
+            </w:pPr>
+            <w:r>
+              <w:rPr>
+                <w:b/>
+                <w:sz w:val="19"/>
+              </w:rPr>
+              <w:t>25-sep (vie)</w:t>
+            </w:r>
+          </w:p>
+        </w:tc>
+        <w:tc>
+          <w:tcPr>
+            <w:tcW w:w="2268" w:type="dxa"/>
+            <w:tcBorders>
+              <w:top w:val="single" w:sz="4" w:space="0" w:color="D0D7DE"/>
+              <w:left w:val="single" w:sz="4" w:space="0" w:color="D0D7DE"/>
+              <w:bottom w:val="single" w:sz="4" w:space="0" w:color="D0D7DE"/>
+              <w:right w:val="single" w:sz="4" w:space="0" w:color="D0D7DE"/>
+            </w:tcBorders>
+            <w:shd w:val="clear" w:color="auto" w:fill="F4F7FB"/>
+            <w:tcMar>
+              <w:top w:w="90" w:type="dxa"/>
+              <w:left w:w="130" w:type="dxa"/>
+              <w:bottom w:w="90" w:type="dxa"/>
+              <w:right w:w="130" w:type="dxa"/>
+            </w:tcMar>
+            <w:vAlign w:val="center"/>
+          </w:tcPr>
+          <w:p>
+            <w:pPr>
+              <w:keepNext/>
+              <w:spacing w:after="0"/>
+            </w:pPr>
+            <w:r>
+              <w:rPr>
+                <w:sz w:val="19"/>
+              </w:rPr>
+              <w:t>15:37 → 23:59</w:t>
+            </w:r>
+          </w:p>
+        </w:tc>
+        <w:tc>
+          <w:tcPr>
+            <w:tcW w:w="1701" w:type="dxa"/>
+            <w:tcBorders>
+              <w:top w:val="single" w:sz="4" w:space="0" w:color="D0D7DE"/>
+              <w:left w:val="single" w:sz="4" w:space="0" w:color="D0D7DE"/>
+              <w:bottom w:val="single" w:sz="4" w:space="0" w:color="D0D7DE"/>
+              <w:right w:val="single" w:sz="4" w:space="0" w:color="D0D7DE"/>
+            </w:tcBorders>
+            <w:shd w:val="clear" w:color="auto" w:fill="F4F7FB"/>
+            <w:tcMar>
+              <w:top w:w="90" w:type="dxa"/>
+              <w:left w:w="130" w:type="dxa"/>
+              <w:bottom w:w="90" w:type="dxa"/>
+              <w:right w:w="130" w:type="dxa"/>
+            </w:tcMar>
+            <w:vAlign w:val="center"/>
+          </w:tcPr>
+          <w:p>
+            <w:pPr>
+              <w:keepNext/>
+              <w:spacing w:after="0"/>
+            </w:pPr>
+            <w:r>
+              <w:rPr>
+                <w:sz w:val="19"/>
+              </w:rPr>
+              <w:t>8 h 22</w:t>
+            </w:r>
+          </w:p>
+        </w:tc>
+        <w:tc>
+          <w:tcPr>
+            <w:tcW w:w="5102" w:type="dxa"/>
+            <w:tcBorders>
+              <w:top w:val="single" w:sz="4" w:space="0" w:color="D0D7DE"/>
+              <w:left w:val="single" w:sz="4" w:space="0" w:color="D0D7DE"/>
+              <w:bottom w:val="single" w:sz="4" w:space="0" w:color="D0D7DE"/>
+              <w:right w:val="single" w:sz="4" w:space="0" w:color="D0D7DE"/>
+            </w:tcBorders>
+            <w:shd w:val="clear" w:color="auto" w:fill="F4F7FB"/>
+            <w:tcMar>
+              <w:top w:w="90" w:type="dxa"/>
+              <w:left w:w="130" w:type="dxa"/>
+              <w:bottom w:w="90" w:type="dxa"/>
+              <w:right w:w="130" w:type="dxa"/>
+            </w:tcMar>
+            <w:vAlign w:val="center"/>
+          </w:tcPr>
+          <w:p>
+            <w:pPr>
+              <w:keepNext/>
+              <w:spacing w:after="0"/>
+            </w:pPr>
+            <w:r>
+              <w:rPr>
+                <w:sz w:val="19"/>
+              </w:rPr>
+              <w:t>7 nodos locales (portátil); el intento de servidor remoto solo alimentó el nodo de humo (incidente 6.1)</w:t>
+            </w:r>
+          </w:p>
+        </w:tc>
+      </w:tr>
+      <w:tr>
+        <w:trPr>
+          <w:cantSplit/>
+          <w:jc w:val="center"/>
+        </w:trPr>
+        <w:tc>
+          <w:tcPr>
+            <w:tcW w:w="1361" w:type="dxa"/>
+            <w:tcBorders>
+              <w:top w:val="single" w:sz="4" w:space="0" w:color="D0D7DE"/>
+              <w:left w:val="single" w:sz="4" w:space="0" w:color="D0D7DE"/>
+              <w:bottom w:val="single" w:sz="4" w:space="0" w:color="D0D7DE"/>
+              <w:right w:val="single" w:sz="4" w:space="0" w:color="D0D7DE"/>
+            </w:tcBorders>
+            <w:shd w:val="clear" w:color="auto" w:fill="FFFFFF"/>
+            <w:tcMar>
+              <w:top w:w="90" w:type="dxa"/>
+              <w:left w:w="130" w:type="dxa"/>
+              <w:bottom w:w="90" w:type="dxa"/>
+              <w:right w:w="130" w:type="dxa"/>
+            </w:tcMar>
+            <w:vAlign w:val="center"/>
+          </w:tcPr>
+          <w:p>
+            <w:pPr>
+              <w:keepNext/>
+              <w:spacing w:after="0"/>
+            </w:pPr>
+            <w:r>
+              <w:rPr>
+                <w:b/>
+                <w:sz w:val="19"/>
+              </w:rPr>
+              <w:t>26-sep (sáb)</w:t>
+            </w:r>
+          </w:p>
+        </w:tc>
+        <w:tc>
+          <w:tcPr>
+            <w:tcW w:w="2268" w:type="dxa"/>
+            <w:tcBorders>
+              <w:top w:val="single" w:sz="4" w:space="0" w:color="D0D7DE"/>
+              <w:left w:val="single" w:sz="4" w:space="0" w:color="D0D7DE"/>
+              <w:bottom w:val="single" w:sz="4" w:space="0" w:color="D0D7DE"/>
+              <w:right w:val="single" w:sz="4" w:space="0" w:color="D0D7DE"/>
+            </w:tcBorders>
+            <w:shd w:val="clear" w:color="auto" w:fill="FFFFFF"/>
+            <w:tcMar>
+              <w:top w:w="90" w:type="dxa"/>
+              <w:left w:w="130" w:type="dxa"/>
+              <w:bottom w:w="90" w:type="dxa"/>
+              <w:right w:w="130" w:type="dxa"/>
+            </w:tcMar>
+            <w:vAlign w:val="center"/>
+          </w:tcPr>
+          <w:p>
+            <w:pPr>
+              <w:keepNext/>
+              <w:spacing w:after="0"/>
+            </w:pPr>
+            <w:r>
+              <w:rPr>
+                <w:sz w:val="19"/>
+              </w:rPr>
+              <w:t>00:00 → 18:09</w:t>
+            </w:r>
+          </w:p>
+        </w:tc>
+        <w:tc>
+          <w:tcPr>
+            <w:tcW w:w="1701" w:type="dxa"/>
+            <w:tcBorders>
+              <w:top w:val="single" w:sz="4" w:space="0" w:color="D0D7DE"/>
+              <w:left w:val="single" w:sz="4" w:space="0" w:color="D0D7DE"/>
+              <w:bottom w:val="single" w:sz="4" w:space="0" w:color="D0D7DE"/>
+              <w:right w:val="single" w:sz="4" w:space="0" w:color="D0D7DE"/>
+            </w:tcBorders>
+            <w:shd w:val="clear" w:color="auto" w:fill="FFFFFF"/>
+            <w:tcMar>
+              <w:top w:w="90" w:type="dxa"/>
+              <w:left w:w="130" w:type="dxa"/>
+              <w:bottom w:w="90" w:type="dxa"/>
+              <w:right w:w="130" w:type="dxa"/>
+            </w:tcMar>
+            <w:vAlign w:val="center"/>
+          </w:tcPr>
+          <w:p>
+            <w:pPr>
+              <w:keepNext/>
+              <w:spacing w:after="0"/>
+            </w:pPr>
+            <w:r>
+              <w:rPr>
+                <w:sz w:val="19"/>
+              </w:rPr>
+              <w:t>18 h 09</w:t>
+            </w:r>
+          </w:p>
+        </w:tc>
+        <w:tc>
+          <w:tcPr>
+            <w:tcW w:w="5102" w:type="dxa"/>
+            <w:tcBorders>
+              <w:top w:val="single" w:sz="4" w:space="0" w:color="D0D7DE"/>
+              <w:left w:val="single" w:sz="4" w:space="0" w:color="D0D7DE"/>
+              <w:bottom w:val="single" w:sz="4" w:space="0" w:color="D0D7DE"/>
+              <w:right w:val="single" w:sz="4" w:space="0" w:color="D0D7DE"/>
+            </w:tcBorders>
+            <w:shd w:val="clear" w:color="auto" w:fill="FFFFFF"/>
+            <w:tcMar>
+              <w:top w:w="90" w:type="dxa"/>
+              <w:left w:w="130" w:type="dxa"/>
+              <w:bottom w:w="90" w:type="dxa"/>
+              <w:right w:w="130" w:type="dxa"/>
+            </w:tcMar>
+            <w:vAlign w:val="center"/>
+          </w:tcPr>
+          <w:p>
+            <w:pPr>
+              <w:keepNext/>
+              <w:spacing w:after="0"/>
+            </w:pPr>
+            <w:r>
+              <w:rPr>
+                <w:sz w:val="19"/>
+              </w:rPr>
+              <w:t>local hasta 15:22 (continuaba del 25-sep) y después el servidor Ubuntu; ESP32 desde ~15:14</w:t>
+            </w:r>
+          </w:p>
+        </w:tc>
+      </w:tr>
+      <w:tr>
+        <w:trPr>
+          <w:cantSplit/>
+          <w:jc w:val="center"/>
+        </w:trPr>
+        <w:tc>
+          <w:tcPr>
+            <w:tcW w:w="1361" w:type="dxa"/>
+            <w:tcBorders>
+              <w:top w:val="single" w:sz="4" w:space="0" w:color="D0D7DE"/>
+              <w:left w:val="single" w:sz="4" w:space="0" w:color="D0D7DE"/>
+              <w:bottom w:val="single" w:sz="4" w:space="0" w:color="D0D7DE"/>
+              <w:right w:val="single" w:sz="4" w:space="0" w:color="D0D7DE"/>
+            </w:tcBorders>
+            <w:shd w:val="clear" w:color="auto" w:fill="F4F7FB"/>
+            <w:tcMar>
+              <w:top w:w="90" w:type="dxa"/>
+              <w:left w:w="130" w:type="dxa"/>
+              <w:bottom w:w="90" w:type="dxa"/>
+              <w:right w:w="130" w:type="dxa"/>
+            </w:tcMar>
+            <w:vAlign w:val="center"/>
+          </w:tcPr>
+          <w:p>
+            <w:pPr>
+              <w:spacing w:after="0"/>
+            </w:pPr>
+            <w:r>
+              <w:rPr>
+                <w:b/>
+                <w:sz w:val="19"/>
+              </w:rPr>
+              <w:t>27-sep (dom)</w:t>
+            </w:r>
+          </w:p>
+        </w:tc>
+        <w:tc>
+          <w:tcPr>
+            <w:tcW w:w="2268" w:type="dxa"/>
+            <w:tcBorders>
+              <w:top w:val="single" w:sz="4" w:space="0" w:color="D0D7DE"/>
+              <w:left w:val="single" w:sz="4" w:space="0" w:color="D0D7DE"/>
+              <w:bottom w:val="single" w:sz="4" w:space="0" w:color="D0D7DE"/>
+              <w:right w:val="single" w:sz="4" w:space="0" w:color="D0D7DE"/>
+            </w:tcBorders>
+            <w:shd w:val="clear" w:color="auto" w:fill="F4F7FB"/>
+            <w:tcMar>
+              <w:top w:w="90" w:type="dxa"/>
+              <w:left w:w="130" w:type="dxa"/>
+              <w:bottom w:w="90" w:type="dxa"/>
+              <w:right w:w="130" w:type="dxa"/>
+            </w:tcMar>
+            <w:vAlign w:val="center"/>
+          </w:tcPr>
+          <w:p>
+            <w:pPr>
+              <w:spacing w:after="0"/>
+            </w:pPr>
+            <w:r>
+              <w:rPr>
+                <w:sz w:val="19"/>
+              </w:rPr>
+              <w:t>10:28 → EN CURSO</w:t>
+            </w:r>
+          </w:p>
+        </w:tc>
+        <w:tc>
+          <w:tcPr>
+            <w:tcW w:w="1701" w:type="dxa"/>
+            <w:tcBorders>
+              <w:top w:val="single" w:sz="4" w:space="0" w:color="D0D7DE"/>
+              <w:left w:val="single" w:sz="4" w:space="0" w:color="D0D7DE"/>
+              <w:bottom w:val="single" w:sz="4" w:space="0" w:color="D0D7DE"/>
+              <w:right w:val="single" w:sz="4" w:space="0" w:color="D0D7DE"/>
+            </w:tcBorders>
+            <w:shd w:val="clear" w:color="auto" w:fill="F4F7FB"/>
+            <w:tcMar>
+              <w:top w:w="90" w:type="dxa"/>
+              <w:left w:w="130" w:type="dxa"/>
+              <w:bottom w:w="90" w:type="dxa"/>
+              <w:right w:w="130" w:type="dxa"/>
+            </w:tcMar>
+            <w:vAlign w:val="center"/>
+          </w:tcPr>
+          <w:p>
+            <w:pPr>
+              <w:spacing w:after="0"/>
+            </w:pPr>
+            <w:r>
+              <w:rPr>
+                <w:sz w:val="19"/>
+              </w:rPr>
+              <w:t>[COMPLETAR AL CIERRE]</w:t>
+            </w:r>
+          </w:p>
+        </w:tc>
+        <w:tc>
+          <w:tcPr>
+            <w:tcW w:w="5102" w:type="dxa"/>
+            <w:tcBorders>
+              <w:top w:val="single" w:sz="4" w:space="0" w:color="D0D7DE"/>
+              <w:left w:val="single" w:sz="4" w:space="0" w:color="D0D7DE"/>
+              <w:bottom w:val="single" w:sz="4" w:space="0" w:color="D0D7DE"/>
+              <w:right w:val="single" w:sz="4" w:space="0" w:color="D0D7DE"/>
+            </w:tcBorders>
+            <w:shd w:val="clear" w:color="auto" w:fill="F4F7FB"/>
+            <w:tcMar>
+              <w:top w:w="90" w:type="dxa"/>
+              <w:left w:w="130" w:type="dxa"/>
+              <w:bottom w:w="90" w:type="dxa"/>
+              <w:right w:w="130" w:type="dxa"/>
+            </w:tcMar>
+            <w:vAlign w:val="center"/>
+          </w:tcPr>
+          <w:p>
+            <w:pPr>
+              <w:spacing w:after="0"/>
+            </w:pPr>
+            <w:r>
+              <w:rPr>
+                <w:sz w:val="19"/>
+              </w:rPr>
+              <w:t>exclusivamente el servidor Ubuntu (7 nodos Python) + ESP32 del Rack B</w:t>
+            </w:r>
+          </w:p>
+        </w:tc>
+      </w:tr>
+    </w:tbl>
+    <w:p>
+      <w:pPr>
+        <w:spacing w:after="80"/>
+      </w:pPr>
+    </w:p>
+    <w:tbl>
+      <w:tblPr>
+        <w:tblW w:w="0" w:type="auto"/>
+        <w:jc w:val="center"/>
+        <w:tblLook w:val="04A0" w:firstRow="1" w:lastRow="0" w:firstColumn="1" w:lastColumn="0" w:noHBand="0" w:noVBand="1"/>
+      </w:tblPr>
+      <w:tblGrid>
+        <w:gridCol w:w="9638"/>
+      </w:tblGrid>
+      <w:tr>
+        <w:trPr>
+          <w:cantSplit/>
+          <w:jc w:val="center"/>
+        </w:trPr>
+        <w:tc>
+          <w:tcPr>
+            <w:tcW w:w="9638" w:type="dxa"/>
+            <w:tcBorders>
+              <w:top w:val="nil"/>
+              <w:left w:val="single" w:sz="24" w:space="0" w:color="C47A19"/>
+              <w:bottom w:val="nil"/>
+              <w:right w:val="nil"/>
+            </w:tcBorders>
+            <w:shd w:val="clear" w:color="auto" w:fill="FFF6E5"/>
+            <w:tcMar>
+              <w:top w:w="120" w:type="dxa"/>
+              <w:left w:w="200" w:type="dxa"/>
+              <w:bottom w:w="120" w:type="dxa"/>
+              <w:right w:w="160" w:type="dxa"/>
+            </w:tcMar>
+          </w:tcPr>
+          <w:p>
+            <w:r>
+              <w:rPr>
+                <w:b/>
+                <w:color w:val="C47A19"/>
+              </w:rPr>
+              <w:t xml:space="preserve">Dato pendiente de cierre — fecha 4  </w:t>
+            </w:r>
+            <w:r>
+              <w:rPr>
+                <w:sz w:val="20"/>
+              </w:rPr>
+              <w:t>EN CURSO al momento de generar este documento: la fecha 4 corre solo en el servidor remoto para aislar esa infraestructura como el segundo de los dos códigos que se ejecutan en la sustentación. Al completar el mínimo de horas se reemplaza esta fila con la ventana final y se agrega la tabla comparativa de las cuatro fechas (máx/mín/promedio/recuento/sumatoria) en el anexo B, sección "Comparativa de los 4 días". Ver docs/04-ventana-4-dias.md para el estado más reciente.</w:t>
+            </w:r>
+          </w:p>
+        </w:tc>
+      </w:tr>
+    </w:tbl>
+    <w:p>
+      <w:pPr>
+        <w:spacing w:after="40"/>
+      </w:pPr>
+    </w:p>
+    <w:p>
+      <w:pPr>
+        <w:pStyle w:val="Ttulo1"/>
+      </w:pPr>
+      <w:bookmarkStart w:id="9" w:name="_Toc241407879"/>
       <w:r>
         <w:t>8. Cuarto de control</w:t>
       </w:r>
-      <w:bookmarkEnd w:id="8"/>
+      <w:bookmarkEnd w:id="9"/>
     </w:p>
     <w:p>
       <w:r>
@@ -8890,7 +10458,6 @@
                 <w:color w:val="FFFFFF"/>
                 <w:sz w:val="19"/>
               </w:rPr>
-              <w:lastRenderedPageBreak/>
               <w:t>Bloque del panel</w:t>
             </w:r>
           </w:p>
@@ -9281,11 +10848,11 @@
       <w:pPr>
         <w:pStyle w:val="Ttulo1"/>
       </w:pPr>
-      <w:bookmarkStart w:id="9" w:name="_Toc241161858"/>
+      <w:bookmarkStart w:id="10" w:name="_Toc241407880"/>
       <w:r>
         <w:t>9. Reglas y alertas</w:t>
       </w:r>
-      <w:bookmarkEnd w:id="9"/>
+      <w:bookmarkEnd w:id="10"/>
     </w:p>
     <w:p>
       <w:r>
@@ -9339,6 +10906,7 @@
                 <w:color w:val="FFFFFF"/>
                 <w:sz w:val="19"/>
               </w:rPr>
+              <w:lastRenderedPageBreak/>
               <w:t>#</w:t>
             </w:r>
           </w:p>
@@ -10500,9 +12068,8 @@
         <w:rPr>
           <w:noProof/>
         </w:rPr>
-        <w:lastRenderedPageBreak/>
         <w:drawing>
-          <wp:inline distT="0" distB="0" distL="0" distR="0" wp14:anchorId="53CBB767" wp14:editId="4947C7A1">
+          <wp:inline distT="0" distB="0" distL="0" distR="0" wp14:anchorId="3B136099" wp14:editId="716D8F24">
             <wp:extent cx="5940000" cy="3712500"/>
             <wp:effectExtent l="0" t="0" r="0" b="0"/>
             <wp:docPr id="2" name="Picture 2"/>
@@ -10564,11 +12131,11 @@
       <w:pPr>
         <w:pStyle w:val="Ttulo1"/>
       </w:pPr>
-      <w:bookmarkStart w:id="10" w:name="_Toc241161859"/>
+      <w:bookmarkStart w:id="11" w:name="_Toc241407881"/>
       <w:r>
         <w:t>10. Limitaciones percibidas de IoT Central</w:t>
       </w:r>
-      <w:bookmarkEnd w:id="10"/>
+      <w:bookmarkEnd w:id="11"/>
     </w:p>
     <w:p>
       <w:pPr>
@@ -10624,6 +12191,7 @@
         <w:rPr>
           <w:b/>
         </w:rPr>
+        <w:lastRenderedPageBreak/>
         <w:t xml:space="preserve">Cuotas de mensajes: </w:t>
       </w:r>
       <w:r>
@@ -10649,11 +12217,11 @@
       <w:pPr>
         <w:pStyle w:val="Ttulo1"/>
       </w:pPr>
-      <w:bookmarkStart w:id="11" w:name="_Toc241161860"/>
+      <w:bookmarkStart w:id="12" w:name="_Toc241407882"/>
       <w:r>
         <w:t>11. Repositorio y manejo de secretos</w:t>
       </w:r>
-      <w:bookmarkEnd w:id="11"/>
+      <w:bookmarkEnd w:id="12"/>
     </w:p>
     <w:p>
       <w:r>
@@ -10810,12 +12378,12 @@
       <w:pPr>
         <w:pStyle w:val="Ttulo1"/>
       </w:pPr>
-      <w:bookmarkStart w:id="12" w:name="_Toc241161861"/>
+      <w:bookmarkStart w:id="13" w:name="_Toc241407883"/>
       <w:r>
         <w:lastRenderedPageBreak/>
         <w:t>Anexo A — Datasheets y tablas de parámetros</w:t>
       </w:r>
-      <w:bookmarkEnd w:id="12"/>
+      <w:bookmarkEnd w:id="13"/>
     </w:p>
     <w:p>
       <w:r>
@@ -12776,16 +14344,754 @@
       <w:pPr>
         <w:pStyle w:val="Ttulo1"/>
       </w:pPr>
-      <w:bookmarkStart w:id="13" w:name="_Toc241161862"/>
+      <w:bookmarkStart w:id="14" w:name="_Toc241407884"/>
       <w:r>
         <w:t>Anexo B — Evidencias y comparativa de los 4 días</w:t>
       </w:r>
-      <w:bookmarkEnd w:id="13"/>
+      <w:bookmarkEnd w:id="14"/>
     </w:p>
     <w:p>
       <w:r>
         <w:t>Las capturas del portal (flota, datos sin procesar de cada origen, panel, reglas, estados Connected/Disconnected), los logs de los dos códigos que se ejecutan en vivo y las tablas de la comparativa de cuatro días se adjuntan en el anexo de evidencias (informe/Evidencias_Parcial1.docx).</w:t>
       </w:r>
+    </w:p>
+    <w:p>
+      <w:pPr>
+        <w:pStyle w:val="Ttulo2"/>
+      </w:pPr>
+      <w:bookmarkStart w:id="15" w:name="_Toc241407885"/>
+      <w:r>
+        <w:lastRenderedPageBreak/>
+        <w:t>Comparativa de los 4 días — estado por fecha</w:t>
+      </w:r>
+      <w:bookmarkEnd w:id="15"/>
+    </w:p>
+    <w:tbl>
+      <w:tblPr>
+        <w:tblW w:w="0" w:type="auto"/>
+        <w:jc w:val="center"/>
+        <w:tblLook w:val="04A0" w:firstRow="1" w:lastRow="0" w:firstColumn="1" w:lastColumn="0" w:noHBand="0" w:noVBand="1"/>
+      </w:tblPr>
+      <w:tblGrid>
+        <w:gridCol w:w="992"/>
+        <w:gridCol w:w="1663"/>
+        <w:gridCol w:w="3327"/>
+        <w:gridCol w:w="3916"/>
+      </w:tblGrid>
+      <w:tr>
+        <w:trPr>
+          <w:cantSplit/>
+          <w:tblHeader/>
+          <w:jc w:val="center"/>
+        </w:trPr>
+        <w:tc>
+          <w:tcPr>
+            <w:tcW w:w="1020" w:type="dxa"/>
+            <w:tcBorders>
+              <w:top w:val="single" w:sz="4" w:space="0" w:color="0B2A4A"/>
+              <w:left w:val="single" w:sz="4" w:space="0" w:color="0B2A4A"/>
+              <w:bottom w:val="single" w:sz="4" w:space="0" w:color="0B2A4A"/>
+              <w:right w:val="single" w:sz="4" w:space="0" w:color="0B2A4A"/>
+            </w:tcBorders>
+            <w:shd w:val="clear" w:color="auto" w:fill="0B2A4A"/>
+            <w:tcMar>
+              <w:top w:w="90" w:type="dxa"/>
+              <w:left w:w="130" w:type="dxa"/>
+              <w:bottom w:w="90" w:type="dxa"/>
+              <w:right w:w="130" w:type="dxa"/>
+            </w:tcMar>
+            <w:vAlign w:val="center"/>
+          </w:tcPr>
+          <w:p>
+            <w:pPr>
+              <w:keepNext/>
+            </w:pPr>
+            <w:r>
+              <w:rPr>
+                <w:b/>
+                <w:color w:val="FFFFFF"/>
+                <w:sz w:val="19"/>
+              </w:rPr>
+              <w:t>Fecha</w:t>
+            </w:r>
+          </w:p>
+        </w:tc>
+        <w:tc>
+          <w:tcPr>
+            <w:tcW w:w="1701" w:type="dxa"/>
+            <w:tcBorders>
+              <w:top w:val="single" w:sz="4" w:space="0" w:color="0B2A4A"/>
+              <w:left w:val="single" w:sz="4" w:space="0" w:color="0B2A4A"/>
+              <w:bottom w:val="single" w:sz="4" w:space="0" w:color="0B2A4A"/>
+              <w:right w:val="single" w:sz="4" w:space="0" w:color="0B2A4A"/>
+            </w:tcBorders>
+            <w:shd w:val="clear" w:color="auto" w:fill="0B2A4A"/>
+            <w:tcMar>
+              <w:top w:w="90" w:type="dxa"/>
+              <w:left w:w="130" w:type="dxa"/>
+              <w:bottom w:w="90" w:type="dxa"/>
+              <w:right w:w="130" w:type="dxa"/>
+            </w:tcMar>
+            <w:vAlign w:val="center"/>
+          </w:tcPr>
+          <w:p>
+            <w:pPr>
+              <w:keepNext/>
+            </w:pPr>
+            <w:r>
+              <w:rPr>
+                <w:b/>
+                <w:color w:val="FFFFFF"/>
+                <w:sz w:val="19"/>
+              </w:rPr>
+              <w:t>Duración</w:t>
+            </w:r>
+          </w:p>
+        </w:tc>
+        <w:tc>
+          <w:tcPr>
+            <w:tcW w:w="3515" w:type="dxa"/>
+            <w:tcBorders>
+              <w:top w:val="single" w:sz="4" w:space="0" w:color="0B2A4A"/>
+              <w:left w:val="single" w:sz="4" w:space="0" w:color="0B2A4A"/>
+              <w:bottom w:val="single" w:sz="4" w:space="0" w:color="0B2A4A"/>
+              <w:right w:val="single" w:sz="4" w:space="0" w:color="0B2A4A"/>
+            </w:tcBorders>
+            <w:shd w:val="clear" w:color="auto" w:fill="0B2A4A"/>
+            <w:tcMar>
+              <w:top w:w="90" w:type="dxa"/>
+              <w:left w:w="130" w:type="dxa"/>
+              <w:bottom w:w="90" w:type="dxa"/>
+              <w:right w:w="130" w:type="dxa"/>
+            </w:tcMar>
+            <w:vAlign w:val="center"/>
+          </w:tcPr>
+          <w:p>
+            <w:pPr>
+              <w:keepNext/>
+            </w:pPr>
+            <w:r>
+              <w:rPr>
+                <w:b/>
+                <w:color w:val="FFFFFF"/>
+                <w:sz w:val="19"/>
+              </w:rPr>
+              <w:t>Origen</w:t>
+            </w:r>
+          </w:p>
+        </w:tc>
+        <w:tc>
+          <w:tcPr>
+            <w:tcW w:w="4195" w:type="dxa"/>
+            <w:tcBorders>
+              <w:top w:val="single" w:sz="4" w:space="0" w:color="0B2A4A"/>
+              <w:left w:val="single" w:sz="4" w:space="0" w:color="0B2A4A"/>
+              <w:bottom w:val="single" w:sz="4" w:space="0" w:color="0B2A4A"/>
+              <w:right w:val="single" w:sz="4" w:space="0" w:color="0B2A4A"/>
+            </w:tcBorders>
+            <w:shd w:val="clear" w:color="auto" w:fill="0B2A4A"/>
+            <w:tcMar>
+              <w:top w:w="90" w:type="dxa"/>
+              <w:left w:w="130" w:type="dxa"/>
+              <w:bottom w:w="90" w:type="dxa"/>
+              <w:right w:w="130" w:type="dxa"/>
+            </w:tcMar>
+            <w:vAlign w:val="center"/>
+          </w:tcPr>
+          <w:p>
+            <w:pPr>
+              <w:keepNext/>
+            </w:pPr>
+            <w:r>
+              <w:rPr>
+                <w:b/>
+                <w:color w:val="FFFFFF"/>
+                <w:sz w:val="19"/>
+              </w:rPr>
+              <w:t>Incidencia relevante</w:t>
+            </w:r>
+          </w:p>
+        </w:tc>
+      </w:tr>
+      <w:tr>
+        <w:trPr>
+          <w:cantSplit/>
+          <w:jc w:val="center"/>
+        </w:trPr>
+        <w:tc>
+          <w:tcPr>
+            <w:tcW w:w="1020" w:type="dxa"/>
+            <w:tcBorders>
+              <w:top w:val="single" w:sz="4" w:space="0" w:color="D0D7DE"/>
+              <w:left w:val="single" w:sz="4" w:space="0" w:color="D0D7DE"/>
+              <w:bottom w:val="single" w:sz="4" w:space="0" w:color="D0D7DE"/>
+              <w:right w:val="single" w:sz="4" w:space="0" w:color="D0D7DE"/>
+            </w:tcBorders>
+            <w:shd w:val="clear" w:color="auto" w:fill="FFFFFF"/>
+            <w:tcMar>
+              <w:top w:w="90" w:type="dxa"/>
+              <w:left w:w="130" w:type="dxa"/>
+              <w:bottom w:w="90" w:type="dxa"/>
+              <w:right w:w="130" w:type="dxa"/>
+            </w:tcMar>
+            <w:vAlign w:val="center"/>
+          </w:tcPr>
+          <w:p>
+            <w:pPr>
+              <w:keepNext/>
+              <w:spacing w:after="0"/>
+            </w:pPr>
+            <w:r>
+              <w:rPr>
+                <w:b/>
+                <w:sz w:val="19"/>
+              </w:rPr>
+              <w:t>24-sep</w:t>
+            </w:r>
+          </w:p>
+        </w:tc>
+        <w:tc>
+          <w:tcPr>
+            <w:tcW w:w="1701" w:type="dxa"/>
+            <w:tcBorders>
+              <w:top w:val="single" w:sz="4" w:space="0" w:color="D0D7DE"/>
+              <w:left w:val="single" w:sz="4" w:space="0" w:color="D0D7DE"/>
+              <w:bottom w:val="single" w:sz="4" w:space="0" w:color="D0D7DE"/>
+              <w:right w:val="single" w:sz="4" w:space="0" w:color="D0D7DE"/>
+            </w:tcBorders>
+            <w:shd w:val="clear" w:color="auto" w:fill="FFFFFF"/>
+            <w:tcMar>
+              <w:top w:w="90" w:type="dxa"/>
+              <w:left w:w="130" w:type="dxa"/>
+              <w:bottom w:w="90" w:type="dxa"/>
+              <w:right w:w="130" w:type="dxa"/>
+            </w:tcMar>
+            <w:vAlign w:val="center"/>
+          </w:tcPr>
+          <w:p>
+            <w:pPr>
+              <w:keepNext/>
+              <w:spacing w:after="0"/>
+            </w:pPr>
+            <w:r>
+              <w:rPr>
+                <w:sz w:val="19"/>
+              </w:rPr>
+              <w:t>6 h 01</w:t>
+            </w:r>
+          </w:p>
+        </w:tc>
+        <w:tc>
+          <w:tcPr>
+            <w:tcW w:w="3515" w:type="dxa"/>
+            <w:tcBorders>
+              <w:top w:val="single" w:sz="4" w:space="0" w:color="D0D7DE"/>
+              <w:left w:val="single" w:sz="4" w:space="0" w:color="D0D7DE"/>
+              <w:bottom w:val="single" w:sz="4" w:space="0" w:color="D0D7DE"/>
+              <w:right w:val="single" w:sz="4" w:space="0" w:color="D0D7DE"/>
+            </w:tcBorders>
+            <w:shd w:val="clear" w:color="auto" w:fill="FFFFFF"/>
+            <w:tcMar>
+              <w:top w:w="90" w:type="dxa"/>
+              <w:left w:w="130" w:type="dxa"/>
+              <w:bottom w:w="90" w:type="dxa"/>
+              <w:right w:w="130" w:type="dxa"/>
+            </w:tcMar>
+            <w:vAlign w:val="center"/>
+          </w:tcPr>
+          <w:p>
+            <w:pPr>
+              <w:keepNext/>
+              <w:spacing w:after="0"/>
+            </w:pPr>
+            <w:r>
+              <w:rPr>
+                <w:sz w:val="19"/>
+              </w:rPr>
+              <w:t>portátil + 2 ESP32 Wokwi</w:t>
+            </w:r>
+          </w:p>
+        </w:tc>
+        <w:tc>
+          <w:tcPr>
+            <w:tcW w:w="4195" w:type="dxa"/>
+            <w:tcBorders>
+              <w:top w:val="single" w:sz="4" w:space="0" w:color="D0D7DE"/>
+              <w:left w:val="single" w:sz="4" w:space="0" w:color="D0D7DE"/>
+              <w:bottom w:val="single" w:sz="4" w:space="0" w:color="D0D7DE"/>
+              <w:right w:val="single" w:sz="4" w:space="0" w:color="D0D7DE"/>
+            </w:tcBorders>
+            <w:shd w:val="clear" w:color="auto" w:fill="FFFFFF"/>
+            <w:tcMar>
+              <w:top w:w="90" w:type="dxa"/>
+              <w:left w:w="130" w:type="dxa"/>
+              <w:bottom w:w="90" w:type="dxa"/>
+              <w:right w:w="130" w:type="dxa"/>
+            </w:tcMar>
+            <w:vAlign w:val="center"/>
+          </w:tcPr>
+          <w:p>
+            <w:pPr>
+              <w:keepNext/>
+              <w:spacing w:after="0"/>
+            </w:pPr>
+            <w:r>
+              <w:rPr>
+                <w:sz w:val="19"/>
+              </w:rPr>
+              <w:t>ninguna; fecha base de referencia</w:t>
+            </w:r>
+          </w:p>
+        </w:tc>
+      </w:tr>
+      <w:tr>
+        <w:trPr>
+          <w:cantSplit/>
+          <w:jc w:val="center"/>
+        </w:trPr>
+        <w:tc>
+          <w:tcPr>
+            <w:tcW w:w="1020" w:type="dxa"/>
+            <w:tcBorders>
+              <w:top w:val="single" w:sz="4" w:space="0" w:color="D0D7DE"/>
+              <w:left w:val="single" w:sz="4" w:space="0" w:color="D0D7DE"/>
+              <w:bottom w:val="single" w:sz="4" w:space="0" w:color="D0D7DE"/>
+              <w:right w:val="single" w:sz="4" w:space="0" w:color="D0D7DE"/>
+            </w:tcBorders>
+            <w:shd w:val="clear" w:color="auto" w:fill="F4F7FB"/>
+            <w:tcMar>
+              <w:top w:w="90" w:type="dxa"/>
+              <w:left w:w="130" w:type="dxa"/>
+              <w:bottom w:w="90" w:type="dxa"/>
+              <w:right w:w="130" w:type="dxa"/>
+            </w:tcMar>
+            <w:vAlign w:val="center"/>
+          </w:tcPr>
+          <w:p>
+            <w:pPr>
+              <w:keepNext/>
+              <w:spacing w:after="0"/>
+            </w:pPr>
+            <w:r>
+              <w:rPr>
+                <w:b/>
+                <w:sz w:val="19"/>
+              </w:rPr>
+              <w:t>25-sep</w:t>
+            </w:r>
+          </w:p>
+        </w:tc>
+        <w:tc>
+          <w:tcPr>
+            <w:tcW w:w="1701" w:type="dxa"/>
+            <w:tcBorders>
+              <w:top w:val="single" w:sz="4" w:space="0" w:color="D0D7DE"/>
+              <w:left w:val="single" w:sz="4" w:space="0" w:color="D0D7DE"/>
+              <w:bottom w:val="single" w:sz="4" w:space="0" w:color="D0D7DE"/>
+              <w:right w:val="single" w:sz="4" w:space="0" w:color="D0D7DE"/>
+            </w:tcBorders>
+            <w:shd w:val="clear" w:color="auto" w:fill="F4F7FB"/>
+            <w:tcMar>
+              <w:top w:w="90" w:type="dxa"/>
+              <w:left w:w="130" w:type="dxa"/>
+              <w:bottom w:w="90" w:type="dxa"/>
+              <w:right w:w="130" w:type="dxa"/>
+            </w:tcMar>
+            <w:vAlign w:val="center"/>
+          </w:tcPr>
+          <w:p>
+            <w:pPr>
+              <w:keepNext/>
+              <w:spacing w:after="0"/>
+            </w:pPr>
+            <w:r>
+              <w:rPr>
+                <w:sz w:val="19"/>
+              </w:rPr>
+              <w:t>8 h 22</w:t>
+            </w:r>
+          </w:p>
+        </w:tc>
+        <w:tc>
+          <w:tcPr>
+            <w:tcW w:w="3515" w:type="dxa"/>
+            <w:tcBorders>
+              <w:top w:val="single" w:sz="4" w:space="0" w:color="D0D7DE"/>
+              <w:left w:val="single" w:sz="4" w:space="0" w:color="D0D7DE"/>
+              <w:bottom w:val="single" w:sz="4" w:space="0" w:color="D0D7DE"/>
+              <w:right w:val="single" w:sz="4" w:space="0" w:color="D0D7DE"/>
+            </w:tcBorders>
+            <w:shd w:val="clear" w:color="auto" w:fill="F4F7FB"/>
+            <w:tcMar>
+              <w:top w:w="90" w:type="dxa"/>
+              <w:left w:w="130" w:type="dxa"/>
+              <w:bottom w:w="90" w:type="dxa"/>
+              <w:right w:w="130" w:type="dxa"/>
+            </w:tcMar>
+            <w:vAlign w:val="center"/>
+          </w:tcPr>
+          <w:p>
+            <w:pPr>
+              <w:keepNext/>
+              <w:spacing w:after="0"/>
+            </w:pPr>
+            <w:r>
+              <w:rPr>
+                <w:sz w:val="19"/>
+              </w:rPr>
+              <w:t>portátil (servidor solo alimentó DC-HUMO-08)</w:t>
+            </w:r>
+          </w:p>
+        </w:tc>
+        <w:tc>
+          <w:tcPr>
+            <w:tcW w:w="4195" w:type="dxa"/>
+            <w:tcBorders>
+              <w:top w:val="single" w:sz="4" w:space="0" w:color="D0D7DE"/>
+              <w:left w:val="single" w:sz="4" w:space="0" w:color="D0D7DE"/>
+              <w:bottom w:val="single" w:sz="4" w:space="0" w:color="D0D7DE"/>
+              <w:right w:val="single" w:sz="4" w:space="0" w:color="D0D7DE"/>
+            </w:tcBorders>
+            <w:shd w:val="clear" w:color="auto" w:fill="F4F7FB"/>
+            <w:tcMar>
+              <w:top w:w="90" w:type="dxa"/>
+              <w:left w:w="130" w:type="dxa"/>
+              <w:bottom w:w="90" w:type="dxa"/>
+              <w:right w:w="130" w:type="dxa"/>
+            </w:tcMar>
+            <w:vAlign w:val="center"/>
+          </w:tcPr>
+          <w:p>
+            <w:pPr>
+              <w:keepNext/>
+              <w:spacing w:after="0"/>
+            </w:pPr>
+            <w:r>
+              <w:rPr>
+                <w:sz w:val="19"/>
+              </w:rPr>
+              <w:t>supervisor remoto mal diseñado (6.1)</w:t>
+            </w:r>
+          </w:p>
+        </w:tc>
+      </w:tr>
+      <w:tr>
+        <w:trPr>
+          <w:cantSplit/>
+          <w:jc w:val="center"/>
+        </w:trPr>
+        <w:tc>
+          <w:tcPr>
+            <w:tcW w:w="1020" w:type="dxa"/>
+            <w:tcBorders>
+              <w:top w:val="single" w:sz="4" w:space="0" w:color="D0D7DE"/>
+              <w:left w:val="single" w:sz="4" w:space="0" w:color="D0D7DE"/>
+              <w:bottom w:val="single" w:sz="4" w:space="0" w:color="D0D7DE"/>
+              <w:right w:val="single" w:sz="4" w:space="0" w:color="D0D7DE"/>
+            </w:tcBorders>
+            <w:shd w:val="clear" w:color="auto" w:fill="FFFFFF"/>
+            <w:tcMar>
+              <w:top w:w="90" w:type="dxa"/>
+              <w:left w:w="130" w:type="dxa"/>
+              <w:bottom w:w="90" w:type="dxa"/>
+              <w:right w:w="130" w:type="dxa"/>
+            </w:tcMar>
+            <w:vAlign w:val="center"/>
+          </w:tcPr>
+          <w:p>
+            <w:pPr>
+              <w:keepNext/>
+              <w:spacing w:after="0"/>
+            </w:pPr>
+            <w:r>
+              <w:rPr>
+                <w:b/>
+                <w:sz w:val="19"/>
+              </w:rPr>
+              <w:t>26-sep</w:t>
+            </w:r>
+          </w:p>
+        </w:tc>
+        <w:tc>
+          <w:tcPr>
+            <w:tcW w:w="1701" w:type="dxa"/>
+            <w:tcBorders>
+              <w:top w:val="single" w:sz="4" w:space="0" w:color="D0D7DE"/>
+              <w:left w:val="single" w:sz="4" w:space="0" w:color="D0D7DE"/>
+              <w:bottom w:val="single" w:sz="4" w:space="0" w:color="D0D7DE"/>
+              <w:right w:val="single" w:sz="4" w:space="0" w:color="D0D7DE"/>
+            </w:tcBorders>
+            <w:shd w:val="clear" w:color="auto" w:fill="FFFFFF"/>
+            <w:tcMar>
+              <w:top w:w="90" w:type="dxa"/>
+              <w:left w:w="130" w:type="dxa"/>
+              <w:bottom w:w="90" w:type="dxa"/>
+              <w:right w:w="130" w:type="dxa"/>
+            </w:tcMar>
+            <w:vAlign w:val="center"/>
+          </w:tcPr>
+          <w:p>
+            <w:pPr>
+              <w:keepNext/>
+              <w:spacing w:after="0"/>
+            </w:pPr>
+            <w:r>
+              <w:rPr>
+                <w:sz w:val="19"/>
+              </w:rPr>
+              <w:t>18 h 09</w:t>
+            </w:r>
+          </w:p>
+        </w:tc>
+        <w:tc>
+          <w:tcPr>
+            <w:tcW w:w="3515" w:type="dxa"/>
+            <w:tcBorders>
+              <w:top w:val="single" w:sz="4" w:space="0" w:color="D0D7DE"/>
+              <w:left w:val="single" w:sz="4" w:space="0" w:color="D0D7DE"/>
+              <w:bottom w:val="single" w:sz="4" w:space="0" w:color="D0D7DE"/>
+              <w:right w:val="single" w:sz="4" w:space="0" w:color="D0D7DE"/>
+            </w:tcBorders>
+            <w:shd w:val="clear" w:color="auto" w:fill="FFFFFF"/>
+            <w:tcMar>
+              <w:top w:w="90" w:type="dxa"/>
+              <w:left w:w="130" w:type="dxa"/>
+              <w:bottom w:w="90" w:type="dxa"/>
+              <w:right w:w="130" w:type="dxa"/>
+            </w:tcMar>
+            <w:vAlign w:val="center"/>
+          </w:tcPr>
+          <w:p>
+            <w:pPr>
+              <w:keepNext/>
+              <w:spacing w:after="0"/>
+            </w:pPr>
+            <w:r>
+              <w:rPr>
+                <w:sz w:val="19"/>
+              </w:rPr>
+              <w:t>portátil hasta 15:22, después servidor Ubuntu</w:t>
+            </w:r>
+          </w:p>
+        </w:tc>
+        <w:tc>
+          <w:tcPr>
+            <w:tcW w:w="4195" w:type="dxa"/>
+            <w:tcBorders>
+              <w:top w:val="single" w:sz="4" w:space="0" w:color="D0D7DE"/>
+              <w:left w:val="single" w:sz="4" w:space="0" w:color="D0D7DE"/>
+              <w:bottom w:val="single" w:sz="4" w:space="0" w:color="D0D7DE"/>
+              <w:right w:val="single" w:sz="4" w:space="0" w:color="D0D7DE"/>
+            </w:tcBorders>
+            <w:shd w:val="clear" w:color="auto" w:fill="FFFFFF"/>
+            <w:tcMar>
+              <w:top w:w="90" w:type="dxa"/>
+              <w:left w:w="130" w:type="dxa"/>
+              <w:bottom w:w="90" w:type="dxa"/>
+              <w:right w:w="130" w:type="dxa"/>
+            </w:tcMar>
+            <w:vAlign w:val="center"/>
+          </w:tcPr>
+          <w:p>
+            <w:pPr>
+              <w:keepNext/>
+              <w:spacing w:after="0"/>
+            </w:pPr>
+            <w:r>
+              <w:rPr>
+                <w:sz w:val="19"/>
+              </w:rPr>
+              <w:t>supervisor corregido; SAS del Rack B rechazado y recuperado</w:t>
+            </w:r>
+          </w:p>
+        </w:tc>
+      </w:tr>
+      <w:tr>
+        <w:trPr>
+          <w:cantSplit/>
+          <w:jc w:val="center"/>
+        </w:trPr>
+        <w:tc>
+          <w:tcPr>
+            <w:tcW w:w="1020" w:type="dxa"/>
+            <w:tcBorders>
+              <w:top w:val="single" w:sz="4" w:space="0" w:color="D0D7DE"/>
+              <w:left w:val="single" w:sz="4" w:space="0" w:color="D0D7DE"/>
+              <w:bottom w:val="single" w:sz="4" w:space="0" w:color="D0D7DE"/>
+              <w:right w:val="single" w:sz="4" w:space="0" w:color="D0D7DE"/>
+            </w:tcBorders>
+            <w:shd w:val="clear" w:color="auto" w:fill="F4F7FB"/>
+            <w:tcMar>
+              <w:top w:w="90" w:type="dxa"/>
+              <w:left w:w="130" w:type="dxa"/>
+              <w:bottom w:w="90" w:type="dxa"/>
+              <w:right w:w="130" w:type="dxa"/>
+            </w:tcMar>
+            <w:vAlign w:val="center"/>
+          </w:tcPr>
+          <w:p>
+            <w:pPr>
+              <w:spacing w:after="0"/>
+            </w:pPr>
+            <w:r>
+              <w:rPr>
+                <w:b/>
+                <w:sz w:val="19"/>
+              </w:rPr>
+              <w:t>27-sep</w:t>
+            </w:r>
+          </w:p>
+        </w:tc>
+        <w:tc>
+          <w:tcPr>
+            <w:tcW w:w="1701" w:type="dxa"/>
+            <w:tcBorders>
+              <w:top w:val="single" w:sz="4" w:space="0" w:color="D0D7DE"/>
+              <w:left w:val="single" w:sz="4" w:space="0" w:color="D0D7DE"/>
+              <w:bottom w:val="single" w:sz="4" w:space="0" w:color="D0D7DE"/>
+              <w:right w:val="single" w:sz="4" w:space="0" w:color="D0D7DE"/>
+            </w:tcBorders>
+            <w:shd w:val="clear" w:color="auto" w:fill="F4F7FB"/>
+            <w:tcMar>
+              <w:top w:w="90" w:type="dxa"/>
+              <w:left w:w="130" w:type="dxa"/>
+              <w:bottom w:w="90" w:type="dxa"/>
+              <w:right w:w="130" w:type="dxa"/>
+            </w:tcMar>
+            <w:vAlign w:val="center"/>
+          </w:tcPr>
+          <w:p>
+            <w:pPr>
+              <w:spacing w:after="0"/>
+            </w:pPr>
+            <w:r>
+              <w:rPr>
+                <w:sz w:val="19"/>
+              </w:rPr>
+              <w:t>[COMPLETAR AL CIERRE]</w:t>
+            </w:r>
+          </w:p>
+        </w:tc>
+        <w:tc>
+          <w:tcPr>
+            <w:tcW w:w="3515" w:type="dxa"/>
+            <w:tcBorders>
+              <w:top w:val="single" w:sz="4" w:space="0" w:color="D0D7DE"/>
+              <w:left w:val="single" w:sz="4" w:space="0" w:color="D0D7DE"/>
+              <w:bottom w:val="single" w:sz="4" w:space="0" w:color="D0D7DE"/>
+              <w:right w:val="single" w:sz="4" w:space="0" w:color="D0D7DE"/>
+            </w:tcBorders>
+            <w:shd w:val="clear" w:color="auto" w:fill="F4F7FB"/>
+            <w:tcMar>
+              <w:top w:w="90" w:type="dxa"/>
+              <w:left w:w="130" w:type="dxa"/>
+              <w:bottom w:w="90" w:type="dxa"/>
+              <w:right w:w="130" w:type="dxa"/>
+            </w:tcMar>
+            <w:vAlign w:val="center"/>
+          </w:tcPr>
+          <w:p>
+            <w:pPr>
+              <w:spacing w:after="0"/>
+            </w:pPr>
+            <w:r>
+              <w:rPr>
+                <w:sz w:val="19"/>
+              </w:rPr>
+              <w:t>exclusivamente servidor Ubuntu + ESP32 Rack B</w:t>
+            </w:r>
+          </w:p>
+        </w:tc>
+        <w:tc>
+          <w:tcPr>
+            <w:tcW w:w="4195" w:type="dxa"/>
+            <w:tcBorders>
+              <w:top w:val="single" w:sz="4" w:space="0" w:color="D0D7DE"/>
+              <w:left w:val="single" w:sz="4" w:space="0" w:color="D0D7DE"/>
+              <w:bottom w:val="single" w:sz="4" w:space="0" w:color="D0D7DE"/>
+              <w:right w:val="single" w:sz="4" w:space="0" w:color="D0D7DE"/>
+            </w:tcBorders>
+            <w:shd w:val="clear" w:color="auto" w:fill="F4F7FB"/>
+            <w:tcMar>
+              <w:top w:w="90" w:type="dxa"/>
+              <w:left w:w="130" w:type="dxa"/>
+              <w:bottom w:w="90" w:type="dxa"/>
+              <w:right w:w="130" w:type="dxa"/>
+            </w:tcMar>
+            <w:vAlign w:val="center"/>
+          </w:tcPr>
+          <w:p>
+            <w:pPr>
+              <w:spacing w:after="0"/>
+            </w:pPr>
+            <w:r>
+              <w:rPr>
+                <w:sz w:val="19"/>
+              </w:rPr>
+              <w:t>nodo de agua sin datos (Wokwi saturado, 6.1)</w:t>
+            </w:r>
+          </w:p>
+        </w:tc>
+      </w:tr>
+    </w:tbl>
+    <w:p>
+      <w:pPr>
+        <w:spacing w:after="80"/>
+      </w:pPr>
+    </w:p>
+    <w:tbl>
+      <w:tblPr>
+        <w:tblW w:w="0" w:type="auto"/>
+        <w:jc w:val="center"/>
+        <w:tblLook w:val="04A0" w:firstRow="1" w:lastRow="0" w:firstColumn="1" w:lastColumn="0" w:noHBand="0" w:noVBand="1"/>
+      </w:tblPr>
+      <w:tblGrid>
+        <w:gridCol w:w="9638"/>
+      </w:tblGrid>
+      <w:tr>
+        <w:trPr>
+          <w:cantSplit/>
+          <w:jc w:val="center"/>
+        </w:trPr>
+        <w:tc>
+          <w:tcPr>
+            <w:tcW w:w="9638" w:type="dxa"/>
+            <w:tcBorders>
+              <w:top w:val="nil"/>
+              <w:left w:val="single" w:sz="24" w:space="0" w:color="C47A19"/>
+              <w:bottom w:val="nil"/>
+              <w:right w:val="nil"/>
+            </w:tcBorders>
+            <w:shd w:val="clear" w:color="auto" w:fill="FFF6E5"/>
+            <w:tcMar>
+              <w:top w:w="120" w:type="dxa"/>
+              <w:left w:w="200" w:type="dxa"/>
+              <w:bottom w:w="120" w:type="dxa"/>
+              <w:right w:w="160" w:type="dxa"/>
+            </w:tcMar>
+          </w:tcPr>
+          <w:p>
+            <w:r>
+              <w:rPr>
+                <w:b/>
+                <w:color w:val="C47A19"/>
+              </w:rPr>
+              <w:t xml:space="preserve">Tabla comparativa final — pendiente  </w:t>
+            </w:r>
+            <w:r>
+              <w:rPr>
+                <w:sz w:val="20"/>
+              </w:rPr>
+              <w:t>[PENDIENTE AL CIERRE DE LA FECHA 4] Aquí se inserta la tabla de máximo / mínimo / promedio / recuento / sumatoria por variable de las cuatro fechas (extendiendo la tabla del 24-sep que ya está en docs/04-ventana-4-dias.md) más la lectura operativa de cada extremo. Se genera con el mismo procedimiento aplicado a la fecha 1: consulta a datos/*.csv + Data Explorer de IoT Central.</w:t>
+            </w:r>
+          </w:p>
+        </w:tc>
+      </w:tr>
+    </w:tbl>
+    <w:p>
+      <w:pPr>
+        <w:spacing w:after="40"/>
+      </w:pPr>
     </w:p>
     <w:sectPr>
       <w:headerReference w:type="default" r:id="rId10"/>
@@ -13138,31 +15444,31 @@
       </w:rPr>
     </w:lvl>
   </w:abstractNum>
-  <w:num w:numId="1" w16cid:durableId="228226785">
+  <w:num w:numId="1" w16cid:durableId="1426993046">
     <w:abstractNumId w:val="8"/>
   </w:num>
-  <w:num w:numId="2" w16cid:durableId="1411728687">
+  <w:num w:numId="2" w16cid:durableId="1411804374">
     <w:abstractNumId w:val="6"/>
   </w:num>
-  <w:num w:numId="3" w16cid:durableId="582567886">
+  <w:num w:numId="3" w16cid:durableId="2139714634">
     <w:abstractNumId w:val="5"/>
   </w:num>
-  <w:num w:numId="4" w16cid:durableId="1253202423">
+  <w:num w:numId="4" w16cid:durableId="377441608">
     <w:abstractNumId w:val="4"/>
   </w:num>
-  <w:num w:numId="5" w16cid:durableId="1600681205">
+  <w:num w:numId="5" w16cid:durableId="1559584724">
     <w:abstractNumId w:val="7"/>
   </w:num>
-  <w:num w:numId="6" w16cid:durableId="274557104">
+  <w:num w:numId="6" w16cid:durableId="435637835">
     <w:abstractNumId w:val="3"/>
   </w:num>
-  <w:num w:numId="7" w16cid:durableId="138347294">
+  <w:num w:numId="7" w16cid:durableId="550314688">
     <w:abstractNumId w:val="2"/>
   </w:num>
-  <w:num w:numId="8" w16cid:durableId="1671836056">
+  <w:num w:numId="8" w16cid:durableId="1307782998">
     <w:abstractNumId w:val="1"/>
   </w:num>
-  <w:num w:numId="9" w16cid:durableId="987824964">
+  <w:num w:numId="9" w16cid:durableId="250701388">
     <w:abstractNumId w:val="0"/>
   </w:num>
 </w:numbering>
@@ -24555,9 +26861,22 @@
     <w:autoRedefine/>
     <w:uiPriority w:val="39"/>
     <w:unhideWhenUsed/>
-    <w:rsid w:val="00D654E1"/>
+    <w:rsid w:val="005C6900"/>
     <w:pPr>
       <w:spacing w:after="100"/>
+    </w:pPr>
+  </w:style>
+  <w:style w:type="paragraph" w:styleId="TDC2">
+    <w:name w:val="toc 2"/>
+    <w:basedOn w:val="Normal"/>
+    <w:next w:val="Normal"/>
+    <w:autoRedefine/>
+    <w:uiPriority w:val="39"/>
+    <w:unhideWhenUsed/>
+    <w:rsid w:val="005C6900"/>
+    <w:pPr>
+      <w:spacing w:after="100"/>
+      <w:ind w:left="210"/>
     </w:pPr>
   </w:style>
   <w:style w:type="character" w:styleId="Hipervnculo">
@@ -24565,7 +26884,7 @@
     <w:basedOn w:val="Fuentedeprrafopredeter"/>
     <w:uiPriority w:val="99"/>
     <w:unhideWhenUsed/>
-    <w:rsid w:val="00D654E1"/>
+    <w:rsid w:val="005C6900"/>
     <w:rPr>
       <w:color w:val="0000FF" w:themeColor="hyperlink"/>
       <w:u w:val="single"/>

--- a/informe/Informe_Parcial1_DC-ANDES-1.docx
+++ b/informe/Informe_Parcial1_DC-ANDES-1.docx
@@ -558,7 +558,7 @@
       <w:r>
         <w:fldChar w:fldCharType="separate"/>
       </w:r>
-      <w:hyperlink w:anchor="_Toc241413902" w:history="1">
+      <w:hyperlink w:anchor="_Toc241426719" w:history="1">
         <w:r>
           <w:rPr>
             <w:rStyle w:val="Hipervnculo"/>
@@ -585,7 +585,7 @@
             <w:noProof/>
             <w:webHidden/>
           </w:rPr>
-          <w:instrText xml:space="preserve"> PAGEREF _Toc241413902 \h </w:instrText>
+          <w:instrText xml:space="preserve"> PAGEREF _Toc241426719 \h </w:instrText>
         </w:r>
         <w:r>
           <w:rPr>
@@ -626,7 +626,7 @@
           <w:noProof/>
         </w:rPr>
       </w:pPr>
-      <w:hyperlink w:anchor="_Toc241413903" w:history="1">
+      <w:hyperlink w:anchor="_Toc241426720" w:history="1">
         <w:r>
           <w:rPr>
             <w:rStyle w:val="Hipervnculo"/>
@@ -653,7 +653,7 @@
             <w:noProof/>
             <w:webHidden/>
           </w:rPr>
-          <w:instrText xml:space="preserve"> PAGEREF _Toc241413903 \h </w:instrText>
+          <w:instrText xml:space="preserve"> PAGEREF _Toc241426720 \h </w:instrText>
         </w:r>
         <w:r>
           <w:rPr>
@@ -694,7 +694,7 @@
           <w:noProof/>
         </w:rPr>
       </w:pPr>
-      <w:hyperlink w:anchor="_Toc241413904" w:history="1">
+      <w:hyperlink w:anchor="_Toc241426721" w:history="1">
         <w:r>
           <w:rPr>
             <w:rStyle w:val="Hipervnculo"/>
@@ -721,7 +721,7 @@
             <w:noProof/>
             <w:webHidden/>
           </w:rPr>
-          <w:instrText xml:space="preserve"> PAGEREF _Toc241413904 \h </w:instrText>
+          <w:instrText xml:space="preserve"> PAGEREF _Toc241426721 \h </w:instrText>
         </w:r>
         <w:r>
           <w:rPr>
@@ -762,7 +762,7 @@
           <w:noProof/>
         </w:rPr>
       </w:pPr>
-      <w:hyperlink w:anchor="_Toc241413905" w:history="1">
+      <w:hyperlink w:anchor="_Toc241426722" w:history="1">
         <w:r>
           <w:rPr>
             <w:rStyle w:val="Hipervnculo"/>
@@ -789,7 +789,7 @@
             <w:noProof/>
             <w:webHidden/>
           </w:rPr>
-          <w:instrText xml:space="preserve"> PAGEREF _Toc241413905 \h </w:instrText>
+          <w:instrText xml:space="preserve"> PAGEREF _Toc241426722 \h </w:instrText>
         </w:r>
         <w:r>
           <w:rPr>
@@ -830,7 +830,7 @@
           <w:noProof/>
         </w:rPr>
       </w:pPr>
-      <w:hyperlink w:anchor="_Toc241413906" w:history="1">
+      <w:hyperlink w:anchor="_Toc241426723" w:history="1">
         <w:r>
           <w:rPr>
             <w:rStyle w:val="Hipervnculo"/>
@@ -857,7 +857,7 @@
             <w:noProof/>
             <w:webHidden/>
           </w:rPr>
-          <w:instrText xml:space="preserve"> PAGEREF _Toc241413906 \h </w:instrText>
+          <w:instrText xml:space="preserve"> PAGEREF _Toc241426723 \h </w:instrText>
         </w:r>
         <w:r>
           <w:rPr>
@@ -898,7 +898,7 @@
           <w:noProof/>
         </w:rPr>
       </w:pPr>
-      <w:hyperlink w:anchor="_Toc241413907" w:history="1">
+      <w:hyperlink w:anchor="_Toc241426724" w:history="1">
         <w:r>
           <w:rPr>
             <w:rStyle w:val="Hipervnculo"/>
@@ -925,7 +925,7 @@
             <w:noProof/>
             <w:webHidden/>
           </w:rPr>
-          <w:instrText xml:space="preserve"> PAGEREF _Toc241413907 \h </w:instrText>
+          <w:instrText xml:space="preserve"> PAGEREF _Toc241426724 \h </w:instrText>
         </w:r>
         <w:r>
           <w:rPr>
@@ -966,7 +966,7 @@
           <w:noProof/>
         </w:rPr>
       </w:pPr>
-      <w:hyperlink w:anchor="_Toc241413908" w:history="1">
+      <w:hyperlink w:anchor="_Toc241426725" w:history="1">
         <w:r>
           <w:rPr>
             <w:rStyle w:val="Hipervnculo"/>
@@ -993,7 +993,7 @@
             <w:noProof/>
             <w:webHidden/>
           </w:rPr>
-          <w:instrText xml:space="preserve"> PAGEREF _Toc241413908 \h </w:instrText>
+          <w:instrText xml:space="preserve"> PAGEREF _Toc241426725 \h </w:instrText>
         </w:r>
         <w:r>
           <w:rPr>
@@ -1034,7 +1034,7 @@
           <w:noProof/>
         </w:rPr>
       </w:pPr>
-      <w:hyperlink w:anchor="_Toc241413909" w:history="1">
+      <w:hyperlink w:anchor="_Toc241426726" w:history="1">
         <w:r>
           <w:rPr>
             <w:rStyle w:val="Hipervnculo"/>
@@ -1061,7 +1061,7 @@
             <w:noProof/>
             <w:webHidden/>
           </w:rPr>
-          <w:instrText xml:space="preserve"> PAGEREF _Toc241413909 \h </w:instrText>
+          <w:instrText xml:space="preserve"> PAGEREF _Toc241426726 \h </w:instrText>
         </w:r>
         <w:r>
           <w:rPr>
@@ -1102,7 +1102,7 @@
           <w:noProof/>
         </w:rPr>
       </w:pPr>
-      <w:hyperlink w:anchor="_Toc241413910" w:history="1">
+      <w:hyperlink w:anchor="_Toc241426727" w:history="1">
         <w:r>
           <w:rPr>
             <w:rStyle w:val="Hipervnculo"/>
@@ -1129,7 +1129,7 @@
             <w:noProof/>
             <w:webHidden/>
           </w:rPr>
-          <w:instrText xml:space="preserve"> PAGEREF _Toc241413910 \h </w:instrText>
+          <w:instrText xml:space="preserve"> PAGEREF _Toc241426727 \h </w:instrText>
         </w:r>
         <w:r>
           <w:rPr>
@@ -1170,7 +1170,7 @@
           <w:noProof/>
         </w:rPr>
       </w:pPr>
-      <w:hyperlink w:anchor="_Toc241413911" w:history="1">
+      <w:hyperlink w:anchor="_Toc241426728" w:history="1">
         <w:r>
           <w:rPr>
             <w:rStyle w:val="Hipervnculo"/>
@@ -1197,7 +1197,7 @@
             <w:noProof/>
             <w:webHidden/>
           </w:rPr>
-          <w:instrText xml:space="preserve"> PAGEREF _Toc241413911 \h </w:instrText>
+          <w:instrText xml:space="preserve"> PAGEREF _Toc241426728 \h </w:instrText>
         </w:r>
         <w:r>
           <w:rPr>
@@ -1238,7 +1238,7 @@
           <w:noProof/>
         </w:rPr>
       </w:pPr>
-      <w:hyperlink w:anchor="_Toc241413912" w:history="1">
+      <w:hyperlink w:anchor="_Toc241426729" w:history="1">
         <w:r>
           <w:rPr>
             <w:rStyle w:val="Hipervnculo"/>
@@ -1265,7 +1265,7 @@
             <w:noProof/>
             <w:webHidden/>
           </w:rPr>
-          <w:instrText xml:space="preserve"> PAGEREF _Toc241413912 \h </w:instrText>
+          <w:instrText xml:space="preserve"> PAGEREF _Toc241426729 \h </w:instrText>
         </w:r>
         <w:r>
           <w:rPr>
@@ -1306,7 +1306,7 @@
           <w:noProof/>
         </w:rPr>
       </w:pPr>
-      <w:hyperlink w:anchor="_Toc241413913" w:history="1">
+      <w:hyperlink w:anchor="_Toc241426730" w:history="1">
         <w:r>
           <w:rPr>
             <w:rStyle w:val="Hipervnculo"/>
@@ -1333,7 +1333,7 @@
             <w:noProof/>
             <w:webHidden/>
           </w:rPr>
-          <w:instrText xml:space="preserve"> PAGEREF _Toc241413913 \h </w:instrText>
+          <w:instrText xml:space="preserve"> PAGEREF _Toc241426730 \h </w:instrText>
         </w:r>
         <w:r>
           <w:rPr>
@@ -1374,7 +1374,7 @@
           <w:noProof/>
         </w:rPr>
       </w:pPr>
-      <w:hyperlink w:anchor="_Toc241413914" w:history="1">
+      <w:hyperlink w:anchor="_Toc241426731" w:history="1">
         <w:r>
           <w:rPr>
             <w:rStyle w:val="Hipervnculo"/>
@@ -1401,7 +1401,7 @@
             <w:noProof/>
             <w:webHidden/>
           </w:rPr>
-          <w:instrText xml:space="preserve"> PAGEREF _Toc241413914 \h </w:instrText>
+          <w:instrText xml:space="preserve"> PAGEREF _Toc241426731 \h </w:instrText>
         </w:r>
         <w:r>
           <w:rPr>
@@ -1442,7 +1442,7 @@
           <w:noProof/>
         </w:rPr>
       </w:pPr>
-      <w:hyperlink w:anchor="_Toc241413915" w:history="1">
+      <w:hyperlink w:anchor="_Toc241426732" w:history="1">
         <w:r>
           <w:rPr>
             <w:rStyle w:val="Hipervnculo"/>
@@ -1469,7 +1469,7 @@
             <w:noProof/>
             <w:webHidden/>
           </w:rPr>
-          <w:instrText xml:space="preserve"> PAGEREF _Toc241413915 \h </w:instrText>
+          <w:instrText xml:space="preserve"> PAGEREF _Toc241426732 \h </w:instrText>
         </w:r>
         <w:r>
           <w:rPr>
@@ -1510,7 +1510,7 @@
           <w:noProof/>
         </w:rPr>
       </w:pPr>
-      <w:hyperlink w:anchor="_Toc241413916" w:history="1">
+      <w:hyperlink w:anchor="_Toc241426733" w:history="1">
         <w:r>
           <w:rPr>
             <w:rStyle w:val="Hipervnculo"/>
@@ -1537,7 +1537,7 @@
             <w:noProof/>
             <w:webHidden/>
           </w:rPr>
-          <w:instrText xml:space="preserve"> PAGEREF _Toc241413916 \h </w:instrText>
+          <w:instrText xml:space="preserve"> PAGEREF _Toc241426733 \h </w:instrText>
         </w:r>
         <w:r>
           <w:rPr>
@@ -1578,7 +1578,7 @@
           <w:noProof/>
         </w:rPr>
       </w:pPr>
-      <w:hyperlink w:anchor="_Toc241413917" w:history="1">
+      <w:hyperlink w:anchor="_Toc241426734" w:history="1">
         <w:r>
           <w:rPr>
             <w:rStyle w:val="Hipervnculo"/>
@@ -1605,7 +1605,7 @@
             <w:noProof/>
             <w:webHidden/>
           </w:rPr>
-          <w:instrText xml:space="preserve"> PAGEREF _Toc241413917 \h </w:instrText>
+          <w:instrText xml:space="preserve"> PAGEREF _Toc241426734 \h </w:instrText>
         </w:r>
         <w:r>
           <w:rPr>
@@ -1646,7 +1646,7 @@
           <w:noProof/>
         </w:rPr>
       </w:pPr>
-      <w:hyperlink w:anchor="_Toc241413918" w:history="1">
+      <w:hyperlink w:anchor="_Toc241426735" w:history="1">
         <w:r>
           <w:rPr>
             <w:rStyle w:val="Hipervnculo"/>
@@ -1673,7 +1673,7 @@
             <w:noProof/>
             <w:webHidden/>
           </w:rPr>
-          <w:instrText xml:space="preserve"> PAGEREF _Toc241413918 \h </w:instrText>
+          <w:instrText xml:space="preserve"> PAGEREF _Toc241426735 \h </w:instrText>
         </w:r>
         <w:r>
           <w:rPr>
@@ -1705,6 +1705,74 @@
       </w:hyperlink>
     </w:p>
     <w:p>
+      <w:pPr>
+        <w:pStyle w:val="TDC2"/>
+        <w:tabs>
+          <w:tab w:val="right" w:leader="dot" w:pos="9628"/>
+        </w:tabs>
+        <w:rPr>
+          <w:noProof/>
+        </w:rPr>
+      </w:pPr>
+      <w:hyperlink w:anchor="_Toc241426736" w:history="1">
+        <w:r>
+          <w:rPr>
+            <w:rStyle w:val="Hipervnculo"/>
+            <w:noProof/>
+          </w:rPr>
+          <w:t>Lectura operativa de los extremos (qué situación explican)</w:t>
+        </w:r>
+        <w:r>
+          <w:rPr>
+            <w:noProof/>
+            <w:webHidden/>
+          </w:rPr>
+          <w:tab/>
+        </w:r>
+        <w:r>
+          <w:rPr>
+            <w:noProof/>
+            <w:webHidden/>
+          </w:rPr>
+          <w:fldChar w:fldCharType="begin"/>
+        </w:r>
+        <w:r>
+          <w:rPr>
+            <w:noProof/>
+            <w:webHidden/>
+          </w:rPr>
+          <w:instrText xml:space="preserve"> PAGEREF _Toc241426736 \h </w:instrText>
+        </w:r>
+        <w:r>
+          <w:rPr>
+            <w:noProof/>
+            <w:webHidden/>
+          </w:rPr>
+        </w:r>
+        <w:r>
+          <w:rPr>
+            <w:noProof/>
+            <w:webHidden/>
+          </w:rPr>
+          <w:fldChar w:fldCharType="separate"/>
+        </w:r>
+        <w:r>
+          <w:rPr>
+            <w:noProof/>
+            <w:webHidden/>
+          </w:rPr>
+          <w:t>17</w:t>
+        </w:r>
+        <w:r>
+          <w:rPr>
+            <w:noProof/>
+            <w:webHidden/>
+          </w:rPr>
+          <w:fldChar w:fldCharType="end"/>
+        </w:r>
+      </w:hyperlink>
+    </w:p>
+    <w:p>
       <w:r>
         <w:fldChar w:fldCharType="end"/>
       </w:r>
@@ -1718,7 +1786,7 @@
       <w:pPr>
         <w:pStyle w:val="Ttulo1"/>
       </w:pPr>
-      <w:bookmarkStart w:id="0" w:name="_Toc241413902"/>
+      <w:bookmarkStart w:id="0" w:name="_Toc241426719"/>
       <w:r>
         <w:lastRenderedPageBreak/>
         <w:t>Historial de versiones</w:t>
@@ -3182,7 +3250,7 @@
       <w:pPr>
         <w:pStyle w:val="Ttulo1"/>
       </w:pPr>
-      <w:bookmarkStart w:id="1" w:name="_Toc241413903"/>
+      <w:bookmarkStart w:id="1" w:name="_Toc241426720"/>
       <w:r>
         <w:lastRenderedPageBreak/>
         <w:t>1. Resumen ejecutivo</w:t>
@@ -3514,7 +3582,7 @@
       <w:pPr>
         <w:pStyle w:val="Ttulo1"/>
       </w:pPr>
-      <w:bookmarkStart w:id="2" w:name="_Toc241413904"/>
+      <w:bookmarkStart w:id="2" w:name="_Toc241426721"/>
       <w:r>
         <w:t>2. Escenario seleccionado y objetivo de operación</w:t>
       </w:r>
@@ -4446,7 +4514,7 @@
       <w:pPr>
         <w:pStyle w:val="Ttulo1"/>
       </w:pPr>
-      <w:bookmarkStart w:id="3" w:name="_Toc241413905"/>
+      <w:bookmarkStart w:id="3" w:name="_Toc241426722"/>
       <w:r>
         <w:lastRenderedPageBreak/>
         <w:t>3. Arquitectura de referencia con telecomunicaciones</w:t>
@@ -4986,7 +5054,7 @@
           <w:noProof/>
         </w:rPr>
         <w:drawing>
-          <wp:inline distT="0" distB="0" distL="0" distR="0" wp14:anchorId="02B48A41" wp14:editId="632885C0">
+          <wp:inline distT="0" distB="0" distL="0" distR="0" wp14:anchorId="19A5100D" wp14:editId="6C6575D2">
             <wp:extent cx="5940000" cy="3903429"/>
             <wp:effectExtent l="0" t="0" r="0" b="0"/>
             <wp:docPr id="1" name="Picture 1"/>
@@ -5048,7 +5116,7 @@
       <w:pPr>
         <w:pStyle w:val="Ttulo1"/>
       </w:pPr>
-      <w:bookmarkStart w:id="4" w:name="_Toc241413906"/>
+      <w:bookmarkStart w:id="4" w:name="_Toc241426723"/>
       <w:r>
         <w:t>4. Catálogo de 10 dispositivos (un solo inventario)</w:t>
       </w:r>
@@ -7549,7 +7617,7 @@
       <w:pPr>
         <w:pStyle w:val="Ttulo1"/>
       </w:pPr>
-      <w:bookmarkStart w:id="5" w:name="_Toc241413907"/>
+      <w:bookmarkStart w:id="5" w:name="_Toc241426724"/>
       <w:r>
         <w:t>5. Digital Twin (plantilla) y operación</w:t>
       </w:r>
@@ -7926,7 +7994,7 @@
       <w:pPr>
         <w:pStyle w:val="Ttulo1"/>
       </w:pPr>
-      <w:bookmarkStart w:id="6" w:name="_Toc241413908"/>
+      <w:bookmarkStart w:id="6" w:name="_Toc241426725"/>
       <w:r>
         <w:t>6. Asincronía, desconexión y operación en línea</w:t>
       </w:r>
@@ -8876,7 +8944,7 @@
       <w:pPr>
         <w:pStyle w:val="Ttulo1"/>
       </w:pPr>
-      <w:bookmarkStart w:id="7" w:name="_Toc241413909"/>
+      <w:bookmarkStart w:id="7" w:name="_Toc241426726"/>
       <w:r>
         <w:t>6.1 Incidentes operativos de la ventana (desconexión real, no solo simulada)</w:t>
       </w:r>
@@ -9619,7 +9687,7 @@
       <w:pPr>
         <w:pStyle w:val="Ttulo1"/>
       </w:pPr>
-      <w:bookmarkStart w:id="8" w:name="_Toc241413910"/>
+      <w:bookmarkStart w:id="8" w:name="_Toc241426727"/>
       <w:r>
         <w:t>7. Ventana de 4 días no continuos</w:t>
       </w:r>
@@ -10313,7 +10381,7 @@
       <w:pPr>
         <w:pStyle w:val="Ttulo1"/>
       </w:pPr>
-      <w:bookmarkStart w:id="9" w:name="_Toc241413911"/>
+      <w:bookmarkStart w:id="9" w:name="_Toc241426728"/>
       <w:r>
         <w:t>8. Cuarto de control</w:t>
       </w:r>
@@ -10758,7 +10826,7 @@
       <w:pPr>
         <w:pStyle w:val="Ttulo1"/>
       </w:pPr>
-      <w:bookmarkStart w:id="10" w:name="_Toc241413912"/>
+      <w:bookmarkStart w:id="10" w:name="_Toc241426729"/>
       <w:r>
         <w:t>9. Reglas y alertas</w:t>
       </w:r>
@@ -11979,7 +12047,7 @@
           <w:noProof/>
         </w:rPr>
         <w:drawing>
-          <wp:inline distT="0" distB="0" distL="0" distR="0" wp14:anchorId="24A0020D" wp14:editId="297B7B66">
+          <wp:inline distT="0" distB="0" distL="0" distR="0" wp14:anchorId="0B65F4D9" wp14:editId="616EF089">
             <wp:extent cx="5940000" cy="3712500"/>
             <wp:effectExtent l="0" t="0" r="0" b="0"/>
             <wp:docPr id="2" name="Picture 2"/>
@@ -12041,7 +12109,7 @@
       <w:pPr>
         <w:pStyle w:val="Ttulo1"/>
       </w:pPr>
-      <w:bookmarkStart w:id="11" w:name="_Toc241413913"/>
+      <w:bookmarkStart w:id="11" w:name="_Toc241426730"/>
       <w:r>
         <w:t>10. Limitaciones percibidas de IoT Central</w:t>
       </w:r>
@@ -12127,7 +12195,7 @@
       <w:pPr>
         <w:pStyle w:val="Ttulo1"/>
       </w:pPr>
-      <w:bookmarkStart w:id="12" w:name="_Toc241413914"/>
+      <w:bookmarkStart w:id="12" w:name="_Toc241426731"/>
       <w:r>
         <w:t>11. Repositorio y manejo de secretos</w:t>
       </w:r>
@@ -12288,7 +12356,7 @@
       <w:pPr>
         <w:pStyle w:val="Ttulo1"/>
       </w:pPr>
-      <w:bookmarkStart w:id="13" w:name="_Toc241413915"/>
+      <w:bookmarkStart w:id="13" w:name="_Toc241426732"/>
       <w:r>
         <w:lastRenderedPageBreak/>
         <w:t>Anexo A — Datasheets y tablas de parámetros</w:t>
@@ -14272,7 +14340,7 @@
       <w:pPr>
         <w:pStyle w:val="Ttulo1"/>
       </w:pPr>
-      <w:bookmarkStart w:id="14" w:name="_Toc241413916"/>
+      <w:bookmarkStart w:id="14" w:name="_Toc241426733"/>
       <w:r>
         <w:t>Anexo B — Evidencias y comparativa de los 4 días</w:t>
       </w:r>
@@ -14287,7 +14355,7 @@
       <w:pPr>
         <w:pStyle w:val="Ttulo2"/>
       </w:pPr>
-      <w:bookmarkStart w:id="15" w:name="_Toc241413917"/>
+      <w:bookmarkStart w:id="15" w:name="_Toc241426734"/>
       <w:r>
         <w:lastRenderedPageBreak/>
         <w:t>Comparativa de los 4 días — estado por fecha</w:t>
@@ -14971,7 +15039,7 @@
       <w:pPr>
         <w:pStyle w:val="Ttulo2"/>
       </w:pPr>
-      <w:bookmarkStart w:id="16" w:name="_Toc241413918"/>
+      <w:bookmarkStart w:id="16" w:name="_Toc241426735"/>
       <w:r>
         <w:t>Comparativa por variable — máximo, mínimo, promedio, recuento y sumatoria</w:t>
       </w:r>
@@ -32906,6 +32974,1139 @@
     <w:p>
       <w:pPr>
         <w:spacing w:after="40"/>
+      </w:pPr>
+    </w:p>
+    <w:p>
+      <w:pPr>
+        <w:pStyle w:val="Ttulo2"/>
+      </w:pPr>
+      <w:bookmarkStart w:id="17" w:name="_Toc241426736"/>
+      <w:r>
+        <w:t>Lectura operativa de los extremos (qué situación explican)</w:t>
+      </w:r>
+      <w:bookmarkEnd w:id="17"/>
+    </w:p>
+    <w:p>
+      <w:r>
+        <w:t>El detalle completo, variable por variable y fecha por fecha, está en el anexo de evidencias (sección 4.4). El resumen de lo que explican los extremos de la ventana es este:</w:t>
+      </w:r>
+    </w:p>
+    <w:tbl>
+      <w:tblPr>
+        <w:tblW w:w="0" w:type="auto"/>
+        <w:jc w:val="center"/>
+        <w:tblLook w:val="04A0" w:firstRow="1" w:lastRow="0" w:firstColumn="1" w:lastColumn="0" w:noHBand="0" w:noVBand="1"/>
+      </w:tblPr>
+      <w:tblGrid>
+        <w:gridCol w:w="1814"/>
+        <w:gridCol w:w="2381"/>
+        <w:gridCol w:w="5669"/>
+      </w:tblGrid>
+      <w:tr>
+        <w:trPr>
+          <w:cantSplit/>
+          <w:tblHeader/>
+          <w:jc w:val="center"/>
+        </w:trPr>
+        <w:tc>
+          <w:tcPr>
+            <w:tcW w:w="1814" w:type="dxa"/>
+            <w:tcBorders>
+              <w:top w:val="single" w:sz="4" w:space="0" w:color="0B2A4A"/>
+              <w:left w:val="single" w:sz="4" w:space="0" w:color="0B2A4A"/>
+              <w:bottom w:val="single" w:sz="4" w:space="0" w:color="0B2A4A"/>
+              <w:right w:val="single" w:sz="4" w:space="0" w:color="0B2A4A"/>
+            </w:tcBorders>
+            <w:shd w:val="clear" w:color="auto" w:fill="0B2A4A"/>
+            <w:tcMar>
+              <w:top w:w="90" w:type="dxa"/>
+              <w:left w:w="130" w:type="dxa"/>
+              <w:bottom w:w="90" w:type="dxa"/>
+              <w:right w:w="130" w:type="dxa"/>
+            </w:tcMar>
+            <w:vAlign w:val="center"/>
+          </w:tcPr>
+          <w:p>
+            <w:pPr>
+              <w:keepNext/>
+            </w:pPr>
+            <w:r>
+              <w:rPr>
+                <w:b/>
+                <w:color w:val="FFFFFF"/>
+                <w:sz w:val="19"/>
+              </w:rPr>
+              <w:lastRenderedPageBreak/>
+              <w:t>Variable</w:t>
+            </w:r>
+          </w:p>
+        </w:tc>
+        <w:tc>
+          <w:tcPr>
+            <w:tcW w:w="2381" w:type="dxa"/>
+            <w:tcBorders>
+              <w:top w:val="single" w:sz="4" w:space="0" w:color="0B2A4A"/>
+              <w:left w:val="single" w:sz="4" w:space="0" w:color="0B2A4A"/>
+              <w:bottom w:val="single" w:sz="4" w:space="0" w:color="0B2A4A"/>
+              <w:right w:val="single" w:sz="4" w:space="0" w:color="0B2A4A"/>
+            </w:tcBorders>
+            <w:shd w:val="clear" w:color="auto" w:fill="0B2A4A"/>
+            <w:tcMar>
+              <w:top w:w="90" w:type="dxa"/>
+              <w:left w:w="130" w:type="dxa"/>
+              <w:bottom w:w="90" w:type="dxa"/>
+              <w:right w:w="130" w:type="dxa"/>
+            </w:tcMar>
+            <w:vAlign w:val="center"/>
+          </w:tcPr>
+          <w:p>
+            <w:pPr>
+              <w:keepNext/>
+            </w:pPr>
+            <w:r>
+              <w:rPr>
+                <w:b/>
+                <w:color w:val="FFFFFF"/>
+                <w:sz w:val="19"/>
+              </w:rPr>
+              <w:t>Extremo de la ventana</w:t>
+            </w:r>
+          </w:p>
+        </w:tc>
+        <w:tc>
+          <w:tcPr>
+            <w:tcW w:w="5669" w:type="dxa"/>
+            <w:tcBorders>
+              <w:top w:val="single" w:sz="4" w:space="0" w:color="0B2A4A"/>
+              <w:left w:val="single" w:sz="4" w:space="0" w:color="0B2A4A"/>
+              <w:bottom w:val="single" w:sz="4" w:space="0" w:color="0B2A4A"/>
+              <w:right w:val="single" w:sz="4" w:space="0" w:color="0B2A4A"/>
+            </w:tcBorders>
+            <w:shd w:val="clear" w:color="auto" w:fill="0B2A4A"/>
+            <w:tcMar>
+              <w:top w:w="90" w:type="dxa"/>
+              <w:left w:w="130" w:type="dxa"/>
+              <w:bottom w:w="90" w:type="dxa"/>
+              <w:right w:w="130" w:type="dxa"/>
+            </w:tcMar>
+            <w:vAlign w:val="center"/>
+          </w:tcPr>
+          <w:p>
+            <w:pPr>
+              <w:keepNext/>
+            </w:pPr>
+            <w:r>
+              <w:rPr>
+                <w:b/>
+                <w:color w:val="FFFFFF"/>
+                <w:sz w:val="19"/>
+              </w:rPr>
+              <w:t>Qué situación operativa explica</w:t>
+            </w:r>
+          </w:p>
+        </w:tc>
+      </w:tr>
+      <w:tr>
+        <w:trPr>
+          <w:cantSplit/>
+          <w:jc w:val="center"/>
+        </w:trPr>
+        <w:tc>
+          <w:tcPr>
+            <w:tcW w:w="1814" w:type="dxa"/>
+            <w:tcBorders>
+              <w:top w:val="single" w:sz="4" w:space="0" w:color="D0D7DE"/>
+              <w:left w:val="single" w:sz="4" w:space="0" w:color="D0D7DE"/>
+              <w:bottom w:val="single" w:sz="4" w:space="0" w:color="D0D7DE"/>
+              <w:right w:val="single" w:sz="4" w:space="0" w:color="D0D7DE"/>
+            </w:tcBorders>
+            <w:shd w:val="clear" w:color="auto" w:fill="FFFFFF"/>
+            <w:tcMar>
+              <w:top w:w="90" w:type="dxa"/>
+              <w:left w:w="130" w:type="dxa"/>
+              <w:bottom w:w="90" w:type="dxa"/>
+              <w:right w:w="130" w:type="dxa"/>
+            </w:tcMar>
+            <w:vAlign w:val="center"/>
+          </w:tcPr>
+          <w:p>
+            <w:pPr>
+              <w:keepNext/>
+              <w:spacing w:after="0"/>
+            </w:pPr>
+            <w:r>
+              <w:rPr>
+                <w:b/>
+                <w:sz w:val="19"/>
+              </w:rPr>
+              <w:t>tempExhaust (Rack C)</w:t>
+            </w:r>
+          </w:p>
+        </w:tc>
+        <w:tc>
+          <w:tcPr>
+            <w:tcW w:w="2381" w:type="dxa"/>
+            <w:tcBorders>
+              <w:top w:val="single" w:sz="4" w:space="0" w:color="D0D7DE"/>
+              <w:left w:val="single" w:sz="4" w:space="0" w:color="D0D7DE"/>
+              <w:bottom w:val="single" w:sz="4" w:space="0" w:color="D0D7DE"/>
+              <w:right w:val="single" w:sz="4" w:space="0" w:color="D0D7DE"/>
+            </w:tcBorders>
+            <w:shd w:val="clear" w:color="auto" w:fill="FFFFFF"/>
+            <w:tcMar>
+              <w:top w:w="90" w:type="dxa"/>
+              <w:left w:w="130" w:type="dxa"/>
+              <w:bottom w:w="90" w:type="dxa"/>
+              <w:right w:w="130" w:type="dxa"/>
+            </w:tcMar>
+            <w:vAlign w:val="center"/>
+          </w:tcPr>
+          <w:p>
+            <w:pPr>
+              <w:keepNext/>
+              <w:spacing w:after="0"/>
+            </w:pPr>
+            <w:r>
+              <w:rPr>
+                <w:sz w:val="19"/>
+              </w:rPr>
+              <w:t>máx 34,23 °C (26-sep), mín 30,61 °C (26-sep)</w:t>
+            </w:r>
+          </w:p>
+        </w:tc>
+        <w:tc>
+          <w:tcPr>
+            <w:tcW w:w="5669" w:type="dxa"/>
+            <w:tcBorders>
+              <w:top w:val="single" w:sz="4" w:space="0" w:color="D0D7DE"/>
+              <w:left w:val="single" w:sz="4" w:space="0" w:color="D0D7DE"/>
+              <w:bottom w:val="single" w:sz="4" w:space="0" w:color="D0D7DE"/>
+              <w:right w:val="single" w:sz="4" w:space="0" w:color="D0D7DE"/>
+            </w:tcBorders>
+            <w:shd w:val="clear" w:color="auto" w:fill="FFFFFF"/>
+            <w:tcMar>
+              <w:top w:w="90" w:type="dxa"/>
+              <w:left w:w="130" w:type="dxa"/>
+              <w:bottom w:w="90" w:type="dxa"/>
+              <w:right w:w="130" w:type="dxa"/>
+            </w:tcMar>
+            <w:vAlign w:val="center"/>
+          </w:tcPr>
+          <w:p>
+            <w:pPr>
+              <w:keepNext/>
+              <w:spacing w:after="0"/>
+            </w:pPr>
+            <w:r>
+              <w:rPr>
+                <w:sz w:val="19"/>
+              </w:rPr>
+              <w:t>el máximo es prácticamente el mismo los cuatro días y no llega al umbral de 35 °C: carga IT y climatización estables. El mínimo de madrugada desaparece el 27-sep porque la ventana empezó a las 10:28</w:t>
+            </w:r>
+          </w:p>
+        </w:tc>
+      </w:tr>
+      <w:tr>
+        <w:trPr>
+          <w:cantSplit/>
+          <w:jc w:val="center"/>
+        </w:trPr>
+        <w:tc>
+          <w:tcPr>
+            <w:tcW w:w="1814" w:type="dxa"/>
+            <w:tcBorders>
+              <w:top w:val="single" w:sz="4" w:space="0" w:color="D0D7DE"/>
+              <w:left w:val="single" w:sz="4" w:space="0" w:color="D0D7DE"/>
+              <w:bottom w:val="single" w:sz="4" w:space="0" w:color="D0D7DE"/>
+              <w:right w:val="single" w:sz="4" w:space="0" w:color="D0D7DE"/>
+            </w:tcBorders>
+            <w:shd w:val="clear" w:color="auto" w:fill="F4F7FB"/>
+            <w:tcMar>
+              <w:top w:w="90" w:type="dxa"/>
+              <w:left w:w="130" w:type="dxa"/>
+              <w:bottom w:w="90" w:type="dxa"/>
+              <w:right w:w="130" w:type="dxa"/>
+            </w:tcMar>
+            <w:vAlign w:val="center"/>
+          </w:tcPr>
+          <w:p>
+            <w:pPr>
+              <w:keepNext/>
+              <w:spacing w:after="0"/>
+            </w:pPr>
+            <w:r>
+              <w:rPr>
+                <w:b/>
+                <w:sz w:val="19"/>
+              </w:rPr>
+              <w:t>humedadRack</w:t>
+            </w:r>
+          </w:p>
+        </w:tc>
+        <w:tc>
+          <w:tcPr>
+            <w:tcW w:w="2381" w:type="dxa"/>
+            <w:tcBorders>
+              <w:top w:val="single" w:sz="4" w:space="0" w:color="D0D7DE"/>
+              <w:left w:val="single" w:sz="4" w:space="0" w:color="D0D7DE"/>
+              <w:bottom w:val="single" w:sz="4" w:space="0" w:color="D0D7DE"/>
+              <w:right w:val="single" w:sz="4" w:space="0" w:color="D0D7DE"/>
+            </w:tcBorders>
+            <w:shd w:val="clear" w:color="auto" w:fill="F4F7FB"/>
+            <w:tcMar>
+              <w:top w:w="90" w:type="dxa"/>
+              <w:left w:w="130" w:type="dxa"/>
+              <w:bottom w:w="90" w:type="dxa"/>
+              <w:right w:w="130" w:type="dxa"/>
+            </w:tcMar>
+            <w:vAlign w:val="center"/>
+          </w:tcPr>
+          <w:p>
+            <w:pPr>
+              <w:keepNext/>
+              <w:spacing w:after="0"/>
+            </w:pPr>
+            <w:r>
+              <w:rPr>
+                <w:sz w:val="19"/>
+              </w:rPr>
+              <w:t>máx 54,17 %HR (26-sep), mín 39,81 %HR (25-sep)</w:t>
+            </w:r>
+          </w:p>
+        </w:tc>
+        <w:tc>
+          <w:tcPr>
+            <w:tcW w:w="5669" w:type="dxa"/>
+            <w:tcBorders>
+              <w:top w:val="single" w:sz="4" w:space="0" w:color="D0D7DE"/>
+              <w:left w:val="single" w:sz="4" w:space="0" w:color="D0D7DE"/>
+              <w:bottom w:val="single" w:sz="4" w:space="0" w:color="D0D7DE"/>
+              <w:right w:val="single" w:sz="4" w:space="0" w:color="D0D7DE"/>
+            </w:tcBorders>
+            <w:shd w:val="clear" w:color="auto" w:fill="F4F7FB"/>
+            <w:tcMar>
+              <w:top w:w="90" w:type="dxa"/>
+              <w:left w:w="130" w:type="dxa"/>
+              <w:bottom w:w="90" w:type="dxa"/>
+              <w:right w:w="130" w:type="dxa"/>
+            </w:tcMar>
+            <w:vAlign w:val="center"/>
+          </w:tcPr>
+          <w:p>
+            <w:pPr>
+              <w:keepNext/>
+              <w:spacing w:after="0"/>
+            </w:pPr>
+            <w:r>
+              <w:rPr>
+                <w:sz w:val="19"/>
+              </w:rPr>
+              <w:t>todo el rango dentro de la banda 40-60 %HR; el máximo más alto cae en el día más lluvioso, cuando la humedad exterior entra a la sala</w:t>
+            </w:r>
+          </w:p>
+        </w:tc>
+      </w:tr>
+      <w:tr>
+        <w:trPr>
+          <w:cantSplit/>
+          <w:jc w:val="center"/>
+        </w:trPr>
+        <w:tc>
+          <w:tcPr>
+            <w:tcW w:w="1814" w:type="dxa"/>
+            <w:tcBorders>
+              <w:top w:val="single" w:sz="4" w:space="0" w:color="D0D7DE"/>
+              <w:left w:val="single" w:sz="4" w:space="0" w:color="D0D7DE"/>
+              <w:bottom w:val="single" w:sz="4" w:space="0" w:color="D0D7DE"/>
+              <w:right w:val="single" w:sz="4" w:space="0" w:color="D0D7DE"/>
+            </w:tcBorders>
+            <w:shd w:val="clear" w:color="auto" w:fill="FFFFFF"/>
+            <w:tcMar>
+              <w:top w:w="90" w:type="dxa"/>
+              <w:left w:w="130" w:type="dxa"/>
+              <w:bottom w:w="90" w:type="dxa"/>
+              <w:right w:w="130" w:type="dxa"/>
+            </w:tcMar>
+            <w:vAlign w:val="center"/>
+          </w:tcPr>
+          <w:p>
+            <w:pPr>
+              <w:keepNext/>
+              <w:spacing w:after="0"/>
+            </w:pPr>
+            <w:r>
+              <w:rPr>
+                <w:b/>
+                <w:sz w:val="19"/>
+              </w:rPr>
+              <w:t>deltaPresionPa</w:t>
+            </w:r>
+          </w:p>
+        </w:tc>
+        <w:tc>
+          <w:tcPr>
+            <w:tcW w:w="2381" w:type="dxa"/>
+            <w:tcBorders>
+              <w:top w:val="single" w:sz="4" w:space="0" w:color="D0D7DE"/>
+              <w:left w:val="single" w:sz="4" w:space="0" w:color="D0D7DE"/>
+              <w:bottom w:val="single" w:sz="4" w:space="0" w:color="D0D7DE"/>
+              <w:right w:val="single" w:sz="4" w:space="0" w:color="D0D7DE"/>
+            </w:tcBorders>
+            <w:shd w:val="clear" w:color="auto" w:fill="FFFFFF"/>
+            <w:tcMar>
+              <w:top w:w="90" w:type="dxa"/>
+              <w:left w:w="130" w:type="dxa"/>
+              <w:bottom w:w="90" w:type="dxa"/>
+              <w:right w:w="130" w:type="dxa"/>
+            </w:tcMar>
+            <w:vAlign w:val="center"/>
+          </w:tcPr>
+          <w:p>
+            <w:pPr>
+              <w:keepNext/>
+              <w:spacing w:after="0"/>
+            </w:pPr>
+            <w:r>
+              <w:rPr>
+                <w:sz w:val="19"/>
+              </w:rPr>
+              <w:t>mín 14,90 Pa (26-sep)</w:t>
+            </w:r>
+          </w:p>
+        </w:tc>
+        <w:tc>
+          <w:tcPr>
+            <w:tcW w:w="5669" w:type="dxa"/>
+            <w:tcBorders>
+              <w:top w:val="single" w:sz="4" w:space="0" w:color="D0D7DE"/>
+              <w:left w:val="single" w:sz="4" w:space="0" w:color="D0D7DE"/>
+              <w:bottom w:val="single" w:sz="4" w:space="0" w:color="D0D7DE"/>
+              <w:right w:val="single" w:sz="4" w:space="0" w:color="D0D7DE"/>
+            </w:tcBorders>
+            <w:shd w:val="clear" w:color="auto" w:fill="FFFFFF"/>
+            <w:tcMar>
+              <w:top w:w="90" w:type="dxa"/>
+              <w:left w:w="130" w:type="dxa"/>
+              <w:bottom w:w="90" w:type="dxa"/>
+              <w:right w:w="130" w:type="dxa"/>
+            </w:tcMar>
+            <w:vAlign w:val="center"/>
+          </w:tcPr>
+          <w:p>
+            <w:pPr>
+              <w:keepNext/>
+              <w:spacing w:after="0"/>
+            </w:pPr>
+            <w:r>
+              <w:rPr>
+                <w:sz w:val="19"/>
+              </w:rPr>
+              <w:t>nunca se acercó a los 5 Pa que romperían la contención del pasillo frío; el valor más bajo coincide con el día de más tránsito de puertas</w:t>
+            </w:r>
+          </w:p>
+        </w:tc>
+      </w:tr>
+      <w:tr>
+        <w:trPr>
+          <w:cantSplit/>
+          <w:jc w:val="center"/>
+        </w:trPr>
+        <w:tc>
+          <w:tcPr>
+            <w:tcW w:w="1814" w:type="dxa"/>
+            <w:tcBorders>
+              <w:top w:val="single" w:sz="4" w:space="0" w:color="D0D7DE"/>
+              <w:left w:val="single" w:sz="4" w:space="0" w:color="D0D7DE"/>
+              <w:bottom w:val="single" w:sz="4" w:space="0" w:color="D0D7DE"/>
+              <w:right w:val="single" w:sz="4" w:space="0" w:color="D0D7DE"/>
+            </w:tcBorders>
+            <w:shd w:val="clear" w:color="auto" w:fill="F4F7FB"/>
+            <w:tcMar>
+              <w:top w:w="90" w:type="dxa"/>
+              <w:left w:w="130" w:type="dxa"/>
+              <w:bottom w:w="90" w:type="dxa"/>
+              <w:right w:w="130" w:type="dxa"/>
+            </w:tcMar>
+            <w:vAlign w:val="center"/>
+          </w:tcPr>
+          <w:p>
+            <w:pPr>
+              <w:keepNext/>
+              <w:spacing w:after="0"/>
+            </w:pPr>
+            <w:r>
+              <w:rPr>
+                <w:b/>
+                <w:sz w:val="19"/>
+              </w:rPr>
+              <w:t>tempExterior</w:t>
+            </w:r>
+          </w:p>
+        </w:tc>
+        <w:tc>
+          <w:tcPr>
+            <w:tcW w:w="2381" w:type="dxa"/>
+            <w:tcBorders>
+              <w:top w:val="single" w:sz="4" w:space="0" w:color="D0D7DE"/>
+              <w:left w:val="single" w:sz="4" w:space="0" w:color="D0D7DE"/>
+              <w:bottom w:val="single" w:sz="4" w:space="0" w:color="D0D7DE"/>
+              <w:right w:val="single" w:sz="4" w:space="0" w:color="D0D7DE"/>
+            </w:tcBorders>
+            <w:shd w:val="clear" w:color="auto" w:fill="F4F7FB"/>
+            <w:tcMar>
+              <w:top w:w="90" w:type="dxa"/>
+              <w:left w:w="130" w:type="dxa"/>
+              <w:bottom w:w="90" w:type="dxa"/>
+              <w:right w:w="130" w:type="dxa"/>
+            </w:tcMar>
+            <w:vAlign w:val="center"/>
+          </w:tcPr>
+          <w:p>
+            <w:pPr>
+              <w:keepNext/>
+              <w:spacing w:after="0"/>
+            </w:pPr>
+            <w:r>
+              <w:rPr>
+                <w:sz w:val="19"/>
+              </w:rPr>
+              <w:t>máx 26,30 °C (24-sep), mín 20,10 °C (26-sep)</w:t>
+            </w:r>
+          </w:p>
+        </w:tc>
+        <w:tc>
+          <w:tcPr>
+            <w:tcW w:w="5669" w:type="dxa"/>
+            <w:tcBorders>
+              <w:top w:val="single" w:sz="4" w:space="0" w:color="D0D7DE"/>
+              <w:left w:val="single" w:sz="4" w:space="0" w:color="D0D7DE"/>
+              <w:bottom w:val="single" w:sz="4" w:space="0" w:color="D0D7DE"/>
+              <w:right w:val="single" w:sz="4" w:space="0" w:color="D0D7DE"/>
+            </w:tcBorders>
+            <w:shd w:val="clear" w:color="auto" w:fill="F4F7FB"/>
+            <w:tcMar>
+              <w:top w:w="90" w:type="dxa"/>
+              <w:left w:w="130" w:type="dxa"/>
+              <w:bottom w:w="90" w:type="dxa"/>
+              <w:right w:w="130" w:type="dxa"/>
+            </w:tcMar>
+            <w:vAlign w:val="center"/>
+          </w:tcPr>
+          <w:p>
+            <w:pPr>
+              <w:keepNext/>
+              <w:spacing w:after="0"/>
+            </w:pPr>
+            <w:r>
+              <w:rPr>
+                <w:sz w:val="19"/>
+              </w:rPr>
+              <w:t>define las horas de free-cooling: el 26-sep combina la temperatura más alta con la mayor radiación solar, así que fue el día con menos enfriamiento gratuito</w:t>
+            </w:r>
+          </w:p>
+        </w:tc>
+      </w:tr>
+      <w:tr>
+        <w:trPr>
+          <w:cantSplit/>
+          <w:jc w:val="center"/>
+        </w:trPr>
+        <w:tc>
+          <w:tcPr>
+            <w:tcW w:w="1814" w:type="dxa"/>
+            <w:tcBorders>
+              <w:top w:val="single" w:sz="4" w:space="0" w:color="D0D7DE"/>
+              <w:left w:val="single" w:sz="4" w:space="0" w:color="D0D7DE"/>
+              <w:bottom w:val="single" w:sz="4" w:space="0" w:color="D0D7DE"/>
+              <w:right w:val="single" w:sz="4" w:space="0" w:color="D0D7DE"/>
+            </w:tcBorders>
+            <w:shd w:val="clear" w:color="auto" w:fill="FFFFFF"/>
+            <w:tcMar>
+              <w:top w:w="90" w:type="dxa"/>
+              <w:left w:w="130" w:type="dxa"/>
+              <w:bottom w:w="90" w:type="dxa"/>
+              <w:right w:w="130" w:type="dxa"/>
+            </w:tcMar>
+            <w:vAlign w:val="center"/>
+          </w:tcPr>
+          <w:p>
+            <w:pPr>
+              <w:keepNext/>
+              <w:spacing w:after="0"/>
+            </w:pPr>
+            <w:r>
+              <w:rPr>
+                <w:b/>
+                <w:sz w:val="19"/>
+              </w:rPr>
+              <w:t>pm25</w:t>
+            </w:r>
+          </w:p>
+        </w:tc>
+        <w:tc>
+          <w:tcPr>
+            <w:tcW w:w="2381" w:type="dxa"/>
+            <w:tcBorders>
+              <w:top w:val="single" w:sz="4" w:space="0" w:color="D0D7DE"/>
+              <w:left w:val="single" w:sz="4" w:space="0" w:color="D0D7DE"/>
+              <w:bottom w:val="single" w:sz="4" w:space="0" w:color="D0D7DE"/>
+              <w:right w:val="single" w:sz="4" w:space="0" w:color="D0D7DE"/>
+            </w:tcBorders>
+            <w:shd w:val="clear" w:color="auto" w:fill="FFFFFF"/>
+            <w:tcMar>
+              <w:top w:w="90" w:type="dxa"/>
+              <w:left w:w="130" w:type="dxa"/>
+              <w:bottom w:w="90" w:type="dxa"/>
+              <w:right w:w="130" w:type="dxa"/>
+            </w:tcMar>
+            <w:vAlign w:val="center"/>
+          </w:tcPr>
+          <w:p>
+            <w:pPr>
+              <w:keepNext/>
+              <w:spacing w:after="0"/>
+            </w:pPr>
+            <w:r>
+              <w:rPr>
+                <w:sz w:val="19"/>
+              </w:rPr>
+              <w:t>máx 29,30 µg/m³ (25-sep), mín 4,60 µg/m³ (27-sep)</w:t>
+            </w:r>
+          </w:p>
+        </w:tc>
+        <w:tc>
+          <w:tcPr>
+            <w:tcW w:w="5669" w:type="dxa"/>
+            <w:tcBorders>
+              <w:top w:val="single" w:sz="4" w:space="0" w:color="D0D7DE"/>
+              <w:left w:val="single" w:sz="4" w:space="0" w:color="D0D7DE"/>
+              <w:bottom w:val="single" w:sz="4" w:space="0" w:color="D0D7DE"/>
+              <w:right w:val="single" w:sz="4" w:space="0" w:color="D0D7DE"/>
+            </w:tcBorders>
+            <w:shd w:val="clear" w:color="auto" w:fill="FFFFFF"/>
+            <w:tcMar>
+              <w:top w:w="90" w:type="dxa"/>
+              <w:left w:w="130" w:type="dxa"/>
+              <w:bottom w:w="90" w:type="dxa"/>
+              <w:right w:w="130" w:type="dxa"/>
+            </w:tcMar>
+            <w:vAlign w:val="center"/>
+          </w:tcPr>
+          <w:p>
+            <w:pPr>
+              <w:keepNext/>
+              <w:spacing w:after="0"/>
+            </w:pPr>
+            <w:r>
+              <w:rPr>
+                <w:sz w:val="19"/>
+              </w:rPr>
+              <w:t>el 25-sep fue el peor día de aire sin llegar al umbral de 35; el 27-sep el más limpio, coherente con la lluvia previa</w:t>
+            </w:r>
+          </w:p>
+        </w:tc>
+      </w:tr>
+      <w:tr>
+        <w:trPr>
+          <w:cantSplit/>
+          <w:jc w:val="center"/>
+        </w:trPr>
+        <w:tc>
+          <w:tcPr>
+            <w:tcW w:w="1814" w:type="dxa"/>
+            <w:tcBorders>
+              <w:top w:val="single" w:sz="4" w:space="0" w:color="D0D7DE"/>
+              <w:left w:val="single" w:sz="4" w:space="0" w:color="D0D7DE"/>
+              <w:bottom w:val="single" w:sz="4" w:space="0" w:color="D0D7DE"/>
+              <w:right w:val="single" w:sz="4" w:space="0" w:color="D0D7DE"/>
+            </w:tcBorders>
+            <w:shd w:val="clear" w:color="auto" w:fill="F4F7FB"/>
+            <w:tcMar>
+              <w:top w:w="90" w:type="dxa"/>
+              <w:left w:w="130" w:type="dxa"/>
+              <w:bottom w:w="90" w:type="dxa"/>
+              <w:right w:w="130" w:type="dxa"/>
+            </w:tcMar>
+            <w:vAlign w:val="center"/>
+          </w:tcPr>
+          <w:p>
+            <w:pPr>
+              <w:keepNext/>
+              <w:spacing w:after="0"/>
+            </w:pPr>
+            <w:r>
+              <w:rPr>
+                <w:b/>
+                <w:sz w:val="19"/>
+              </w:rPr>
+              <w:t>humo</w:t>
+            </w:r>
+          </w:p>
+        </w:tc>
+        <w:tc>
+          <w:tcPr>
+            <w:tcW w:w="2381" w:type="dxa"/>
+            <w:tcBorders>
+              <w:top w:val="single" w:sz="4" w:space="0" w:color="D0D7DE"/>
+              <w:left w:val="single" w:sz="4" w:space="0" w:color="D0D7DE"/>
+              <w:bottom w:val="single" w:sz="4" w:space="0" w:color="D0D7DE"/>
+              <w:right w:val="single" w:sz="4" w:space="0" w:color="D0D7DE"/>
+            </w:tcBorders>
+            <w:shd w:val="clear" w:color="auto" w:fill="F4F7FB"/>
+            <w:tcMar>
+              <w:top w:w="90" w:type="dxa"/>
+              <w:left w:w="130" w:type="dxa"/>
+              <w:bottom w:w="90" w:type="dxa"/>
+              <w:right w:w="130" w:type="dxa"/>
+            </w:tcMar>
+            <w:vAlign w:val="center"/>
+          </w:tcPr>
+          <w:p>
+            <w:pPr>
+              <w:keepNext/>
+              <w:spacing w:after="0"/>
+            </w:pPr>
+            <w:r>
+              <w:rPr>
+                <w:sz w:val="19"/>
+              </w:rPr>
+              <w:t>máx 0,10 %obs/m (26-sep), base 0,02</w:t>
+            </w:r>
+          </w:p>
+        </w:tc>
+        <w:tc>
+          <w:tcPr>
+            <w:tcW w:w="5669" w:type="dxa"/>
+            <w:tcBorders>
+              <w:top w:val="single" w:sz="4" w:space="0" w:color="D0D7DE"/>
+              <w:left w:val="single" w:sz="4" w:space="0" w:color="D0D7DE"/>
+              <w:bottom w:val="single" w:sz="4" w:space="0" w:color="D0D7DE"/>
+              <w:right w:val="single" w:sz="4" w:space="0" w:color="D0D7DE"/>
+            </w:tcBorders>
+            <w:shd w:val="clear" w:color="auto" w:fill="F4F7FB"/>
+            <w:tcMar>
+              <w:top w:w="90" w:type="dxa"/>
+              <w:left w:w="130" w:type="dxa"/>
+              <w:bottom w:w="90" w:type="dxa"/>
+              <w:right w:w="130" w:type="dxa"/>
+            </w:tcMar>
+            <w:vAlign w:val="center"/>
+          </w:tcPr>
+          <w:p>
+            <w:pPr>
+              <w:keepNext/>
+              <w:spacing w:after="0"/>
+            </w:pPr>
+            <w:r>
+              <w:rPr>
+                <w:sz w:val="19"/>
+              </w:rPr>
+              <w:t>el único valor que supera el umbral de la regla (0,08) en toda la ventana: es el evento que justifica la regla de humo</w:t>
+            </w:r>
+          </w:p>
+        </w:tc>
+      </w:tr>
+      <w:tr>
+        <w:trPr>
+          <w:cantSplit/>
+          <w:jc w:val="center"/>
+        </w:trPr>
+        <w:tc>
+          <w:tcPr>
+            <w:tcW w:w="1814" w:type="dxa"/>
+            <w:tcBorders>
+              <w:top w:val="single" w:sz="4" w:space="0" w:color="D0D7DE"/>
+              <w:left w:val="single" w:sz="4" w:space="0" w:color="D0D7DE"/>
+              <w:bottom w:val="single" w:sz="4" w:space="0" w:color="D0D7DE"/>
+              <w:right w:val="single" w:sz="4" w:space="0" w:color="D0D7DE"/>
+            </w:tcBorders>
+            <w:shd w:val="clear" w:color="auto" w:fill="FFFFFF"/>
+            <w:tcMar>
+              <w:top w:w="90" w:type="dxa"/>
+              <w:left w:w="130" w:type="dxa"/>
+              <w:bottom w:w="90" w:type="dxa"/>
+              <w:right w:w="130" w:type="dxa"/>
+            </w:tcMar>
+            <w:vAlign w:val="center"/>
+          </w:tcPr>
+          <w:p>
+            <w:pPr>
+              <w:keepNext/>
+              <w:spacing w:after="0"/>
+            </w:pPr>
+            <w:r>
+              <w:rPr>
+                <w:b/>
+                <w:sz w:val="19"/>
+              </w:rPr>
+              <w:t>potenciaKw</w:t>
+            </w:r>
+          </w:p>
+        </w:tc>
+        <w:tc>
+          <w:tcPr>
+            <w:tcW w:w="2381" w:type="dxa"/>
+            <w:tcBorders>
+              <w:top w:val="single" w:sz="4" w:space="0" w:color="D0D7DE"/>
+              <w:left w:val="single" w:sz="4" w:space="0" w:color="D0D7DE"/>
+              <w:bottom w:val="single" w:sz="4" w:space="0" w:color="D0D7DE"/>
+              <w:right w:val="single" w:sz="4" w:space="0" w:color="D0D7DE"/>
+            </w:tcBorders>
+            <w:shd w:val="clear" w:color="auto" w:fill="FFFFFF"/>
+            <w:tcMar>
+              <w:top w:w="90" w:type="dxa"/>
+              <w:left w:w="130" w:type="dxa"/>
+              <w:bottom w:w="90" w:type="dxa"/>
+              <w:right w:w="130" w:type="dxa"/>
+            </w:tcMar>
+            <w:vAlign w:val="center"/>
+          </w:tcPr>
+          <w:p>
+            <w:pPr>
+              <w:keepNext/>
+              <w:spacing w:after="0"/>
+            </w:pPr>
+            <w:r>
+              <w:rPr>
+                <w:sz w:val="19"/>
+              </w:rPr>
+              <w:t>máx 6,79 kW y 2 854 kWh (26-sep)</w:t>
+            </w:r>
+          </w:p>
+        </w:tc>
+        <w:tc>
+          <w:tcPr>
+            <w:tcW w:w="5669" w:type="dxa"/>
+            <w:tcBorders>
+              <w:top w:val="single" w:sz="4" w:space="0" w:color="D0D7DE"/>
+              <w:left w:val="single" w:sz="4" w:space="0" w:color="D0D7DE"/>
+              <w:bottom w:val="single" w:sz="4" w:space="0" w:color="D0D7DE"/>
+              <w:right w:val="single" w:sz="4" w:space="0" w:color="D0D7DE"/>
+            </w:tcBorders>
+            <w:shd w:val="clear" w:color="auto" w:fill="FFFFFF"/>
+            <w:tcMar>
+              <w:top w:w="90" w:type="dxa"/>
+              <w:left w:w="130" w:type="dxa"/>
+              <w:bottom w:w="90" w:type="dxa"/>
+              <w:right w:w="130" w:type="dxa"/>
+            </w:tcMar>
+            <w:vAlign w:val="center"/>
+          </w:tcPr>
+          <w:p>
+            <w:pPr>
+              <w:keepNext/>
+              <w:spacing w:after="0"/>
+            </w:pPr>
+            <w:r>
+              <w:rPr>
+                <w:sz w:val="19"/>
+              </w:rPr>
+              <w:t>el 26-sep fue el día de mayor trabajo del centro de datos: la fecha más larga (18 h) y con la carga de fila más alta</w:t>
+            </w:r>
+          </w:p>
+        </w:tc>
+      </w:tr>
+      <w:tr>
+        <w:trPr>
+          <w:cantSplit/>
+          <w:jc w:val="center"/>
+        </w:trPr>
+        <w:tc>
+          <w:tcPr>
+            <w:tcW w:w="1814" w:type="dxa"/>
+            <w:tcBorders>
+              <w:top w:val="single" w:sz="4" w:space="0" w:color="D0D7DE"/>
+              <w:left w:val="single" w:sz="4" w:space="0" w:color="D0D7DE"/>
+              <w:bottom w:val="single" w:sz="4" w:space="0" w:color="D0D7DE"/>
+              <w:right w:val="single" w:sz="4" w:space="0" w:color="D0D7DE"/>
+            </w:tcBorders>
+            <w:shd w:val="clear" w:color="auto" w:fill="F4F7FB"/>
+            <w:tcMar>
+              <w:top w:w="90" w:type="dxa"/>
+              <w:left w:w="130" w:type="dxa"/>
+              <w:bottom w:w="90" w:type="dxa"/>
+              <w:right w:w="130" w:type="dxa"/>
+            </w:tcMar>
+            <w:vAlign w:val="center"/>
+          </w:tcPr>
+          <w:p>
+            <w:pPr>
+              <w:keepNext/>
+              <w:spacing w:after="0"/>
+            </w:pPr>
+            <w:r>
+              <w:rPr>
+                <w:b/>
+                <w:sz w:val="19"/>
+              </w:rPr>
+              <w:t>corrienteA</w:t>
+            </w:r>
+          </w:p>
+        </w:tc>
+        <w:tc>
+          <w:tcPr>
+            <w:tcW w:w="2381" w:type="dxa"/>
+            <w:tcBorders>
+              <w:top w:val="single" w:sz="4" w:space="0" w:color="D0D7DE"/>
+              <w:left w:val="single" w:sz="4" w:space="0" w:color="D0D7DE"/>
+              <w:bottom w:val="single" w:sz="4" w:space="0" w:color="D0D7DE"/>
+              <w:right w:val="single" w:sz="4" w:space="0" w:color="D0D7DE"/>
+            </w:tcBorders>
+            <w:shd w:val="clear" w:color="auto" w:fill="F4F7FB"/>
+            <w:tcMar>
+              <w:top w:w="90" w:type="dxa"/>
+              <w:left w:w="130" w:type="dxa"/>
+              <w:bottom w:w="90" w:type="dxa"/>
+              <w:right w:w="130" w:type="dxa"/>
+            </w:tcMar>
+            <w:vAlign w:val="center"/>
+          </w:tcPr>
+          <w:p>
+            <w:pPr>
+              <w:keepNext/>
+              <w:spacing w:after="0"/>
+            </w:pPr>
+            <w:r>
+              <w:rPr>
+                <w:sz w:val="19"/>
+              </w:rPr>
+              <w:t>máx 30,82 A (26-sep), mín 8,13 A (24-sep)</w:t>
+            </w:r>
+          </w:p>
+        </w:tc>
+        <w:tc>
+          <w:tcPr>
+            <w:tcW w:w="5669" w:type="dxa"/>
+            <w:tcBorders>
+              <w:top w:val="single" w:sz="4" w:space="0" w:color="D0D7DE"/>
+              <w:left w:val="single" w:sz="4" w:space="0" w:color="D0D7DE"/>
+              <w:bottom w:val="single" w:sz="4" w:space="0" w:color="D0D7DE"/>
+              <w:right w:val="single" w:sz="4" w:space="0" w:color="D0D7DE"/>
+            </w:tcBorders>
+            <w:shd w:val="clear" w:color="auto" w:fill="F4F7FB"/>
+            <w:tcMar>
+              <w:top w:w="90" w:type="dxa"/>
+              <w:left w:w="130" w:type="dxa"/>
+              <w:bottom w:w="90" w:type="dxa"/>
+              <w:right w:w="130" w:type="dxa"/>
+            </w:tcMar>
+            <w:vAlign w:val="center"/>
+          </w:tcPr>
+          <w:p>
+            <w:pPr>
+              <w:keepNext/>
+              <w:spacing w:after="0"/>
+            </w:pPr>
+            <w:r>
+              <w:rPr>
+                <w:sz w:val="19"/>
+              </w:rPr>
+              <w:t>el máximo queda a 1,2 A de la protección de 32 A de la PDU (el punto más exigente de la ventana); el mínimo son las primeras horas del 24-sep con poca carga conectada</w:t>
+            </w:r>
+          </w:p>
+        </w:tc>
+      </w:tr>
+      <w:tr>
+        <w:trPr>
+          <w:cantSplit/>
+          <w:jc w:val="center"/>
+        </w:trPr>
+        <w:tc>
+          <w:tcPr>
+            <w:tcW w:w="1814" w:type="dxa"/>
+            <w:tcBorders>
+              <w:top w:val="single" w:sz="4" w:space="0" w:color="D0D7DE"/>
+              <w:left w:val="single" w:sz="4" w:space="0" w:color="D0D7DE"/>
+              <w:bottom w:val="single" w:sz="4" w:space="0" w:color="D0D7DE"/>
+              <w:right w:val="single" w:sz="4" w:space="0" w:color="D0D7DE"/>
+            </w:tcBorders>
+            <w:shd w:val="clear" w:color="auto" w:fill="FFFFFF"/>
+            <w:tcMar>
+              <w:top w:w="90" w:type="dxa"/>
+              <w:left w:w="130" w:type="dxa"/>
+              <w:bottom w:w="90" w:type="dxa"/>
+              <w:right w:w="130" w:type="dxa"/>
+            </w:tcMar>
+            <w:vAlign w:val="center"/>
+          </w:tcPr>
+          <w:p>
+            <w:pPr>
+              <w:keepNext/>
+              <w:spacing w:after="0"/>
+            </w:pPr>
+            <w:r>
+              <w:rPr>
+                <w:b/>
+                <w:sz w:val="19"/>
+              </w:rPr>
+              <w:t>eventosAcceso</w:t>
+            </w:r>
+          </w:p>
+        </w:tc>
+        <w:tc>
+          <w:tcPr>
+            <w:tcW w:w="2381" w:type="dxa"/>
+            <w:tcBorders>
+              <w:top w:val="single" w:sz="4" w:space="0" w:color="D0D7DE"/>
+              <w:left w:val="single" w:sz="4" w:space="0" w:color="D0D7DE"/>
+              <w:bottom w:val="single" w:sz="4" w:space="0" w:color="D0D7DE"/>
+              <w:right w:val="single" w:sz="4" w:space="0" w:color="D0D7DE"/>
+            </w:tcBorders>
+            <w:shd w:val="clear" w:color="auto" w:fill="FFFFFF"/>
+            <w:tcMar>
+              <w:top w:w="90" w:type="dxa"/>
+              <w:left w:w="130" w:type="dxa"/>
+              <w:bottom w:w="90" w:type="dxa"/>
+              <w:right w:w="130" w:type="dxa"/>
+            </w:tcMar>
+            <w:vAlign w:val="center"/>
+          </w:tcPr>
+          <w:p>
+            <w:pPr>
+              <w:keepNext/>
+              <w:spacing w:after="0"/>
+            </w:pPr>
+            <w:r>
+              <w:rPr>
+                <w:sz w:val="19"/>
+              </w:rPr>
+              <w:t>suma 6 049 (26-sep) frente a 1 393 (24-sep)</w:t>
+            </w:r>
+          </w:p>
+        </w:tc>
+        <w:tc>
+          <w:tcPr>
+            <w:tcW w:w="5669" w:type="dxa"/>
+            <w:tcBorders>
+              <w:top w:val="single" w:sz="4" w:space="0" w:color="D0D7DE"/>
+              <w:left w:val="single" w:sz="4" w:space="0" w:color="D0D7DE"/>
+              <w:bottom w:val="single" w:sz="4" w:space="0" w:color="D0D7DE"/>
+              <w:right w:val="single" w:sz="4" w:space="0" w:color="D0D7DE"/>
+            </w:tcBorders>
+            <w:shd w:val="clear" w:color="auto" w:fill="FFFFFF"/>
+            <w:tcMar>
+              <w:top w:w="90" w:type="dxa"/>
+              <w:left w:w="130" w:type="dxa"/>
+              <w:bottom w:w="90" w:type="dxa"/>
+              <w:right w:w="130" w:type="dxa"/>
+            </w:tcMar>
+            <w:vAlign w:val="center"/>
+          </w:tcPr>
+          <w:p>
+            <w:pPr>
+              <w:keepNext/>
+              <w:spacing w:after="0"/>
+            </w:pPr>
+            <w:r>
+              <w:rPr>
+                <w:sz w:val="19"/>
+              </w:rPr>
+              <w:t>el 26-sep concentra cuatro veces más aperturas: jornada de mantenimiento y visitas, y explica el mínimo de presión diferencial de ese día</w:t>
+            </w:r>
+          </w:p>
+        </w:tc>
+      </w:tr>
+      <w:tr>
+        <w:trPr>
+          <w:cantSplit/>
+          <w:jc w:val="center"/>
+        </w:trPr>
+        <w:tc>
+          <w:tcPr>
+            <w:tcW w:w="1814" w:type="dxa"/>
+            <w:tcBorders>
+              <w:top w:val="single" w:sz="4" w:space="0" w:color="D0D7DE"/>
+              <w:left w:val="single" w:sz="4" w:space="0" w:color="D0D7DE"/>
+              <w:bottom w:val="single" w:sz="4" w:space="0" w:color="D0D7DE"/>
+              <w:right w:val="single" w:sz="4" w:space="0" w:color="D0D7DE"/>
+            </w:tcBorders>
+            <w:shd w:val="clear" w:color="auto" w:fill="F4F7FB"/>
+            <w:tcMar>
+              <w:top w:w="90" w:type="dxa"/>
+              <w:left w:w="130" w:type="dxa"/>
+              <w:bottom w:w="90" w:type="dxa"/>
+              <w:right w:w="130" w:type="dxa"/>
+            </w:tcMar>
+            <w:vAlign w:val="center"/>
+          </w:tcPr>
+          <w:p>
+            <w:pPr>
+              <w:spacing w:after="0"/>
+            </w:pPr>
+            <w:r>
+              <w:rPr>
+                <w:b/>
+                <w:sz w:val="19"/>
+              </w:rPr>
+              <w:t>tempTecho</w:t>
+            </w:r>
+          </w:p>
+        </w:tc>
+        <w:tc>
+          <w:tcPr>
+            <w:tcW w:w="2381" w:type="dxa"/>
+            <w:tcBorders>
+              <w:top w:val="single" w:sz="4" w:space="0" w:color="D0D7DE"/>
+              <w:left w:val="single" w:sz="4" w:space="0" w:color="D0D7DE"/>
+              <w:bottom w:val="single" w:sz="4" w:space="0" w:color="D0D7DE"/>
+              <w:right w:val="single" w:sz="4" w:space="0" w:color="D0D7DE"/>
+            </w:tcBorders>
+            <w:shd w:val="clear" w:color="auto" w:fill="F4F7FB"/>
+            <w:tcMar>
+              <w:top w:w="90" w:type="dxa"/>
+              <w:left w:w="130" w:type="dxa"/>
+              <w:bottom w:w="90" w:type="dxa"/>
+              <w:right w:w="130" w:type="dxa"/>
+            </w:tcMar>
+            <w:vAlign w:val="center"/>
+          </w:tcPr>
+          <w:p>
+            <w:pPr>
+              <w:spacing w:after="0"/>
+            </w:pPr>
+            <w:r>
+              <w:rPr>
+                <w:sz w:val="19"/>
+              </w:rPr>
+              <w:t>máx 27,38 °C (26-sep)</w:t>
+            </w:r>
+          </w:p>
+        </w:tc>
+        <w:tc>
+          <w:tcPr>
+            <w:tcW w:w="5669" w:type="dxa"/>
+            <w:tcBorders>
+              <w:top w:val="single" w:sz="4" w:space="0" w:color="D0D7DE"/>
+              <w:left w:val="single" w:sz="4" w:space="0" w:color="D0D7DE"/>
+              <w:bottom w:val="single" w:sz="4" w:space="0" w:color="D0D7DE"/>
+              <w:right w:val="single" w:sz="4" w:space="0" w:color="D0D7DE"/>
+            </w:tcBorders>
+            <w:shd w:val="clear" w:color="auto" w:fill="F4F7FB"/>
+            <w:tcMar>
+              <w:top w:w="90" w:type="dxa"/>
+              <w:left w:w="130" w:type="dxa"/>
+              <w:bottom w:w="90" w:type="dxa"/>
+              <w:right w:w="130" w:type="dxa"/>
+            </w:tcMar>
+            <w:vAlign w:val="center"/>
+          </w:tcPr>
+          <w:p>
+            <w:pPr>
+              <w:spacing w:after="0"/>
+            </w:pPr>
+            <w:r>
+              <w:rPr>
+                <w:sz w:val="19"/>
+              </w:rPr>
+              <w:t>estratificación estable y muy lejos del umbral de incendio en las cuatro fechas: el techo no se calienta de forma anómala</w:t>
+            </w:r>
+          </w:p>
+        </w:tc>
+      </w:tr>
+    </w:tbl>
+    <w:p>
+      <w:pPr>
+        <w:spacing w:after="80"/>
       </w:pPr>
     </w:p>
     <w:sectPr>
@@ -33259,31 +34460,31 @@
       </w:rPr>
     </w:lvl>
   </w:abstractNum>
-  <w:num w:numId="1" w16cid:durableId="1698651978">
+  <w:num w:numId="1" w16cid:durableId="1074203529">
     <w:abstractNumId w:val="8"/>
   </w:num>
-  <w:num w:numId="2" w16cid:durableId="389689844">
+  <w:num w:numId="2" w16cid:durableId="503127845">
     <w:abstractNumId w:val="6"/>
   </w:num>
-  <w:num w:numId="3" w16cid:durableId="1972008841">
+  <w:num w:numId="3" w16cid:durableId="1206874234">
     <w:abstractNumId w:val="5"/>
   </w:num>
-  <w:num w:numId="4" w16cid:durableId="2116174969">
+  <w:num w:numId="4" w16cid:durableId="1891653210">
     <w:abstractNumId w:val="4"/>
   </w:num>
-  <w:num w:numId="5" w16cid:durableId="1088886437">
+  <w:num w:numId="5" w16cid:durableId="1941260454">
     <w:abstractNumId w:val="7"/>
   </w:num>
-  <w:num w:numId="6" w16cid:durableId="305622138">
+  <w:num w:numId="6" w16cid:durableId="436873339">
     <w:abstractNumId w:val="3"/>
   </w:num>
-  <w:num w:numId="7" w16cid:durableId="1256327467">
+  <w:num w:numId="7" w16cid:durableId="1276058878">
     <w:abstractNumId w:val="2"/>
   </w:num>
-  <w:num w:numId="8" w16cid:durableId="1441530397">
+  <w:num w:numId="8" w16cid:durableId="1690831029">
     <w:abstractNumId w:val="1"/>
   </w:num>
-  <w:num w:numId="9" w16cid:durableId="1787503846">
+  <w:num w:numId="9" w16cid:durableId="1839491687">
     <w:abstractNumId w:val="0"/>
   </w:num>
 </w:numbering>
@@ -44676,7 +45877,7 @@
     <w:autoRedefine/>
     <w:uiPriority w:val="39"/>
     <w:unhideWhenUsed/>
-    <w:rsid w:val="004469CA"/>
+    <w:rsid w:val="00952114"/>
     <w:pPr>
       <w:spacing w:after="100"/>
     </w:pPr>
@@ -44688,7 +45889,7 @@
     <w:autoRedefine/>
     <w:uiPriority w:val="39"/>
     <w:unhideWhenUsed/>
-    <w:rsid w:val="004469CA"/>
+    <w:rsid w:val="00952114"/>
     <w:pPr>
       <w:spacing w:after="100"/>
       <w:ind w:left="210"/>
@@ -44699,7 +45900,7 @@
     <w:basedOn w:val="Fuentedeprrafopredeter"/>
     <w:uiPriority w:val="99"/>
     <w:unhideWhenUsed/>
-    <w:rsid w:val="004469CA"/>
+    <w:rsid w:val="00952114"/>
     <w:rPr>
       <w:color w:val="0000FF" w:themeColor="hyperlink"/>
       <w:u w:val="single"/>
